--- a/技术文档/需求规格说明书.docx
+++ b/技术文档/需求规格说明书.docx
@@ -1,6 +1,6 @@
 
 <file path=word/document.xml><?xml version="1.0" encoding="utf-8"?>
-<w:document xmlns:wpc="http://schemas.microsoft.com/office/word/2010/wordprocessingCanvas" xmlns:cx="http://schemas.microsoft.com/office/drawing/2014/chartex" xmlns:cx1="http://schemas.microsoft.com/office/drawing/2015/9/8/chartex" xmlns:cx2="http://schemas.microsoft.com/office/drawing/2015/10/21/chartex" xmlns:cx3="http://schemas.microsoft.com/office/drawing/2016/5/9/chartex" xmlns:cx4="http://schemas.microsoft.com/office/drawing/2016/5/10/chartex" xmlns:cx5="http://schemas.microsoft.com/office/drawing/2016/5/11/chartex" xmlns:cx6="http://schemas.microsoft.com/office/drawing/2016/5/12/chartex" xmlns:cx7="http://schemas.microsoft.com/office/drawing/2016/5/13/chartex" xmlns:cx8="http://schemas.microsoft.com/office/drawing/2016/5/14/chartex" xmlns:mc="http://schemas.openxmlformats.org/markup-compatibility/2006" xmlns:aink="http://schemas.microsoft.com/office/drawing/2016/ink" xmlns:am3d="http://schemas.microsoft.com/office/drawing/2017/model3d" xmlns:o="urn:schemas-microsoft-com:office:office" xmlns:oel="http://schemas.microsoft.com/office/2019/extlst" xmlns:r="http://schemas.openxmlformats.org/officeDocument/2006/relationships" xmlns:m="http://schemas.openxmlformats.org/officeDocument/2006/math" xmlns:v="urn:schemas-microsoft-com:vml" xmlns:wp14="http://schemas.microsoft.com/office/word/2010/wordprocessingDrawing" xmlns:wp="http://schemas.openxmlformats.org/drawingml/2006/wordprocessingDrawing" xmlns:w10="urn:schemas-microsoft-com:office:word" xmlns:w="http://schemas.openxmlformats.org/wordprocessingml/2006/main" xmlns:w14="http://schemas.microsoft.com/office/word/2010/wordml" xmlns:w15="http://schemas.microsoft.com/office/word/2012/wordml" xmlns:w16cex="http://schemas.microsoft.com/office/word/2018/wordml/cex" xmlns:w16cid="http://schemas.microsoft.com/office/word/2016/wordml/cid" xmlns:w16="http://schemas.microsoft.com/office/word/2018/wordml" xmlns:w16du="http://schemas.microsoft.com/office/word/2023/wordml/word16du" xmlns:w16sdtdh="http://schemas.microsoft.com/office/word/2020/wordml/sdtdatahash" xmlns:w16se="http://schemas.microsoft.com/office/word/2015/wordml/symex" xmlns:wpg="http://schemas.microsoft.com/office/word/2010/wordprocessingGroup" xmlns:wpi="http://schemas.microsoft.com/office/word/2010/wordprocessingInk" xmlns:wne="http://schemas.microsoft.com/office/word/2006/wordml" xmlns:wps="http://schemas.microsoft.com/office/word/2010/wordprocessingShape" mc:Ignorable="w14 w15 w16se w16cid w16 w16cex w16sdtdh w16du wp14">
+<w:document xmlns:wpc="http://schemas.microsoft.com/office/word/2010/wordprocessingCanvas" xmlns:cx="http://schemas.microsoft.com/office/drawing/2014/chartex" xmlns:cx1="http://schemas.microsoft.com/office/drawing/2015/9/8/chartex" xmlns:cx2="http://schemas.microsoft.com/office/drawing/2015/10/21/chartex" xmlns:cx3="http://schemas.microsoft.com/office/drawing/2016/5/9/chartex" xmlns:cx4="http://schemas.microsoft.com/office/drawing/2016/5/10/chartex" xmlns:cx5="http://schemas.microsoft.com/office/drawing/2016/5/11/chartex" xmlns:cx6="http://schemas.microsoft.com/office/drawing/2016/5/12/chartex" xmlns:cx7="http://schemas.microsoft.com/office/drawing/2016/5/13/chartex" xmlns:cx8="http://schemas.microsoft.com/office/drawing/2016/5/14/chartex" xmlns:mc="http://schemas.openxmlformats.org/markup-compatibility/2006" xmlns:aink="http://schemas.microsoft.com/office/drawing/2016/ink" xmlns:am3d="http://schemas.microsoft.com/office/drawing/2017/model3d" xmlns:o="urn:schemas-microsoft-com:office:office" xmlns:oel="http://schemas.microsoft.com/office/2019/extlst" xmlns:r="http://schemas.openxmlformats.org/officeDocument/2006/relationships" xmlns:m="http://schemas.openxmlformats.org/officeDocument/2006/math" xmlns:v="urn:schemas-microsoft-com:vml" xmlns:wp14="http://schemas.microsoft.com/office/word/2010/wordprocessingDrawing" xmlns:wp="http://schemas.openxmlformats.org/drawingml/2006/wordprocessingDrawing" xmlns:w10="urn:schemas-microsoft-com:office:word" xmlns:w="http://schemas.openxmlformats.org/wordprocessingml/2006/main" xmlns:w14="http://schemas.microsoft.com/office/word/2010/wordml" xmlns:w15="http://schemas.microsoft.com/office/word/2012/wordml" xmlns:w16cex="http://schemas.microsoft.com/office/word/2018/wordml/cex" xmlns:w16cid="http://schemas.microsoft.com/office/word/2016/wordml/cid" xmlns:w16="http://schemas.microsoft.com/office/word/2018/wordml" xmlns:w16du="http://schemas.microsoft.com/office/word/2023/wordml/word16du" xmlns:w16sdtdh="http://schemas.microsoft.com/office/word/2020/wordml/sdtdatahash" xmlns:w16sdtfl="http://schemas.microsoft.com/office/word/2024/wordml/sdtformatlock" xmlns:w16se="http://schemas.microsoft.com/office/word/2015/wordml/symex" xmlns:wpg="http://schemas.microsoft.com/office/word/2010/wordprocessingGroup" xmlns:wpi="http://schemas.microsoft.com/office/word/2010/wordprocessingInk" xmlns:wne="http://schemas.microsoft.com/office/word/2006/wordml" xmlns:wps="http://schemas.microsoft.com/office/word/2010/wordprocessingShape" mc:Ignorable="w14 w15 w16se w16cid w16 w16cex w16sdtdh w16sdtfl w16du wp14">
   <w:body>
     <w:p>
       <w:pPr>
@@ -140,7 +140,7 @@
           <w:sz w:val="44"/>
           <w:szCs w:val="44"/>
         </w:rPr>
-        <w:t>需求分析</w:t>
+        <w:t>项目管理</w:t>
       </w:r>
       <w:r>
         <w:rPr>
@@ -9803,7 +9803,7 @@
         <w:ind w:firstLineChars="200" w:firstLine="480"/>
         <w:jc w:val="left"/>
         <w:rPr>
-          <w:rFonts w:ascii="宋体" w:eastAsia="宋体" w:hAnsi="宋体" w:cs="Times New Roman"/>
+          <w:rFonts w:ascii="宋体" w:eastAsia="宋体" w:hAnsi="宋体" w:cs="Times New Roman" w:hint="eastAsia"/>
           <w:sz w:val="24"/>
           <w:szCs w:val="24"/>
         </w:rPr>
@@ -9923,25 +9923,7 @@
           <w:sz w:val="24"/>
           <w:szCs w:val="24"/>
         </w:rPr>
-        <w:t>康乐</w:t>
-      </w:r>
-      <w:proofErr w:type="gramStart"/>
-      <w:r>
-        <w:rPr>
-          <w:rFonts w:ascii="宋体" w:eastAsia="宋体" w:hAnsi="宋体" w:cs="Times New Roman" w:hint="eastAsia"/>
-          <w:sz w:val="24"/>
-          <w:szCs w:val="24"/>
-        </w:rPr>
-        <w:t>智助项目</w:t>
-      </w:r>
-      <w:proofErr w:type="gramEnd"/>
-      <w:r>
-        <w:rPr>
-          <w:rFonts w:ascii="宋体" w:eastAsia="宋体" w:hAnsi="宋体" w:cs="Times New Roman" w:hint="eastAsia"/>
-          <w:sz w:val="24"/>
-          <w:szCs w:val="24"/>
-        </w:rPr>
-        <w:t>由本小组提出并开发，面向普通消费级用户。</w:t>
+        <w:t>康乐智助项目由本小组提出并开发，面向普通消费级用户。</w:t>
       </w:r>
     </w:p>
     <w:p>
@@ -9962,25 +9944,25 @@
           <w:sz w:val="24"/>
           <w:szCs w:val="24"/>
         </w:rPr>
-        <w:t>该系统前端</w:t>
-      </w:r>
-      <w:proofErr w:type="gramStart"/>
+        <w:t>该系统前端基于微信小程序(</w:t>
+      </w:r>
+      <w:proofErr w:type="spellStart"/>
       <w:r>
         <w:rPr>
           <w:rFonts w:ascii="宋体" w:eastAsia="宋体" w:hAnsi="宋体" w:cs="Times New Roman" w:hint="eastAsia"/>
           <w:sz w:val="24"/>
           <w:szCs w:val="24"/>
         </w:rPr>
-        <w:t>基于微信小</w:t>
-      </w:r>
-      <w:proofErr w:type="gramEnd"/>
+        <w:t>uni</w:t>
+      </w:r>
+      <w:proofErr w:type="spellEnd"/>
       <w:r>
         <w:rPr>
           <w:rFonts w:ascii="宋体" w:eastAsia="宋体" w:hAnsi="宋体" w:cs="Times New Roman" w:hint="eastAsia"/>
           <w:sz w:val="24"/>
           <w:szCs w:val="24"/>
         </w:rPr>
-        <w:t>程序(</w:t>
+        <w:t>-app)开发，必须基于微信运行。通过百度公司的</w:t>
       </w:r>
       <w:proofErr w:type="spellStart"/>
       <w:r>
@@ -9989,7 +9971,7 @@
           <w:sz w:val="24"/>
           <w:szCs w:val="24"/>
         </w:rPr>
-        <w:t>uni</w:t>
+        <w:t>ernie_speed</w:t>
       </w:r>
       <w:proofErr w:type="spellEnd"/>
       <w:r>
@@ -9998,61 +9980,7 @@
           <w:sz w:val="24"/>
           <w:szCs w:val="24"/>
         </w:rPr>
-        <w:t>-app)开发，必须</w:t>
-      </w:r>
-      <w:proofErr w:type="gramStart"/>
-      <w:r>
-        <w:rPr>
-          <w:rFonts w:ascii="宋体" w:eastAsia="宋体" w:hAnsi="宋体" w:cs="Times New Roman" w:hint="eastAsia"/>
-          <w:sz w:val="24"/>
-          <w:szCs w:val="24"/>
-        </w:rPr>
-        <w:t>基于微信运行</w:t>
-      </w:r>
-      <w:proofErr w:type="gramEnd"/>
-      <w:r>
-        <w:rPr>
-          <w:rFonts w:ascii="宋体" w:eastAsia="宋体" w:hAnsi="宋体" w:cs="Times New Roman" w:hint="eastAsia"/>
-          <w:sz w:val="24"/>
-          <w:szCs w:val="24"/>
-        </w:rPr>
-        <w:t>。通过百度公司的</w:t>
-      </w:r>
-      <w:proofErr w:type="spellStart"/>
-      <w:r>
-        <w:rPr>
-          <w:rFonts w:ascii="宋体" w:eastAsia="宋体" w:hAnsi="宋体" w:cs="Times New Roman" w:hint="eastAsia"/>
-          <w:sz w:val="24"/>
-          <w:szCs w:val="24"/>
-        </w:rPr>
-        <w:t>ernie_speed</w:t>
-      </w:r>
-      <w:proofErr w:type="spellEnd"/>
-      <w:r>
-        <w:rPr>
-          <w:rFonts w:ascii="宋体" w:eastAsia="宋体" w:hAnsi="宋体" w:cs="Times New Roman" w:hint="eastAsia"/>
-          <w:sz w:val="24"/>
-          <w:szCs w:val="24"/>
-        </w:rPr>
-        <w:t>接口调用AI模型。硬件部分基于Arduino单片机开发，使用MAX30102传感器采集生理数据并通过HC-08</w:t>
-      </w:r>
-      <w:proofErr w:type="gramStart"/>
-      <w:r>
-        <w:rPr>
-          <w:rFonts w:ascii="宋体" w:eastAsia="宋体" w:hAnsi="宋体" w:cs="Times New Roman" w:hint="eastAsia"/>
-          <w:sz w:val="24"/>
-          <w:szCs w:val="24"/>
-        </w:rPr>
-        <w:t>蓝牙模块</w:t>
-      </w:r>
-      <w:proofErr w:type="gramEnd"/>
-      <w:r>
-        <w:rPr>
-          <w:rFonts w:ascii="宋体" w:eastAsia="宋体" w:hAnsi="宋体" w:cs="Times New Roman" w:hint="eastAsia"/>
-          <w:sz w:val="24"/>
-          <w:szCs w:val="24"/>
-        </w:rPr>
-        <w:t>发送到小程序。</w:t>
+        <w:t>接口调用AI模型。硬件部分基于Arduino单片机开发，使用MAX30102传感器采集生理数据并通过HC-08蓝牙模块发送到小程序。</w:t>
       </w:r>
     </w:p>
     <w:p>
@@ -10103,170 +10031,52 @@
           <w:sz w:val="24"/>
           <w:szCs w:val="24"/>
         </w:rPr>
-        <w:t>"</w:t>
-      </w:r>
-      <w:proofErr w:type="gramStart"/>
-      <w:r>
+        <w:t>"康乐智助"项目的系统范围包括微信小程序前端、硬件数据采集设备和人工智能接口三大部分，覆盖了数据采集、用户交互、数据分析与反馈等多项功能。系统通过穿戴设备采集用户的实时生理数据，包括心率和血氧饱和度等关键健康参数，这些数据通过蓝牙模块传输到微信小程序，实现健康监测的实时显示。小程序界面作为主要的用户交互窗口，用户可以在此查看自己的实时健康数据、历史统计分析、以及与AI小助手的互动记录。</w:t>
+      </w:r>
+    </w:p>
+    <w:p>
+      <w:pPr>
+        <w:ind w:firstLine="420"/>
         <w:rPr>
           <w:rFonts w:ascii="宋体" w:eastAsia="宋体" w:hAnsi="宋体" w:cs="Times New Roman" w:hint="eastAsia"/>
           <w:sz w:val="24"/>
           <w:szCs w:val="24"/>
         </w:rPr>
-        <w:t>康乐智助</w:t>
-      </w:r>
-      <w:proofErr w:type="gramEnd"/>
+      </w:pPr>
       <w:r>
         <w:rPr>
           <w:rFonts w:ascii="宋体" w:eastAsia="宋体" w:hAnsi="宋体" w:cs="Times New Roman" w:hint="eastAsia"/>
           <w:sz w:val="24"/>
           <w:szCs w:val="24"/>
         </w:rPr>
-        <w:t>"项目的系统范围</w:t>
-      </w:r>
-      <w:proofErr w:type="gramStart"/>
-      <w:r>
+        <w:t>为了提升健康管理的效果，系统接入了百度ERNIE-Speed AI接口，提供个性化的健康建议功能。用户可以通过小程序输入健康相关问题，AI小助手会即时生成相应的解答与指导。这一功能为用户提供了便捷的智能健康顾问服务，使其能够根据自身状况得到科学的建议和改善方案。此外，系统还具备紧急健康警报功能，当传感器检测到用户的心率或血氧异常时，会触发警报，提醒用户尽快处理潜在健康问题。</w:t>
+      </w:r>
+    </w:p>
+    <w:p>
+      <w:pPr>
+        <w:ind w:firstLine="420"/>
         <w:rPr>
           <w:rFonts w:ascii="宋体" w:eastAsia="宋体" w:hAnsi="宋体" w:cs="Times New Roman" w:hint="eastAsia"/>
           <w:sz w:val="24"/>
           <w:szCs w:val="24"/>
         </w:rPr>
-        <w:t>包括微信小</w:t>
-      </w:r>
-      <w:proofErr w:type="gramEnd"/>
+      </w:pPr>
       <w:r>
         <w:rPr>
           <w:rFonts w:ascii="宋体" w:eastAsia="宋体" w:hAnsi="宋体" w:cs="Times New Roman" w:hint="eastAsia"/>
           <w:sz w:val="24"/>
           <w:szCs w:val="24"/>
         </w:rPr>
-        <w:t>程序前端、硬件数据采集设备和人工智能接口三大部分，覆盖了数据采集、用户交互、数据分析与反馈等多项功能。系统通过穿戴设备采集用户的实时生理数据，包括心率和血氧饱和度等关键健康参数，这些数据</w:t>
-      </w:r>
-      <w:proofErr w:type="gramStart"/>
+        <w:t>系统范围还涵盖了数据的存储和管理功能。尽管数据存储主要在硬件端，</w:t>
+      </w:r>
       <w:r>
         <w:rPr>
           <w:rFonts w:ascii="宋体" w:eastAsia="宋体" w:hAnsi="宋体" w:cs="Times New Roman" w:hint="eastAsia"/>
           <w:sz w:val="24"/>
           <w:szCs w:val="24"/>
         </w:rPr>
-        <w:t>通过蓝牙模块</w:t>
-      </w:r>
-      <w:proofErr w:type="gramEnd"/>
-      <w:r>
-        <w:rPr>
-          <w:rFonts w:ascii="宋体" w:eastAsia="宋体" w:hAnsi="宋体" w:cs="Times New Roman" w:hint="eastAsia"/>
-          <w:sz w:val="24"/>
-          <w:szCs w:val="24"/>
-        </w:rPr>
-        <w:t>传输</w:t>
-      </w:r>
-      <w:proofErr w:type="gramStart"/>
-      <w:r>
-        <w:rPr>
-          <w:rFonts w:ascii="宋体" w:eastAsia="宋体" w:hAnsi="宋体" w:cs="Times New Roman" w:hint="eastAsia"/>
-          <w:sz w:val="24"/>
-          <w:szCs w:val="24"/>
-        </w:rPr>
-        <w:t>到微信小</w:t>
-      </w:r>
-      <w:proofErr w:type="gramEnd"/>
-      <w:r>
-        <w:rPr>
-          <w:rFonts w:ascii="宋体" w:eastAsia="宋体" w:hAnsi="宋体" w:cs="Times New Roman" w:hint="eastAsia"/>
-          <w:sz w:val="24"/>
-          <w:szCs w:val="24"/>
-        </w:rPr>
-        <w:t>程序，实现健康监测的实时显示。小程序界面作为主要的用户交互窗口，用户可以在此查看自己的实时健康数据、历史统计分析、以及与AI小助手的互动记录。</w:t>
-      </w:r>
-    </w:p>
-    <w:p>
-      <w:pPr>
-        <w:ind w:firstLine="420"/>
-        <w:rPr>
-          <w:rFonts w:ascii="宋体" w:eastAsia="宋体" w:hAnsi="宋体" w:cs="Times New Roman" w:hint="eastAsia"/>
-          <w:sz w:val="24"/>
-          <w:szCs w:val="24"/>
-        </w:rPr>
-      </w:pPr>
-      <w:r>
-        <w:rPr>
-          <w:rFonts w:ascii="宋体" w:eastAsia="宋体" w:hAnsi="宋体" w:cs="Times New Roman" w:hint="eastAsia"/>
-          <w:sz w:val="24"/>
-          <w:szCs w:val="24"/>
-        </w:rPr>
-        <w:t>为了提升健康管理的效果，系统接入了百度ERNIE-Speed AI接口，提供个性化的健康建议功能。用户可以通过小程序输入健康相关问题，AI小助手会即时生成相应的解答与指导。这一功能为用户提供了便捷的智能健康顾问服务，使其能够根据自身状况得到科学的建议和改善方案。此外，系统还具备紧急健康警报功能，当传感器检测到用户的心率或血氧异常时，会触发警报，提醒用户尽快处理潜在健康问题。</w:t>
-      </w:r>
-    </w:p>
-    <w:p>
-      <w:pPr>
-        <w:ind w:firstLine="420"/>
-        <w:rPr>
-          <w:rFonts w:ascii="宋体" w:eastAsia="宋体" w:hAnsi="宋体" w:cs="Times New Roman"/>
-          <w:sz w:val="24"/>
-          <w:szCs w:val="24"/>
-        </w:rPr>
-      </w:pPr>
-      <w:r>
-        <w:rPr>
-          <w:rFonts w:ascii="宋体" w:eastAsia="宋体" w:hAnsi="宋体" w:cs="Times New Roman" w:hint="eastAsia"/>
-          <w:sz w:val="24"/>
-          <w:szCs w:val="24"/>
-        </w:rPr>
-        <w:t>系统范围还涵盖了数据的存储和管理功能。尽管数据存储主要在硬件端，</w:t>
-      </w:r>
-      <w:proofErr w:type="gramStart"/>
-      <w:r>
-        <w:rPr>
-          <w:rFonts w:ascii="宋体" w:eastAsia="宋体" w:hAnsi="宋体" w:cs="Times New Roman" w:hint="eastAsia"/>
-          <w:sz w:val="24"/>
-          <w:szCs w:val="24"/>
-        </w:rPr>
         <w:lastRenderedPageBreak/>
-        <w:t>微信小</w:t>
-      </w:r>
-      <w:proofErr w:type="gramEnd"/>
-      <w:r>
-        <w:rPr>
-          <w:rFonts w:ascii="宋体" w:eastAsia="宋体" w:hAnsi="宋体" w:cs="Times New Roman" w:hint="eastAsia"/>
-          <w:sz w:val="24"/>
-          <w:szCs w:val="24"/>
-        </w:rPr>
-        <w:t>程序也会提供一定的历史数据记录功能，用户可以查看过去7天的健康数据统计，这些数据在小程序端以图表形式展示，帮助用户更直观地了解自身健康趋势。系统范围内的所有硬件（如MAX30102传感器、HC-08</w:t>
-      </w:r>
-      <w:proofErr w:type="gramStart"/>
-      <w:r>
-        <w:rPr>
-          <w:rFonts w:ascii="宋体" w:eastAsia="宋体" w:hAnsi="宋体" w:cs="Times New Roman" w:hint="eastAsia"/>
-          <w:sz w:val="24"/>
-          <w:szCs w:val="24"/>
-        </w:rPr>
-        <w:t>蓝牙模块</w:t>
-      </w:r>
-      <w:proofErr w:type="gramEnd"/>
-      <w:r>
-        <w:rPr>
-          <w:rFonts w:ascii="宋体" w:eastAsia="宋体" w:hAnsi="宋体" w:cs="Times New Roman" w:hint="eastAsia"/>
-          <w:sz w:val="24"/>
-          <w:szCs w:val="24"/>
-        </w:rPr>
-        <w:t>、Arduino控制板）与小程序联动，使得用户可以在小程序上远程查看、管理和使用这些设备的健康数据采集功能。此外，系统也</w:t>
-      </w:r>
-      <w:proofErr w:type="gramStart"/>
-      <w:r>
-        <w:rPr>
-          <w:rFonts w:ascii="宋体" w:eastAsia="宋体" w:hAnsi="宋体" w:cs="Times New Roman" w:hint="eastAsia"/>
-          <w:sz w:val="24"/>
-          <w:szCs w:val="24"/>
-        </w:rPr>
-        <w:t>具备蓝牙连接</w:t>
-      </w:r>
-      <w:proofErr w:type="gramEnd"/>
-      <w:r>
-        <w:rPr>
-          <w:rFonts w:ascii="宋体" w:eastAsia="宋体" w:hAnsi="宋体" w:cs="Times New Roman" w:hint="eastAsia"/>
-          <w:sz w:val="24"/>
-          <w:szCs w:val="24"/>
-        </w:rPr>
-        <w:t>状态监控与故障处理机制，确保数据传输的稳定性。</w:t>
+        <w:t>微信小程序也会提供一定的历史数据记录功能，用户可以查看过去7天的健康数据统计，这些数据在小程序端以图表形式展示，帮助用户更直观地了解自身健康趋势。系统范围内的所有硬件（如MAX30102传感器、HC-08蓝牙模块、Arduino控制板）与小程序联动，使得用户可以在小程序上远程查看、管理和使用这些设备的健康数据采集功能。此外，系统也具备蓝牙连接状态监控与故障处理机制，确保数据传输的稳定性。</w:t>
       </w:r>
     </w:p>
     <w:p>
@@ -10320,25 +10130,97 @@
           <w:sz w:val="24"/>
           <w:szCs w:val="24"/>
         </w:rPr>
-        <w:t>小程序：</w:t>
-      </w:r>
-      <w:proofErr w:type="gramStart"/>
+        <w:t>小程序：特指微信小程序(</w:t>
+      </w:r>
+      <w:proofErr w:type="spellStart"/>
       <w:r>
         <w:rPr>
           <w:rFonts w:ascii="宋体" w:eastAsia="宋体" w:hAnsi="宋体" w:cs="Times New Roman" w:hint="eastAsia"/>
           <w:sz w:val="24"/>
           <w:szCs w:val="24"/>
         </w:rPr>
-        <w:t>特指微信小</w:t>
-      </w:r>
-      <w:proofErr w:type="gramEnd"/>
+        <w:t>uni</w:t>
+      </w:r>
+      <w:proofErr w:type="spellEnd"/>
       <w:r>
         <w:rPr>
           <w:rFonts w:ascii="宋体" w:eastAsia="宋体" w:hAnsi="宋体" w:cs="Times New Roman" w:hint="eastAsia"/>
           <w:sz w:val="24"/>
           <w:szCs w:val="24"/>
         </w:rPr>
-        <w:t>程序(</w:t>
+        <w:t>-app)</w:t>
+      </w:r>
+    </w:p>
+    <w:p>
+      <w:pPr>
+        <w:ind w:firstLine="420"/>
+        <w:rPr>
+          <w:rFonts w:ascii="宋体" w:eastAsia="宋体" w:hAnsi="宋体" w:cs="Times New Roman" w:hint="eastAsia"/>
+          <w:sz w:val="24"/>
+          <w:szCs w:val="24"/>
+        </w:rPr>
+      </w:pPr>
+      <w:r>
+        <w:rPr>
+          <w:rFonts w:ascii="宋体" w:eastAsia="宋体" w:hAnsi="宋体" w:cs="Times New Roman" w:hint="eastAsia"/>
+          <w:sz w:val="24"/>
+          <w:szCs w:val="24"/>
+        </w:rPr>
+        <w:t>UI：User Interface用户界面</w:t>
+      </w:r>
+    </w:p>
+    <w:p>
+      <w:pPr>
+        <w:ind w:firstLine="420"/>
+        <w:rPr>
+          <w:rFonts w:ascii="宋体" w:eastAsia="宋体" w:hAnsi="宋体" w:cs="Times New Roman" w:hint="eastAsia"/>
+          <w:sz w:val="24"/>
+          <w:szCs w:val="24"/>
+        </w:rPr>
+      </w:pPr>
+      <w:r>
+        <w:rPr>
+          <w:rFonts w:ascii="宋体" w:eastAsia="宋体" w:hAnsi="宋体" w:cs="Times New Roman" w:hint="eastAsia"/>
+          <w:sz w:val="24"/>
+          <w:szCs w:val="24"/>
+        </w:rPr>
+        <w:t>AI：Artificial Intelligence人工智能</w:t>
+      </w:r>
+    </w:p>
+    <w:p>
+      <w:pPr>
+        <w:ind w:firstLine="420"/>
+        <w:rPr>
+          <w:rFonts w:ascii="宋体" w:eastAsia="宋体" w:hAnsi="宋体" w:cs="Times New Roman" w:hint="eastAsia"/>
+          <w:sz w:val="24"/>
+          <w:szCs w:val="24"/>
+        </w:rPr>
+      </w:pPr>
+      <w:r>
+        <w:rPr>
+          <w:rFonts w:ascii="宋体" w:eastAsia="宋体" w:hAnsi="宋体" w:cs="Times New Roman" w:hint="eastAsia"/>
+          <w:sz w:val="24"/>
+          <w:szCs w:val="24"/>
+        </w:rPr>
+        <w:t>AIGC: Artificial Intelligence Generated Content</w:t>
+      </w:r>
+    </w:p>
+    <w:p>
+      <w:pPr>
+        <w:ind w:firstLine="420"/>
+        <w:rPr>
+          <w:rFonts w:ascii="宋体" w:eastAsia="宋体" w:hAnsi="宋体" w:cs="Times New Roman" w:hint="eastAsia"/>
+          <w:sz w:val="24"/>
+          <w:szCs w:val="24"/>
+        </w:rPr>
+      </w:pPr>
+      <w:r>
+        <w:rPr>
+          <w:rFonts w:ascii="宋体" w:eastAsia="宋体" w:hAnsi="宋体" w:cs="Times New Roman" w:hint="eastAsia"/>
+          <w:sz w:val="24"/>
+          <w:szCs w:val="24"/>
+        </w:rPr>
+        <w:t xml:space="preserve">WXML: </w:t>
       </w:r>
       <w:proofErr w:type="spellStart"/>
       <w:r>
@@ -10347,7 +10229,7 @@
           <w:sz w:val="24"/>
           <w:szCs w:val="24"/>
         </w:rPr>
-        <w:t>uni</w:t>
+        <w:t>WeiXin</w:t>
       </w:r>
       <w:proofErr w:type="spellEnd"/>
       <w:r>
@@ -10356,7 +10238,7 @@
           <w:sz w:val="24"/>
           <w:szCs w:val="24"/>
         </w:rPr>
-        <w:t>-app)</w:t>
+        <w:t xml:space="preserve"> Markup Language</w:t>
       </w:r>
     </w:p>
     <w:p>
@@ -10374,7 +10256,25 @@
           <w:sz w:val="24"/>
           <w:szCs w:val="24"/>
         </w:rPr>
-        <w:t>UI：User Interface用户界面</w:t>
+        <w:t xml:space="preserve">WSSS: </w:t>
+      </w:r>
+      <w:proofErr w:type="spellStart"/>
+      <w:r>
+        <w:rPr>
+          <w:rFonts w:ascii="宋体" w:eastAsia="宋体" w:hAnsi="宋体" w:cs="Times New Roman" w:hint="eastAsia"/>
+          <w:sz w:val="24"/>
+          <w:szCs w:val="24"/>
+        </w:rPr>
+        <w:t>WeiXin</w:t>
+      </w:r>
+      <w:proofErr w:type="spellEnd"/>
+      <w:r>
+        <w:rPr>
+          <w:rFonts w:ascii="宋体" w:eastAsia="宋体" w:hAnsi="宋体" w:cs="Times New Roman" w:hint="eastAsia"/>
+          <w:sz w:val="24"/>
+          <w:szCs w:val="24"/>
+        </w:rPr>
+        <w:t xml:space="preserve"> Style Sheets</w:t>
       </w:r>
     </w:p>
     <w:p>
@@ -10382,114 +10282,6 @@
         <w:ind w:firstLine="420"/>
         <w:rPr>
           <w:rFonts w:ascii="宋体" w:eastAsia="宋体" w:hAnsi="宋体" w:cs="Times New Roman" w:hint="eastAsia"/>
-          <w:sz w:val="24"/>
-          <w:szCs w:val="24"/>
-        </w:rPr>
-      </w:pPr>
-      <w:r>
-        <w:rPr>
-          <w:rFonts w:ascii="宋体" w:eastAsia="宋体" w:hAnsi="宋体" w:cs="Times New Roman" w:hint="eastAsia"/>
-          <w:sz w:val="24"/>
-          <w:szCs w:val="24"/>
-        </w:rPr>
-        <w:t>AI：Artificial Intelligence人工智能</w:t>
-      </w:r>
-    </w:p>
-    <w:p>
-      <w:pPr>
-        <w:ind w:firstLine="420"/>
-        <w:rPr>
-          <w:rFonts w:ascii="宋体" w:eastAsia="宋体" w:hAnsi="宋体" w:cs="Times New Roman" w:hint="eastAsia"/>
-          <w:sz w:val="24"/>
-          <w:szCs w:val="24"/>
-        </w:rPr>
-      </w:pPr>
-      <w:r>
-        <w:rPr>
-          <w:rFonts w:ascii="宋体" w:eastAsia="宋体" w:hAnsi="宋体" w:cs="Times New Roman" w:hint="eastAsia"/>
-          <w:sz w:val="24"/>
-          <w:szCs w:val="24"/>
-        </w:rPr>
-        <w:t>AIGC: Artificial Intelligence Generated Content</w:t>
-      </w:r>
-    </w:p>
-    <w:p>
-      <w:pPr>
-        <w:ind w:firstLine="420"/>
-        <w:rPr>
-          <w:rFonts w:ascii="宋体" w:eastAsia="宋体" w:hAnsi="宋体" w:cs="Times New Roman" w:hint="eastAsia"/>
-          <w:sz w:val="24"/>
-          <w:szCs w:val="24"/>
-        </w:rPr>
-      </w:pPr>
-      <w:r>
-        <w:rPr>
-          <w:rFonts w:ascii="宋体" w:eastAsia="宋体" w:hAnsi="宋体" w:cs="Times New Roman" w:hint="eastAsia"/>
-          <w:sz w:val="24"/>
-          <w:szCs w:val="24"/>
-        </w:rPr>
-        <w:t xml:space="preserve">WXML: </w:t>
-      </w:r>
-      <w:proofErr w:type="spellStart"/>
-      <w:r>
-        <w:rPr>
-          <w:rFonts w:ascii="宋体" w:eastAsia="宋体" w:hAnsi="宋体" w:cs="Times New Roman" w:hint="eastAsia"/>
-          <w:sz w:val="24"/>
-          <w:szCs w:val="24"/>
-        </w:rPr>
-        <w:t>WeiXin</w:t>
-      </w:r>
-      <w:proofErr w:type="spellEnd"/>
-      <w:r>
-        <w:rPr>
-          <w:rFonts w:ascii="宋体" w:eastAsia="宋体" w:hAnsi="宋体" w:cs="Times New Roman" w:hint="eastAsia"/>
-          <w:sz w:val="24"/>
-          <w:szCs w:val="24"/>
-        </w:rPr>
-        <w:t xml:space="preserve"> Markup Language</w:t>
-      </w:r>
-    </w:p>
-    <w:p>
-      <w:pPr>
-        <w:ind w:firstLine="420"/>
-        <w:rPr>
-          <w:rFonts w:ascii="宋体" w:eastAsia="宋体" w:hAnsi="宋体" w:cs="Times New Roman" w:hint="eastAsia"/>
-          <w:sz w:val="24"/>
-          <w:szCs w:val="24"/>
-        </w:rPr>
-      </w:pPr>
-      <w:r>
-        <w:rPr>
-          <w:rFonts w:ascii="宋体" w:eastAsia="宋体" w:hAnsi="宋体" w:cs="Times New Roman" w:hint="eastAsia"/>
-          <w:sz w:val="24"/>
-          <w:szCs w:val="24"/>
-        </w:rPr>
-        <w:t xml:space="preserve">WSSS: </w:t>
-      </w:r>
-      <w:proofErr w:type="spellStart"/>
-      <w:r>
-        <w:rPr>
-          <w:rFonts w:ascii="宋体" w:eastAsia="宋体" w:hAnsi="宋体" w:cs="Times New Roman" w:hint="eastAsia"/>
-          <w:sz w:val="24"/>
-          <w:szCs w:val="24"/>
-        </w:rPr>
-        <w:t>WeiXin</w:t>
-      </w:r>
-      <w:proofErr w:type="spellEnd"/>
-      <w:r>
-        <w:rPr>
-          <w:rFonts w:ascii="宋体" w:eastAsia="宋体" w:hAnsi="宋体" w:cs="Times New Roman" w:hint="eastAsia"/>
-          <w:sz w:val="24"/>
-          <w:szCs w:val="24"/>
-        </w:rPr>
-        <w:t xml:space="preserve"> Style Sheets</w:t>
-      </w:r>
-    </w:p>
-    <w:p>
-      <w:pPr>
-        <w:ind w:firstLine="420"/>
-        <w:rPr>
-          <w:rFonts w:ascii="宋体" w:eastAsia="宋体" w:hAnsi="宋体" w:cs="Times New Roman"/>
           <w:sz w:val="24"/>
           <w:szCs w:val="24"/>
         </w:rPr>
@@ -10545,23 +10337,13 @@
           <w:szCs w:val="24"/>
         </w:rPr>
       </w:pPr>
-      <w:proofErr w:type="gramStart"/>
       <w:r>
         <w:rPr>
           <w:rFonts w:ascii="宋体" w:eastAsia="宋体" w:hAnsi="宋体" w:cs="Times New Roman" w:hint="eastAsia"/>
           <w:sz w:val="24"/>
           <w:szCs w:val="24"/>
         </w:rPr>
-        <w:t>微信小</w:t>
-      </w:r>
-      <w:proofErr w:type="gramEnd"/>
-      <w:r>
-        <w:rPr>
-          <w:rFonts w:ascii="宋体" w:eastAsia="宋体" w:hAnsi="宋体" w:cs="Times New Roman" w:hint="eastAsia"/>
-          <w:sz w:val="24"/>
-          <w:szCs w:val="24"/>
-        </w:rPr>
-        <w:t>程序文档：</w:t>
+        <w:t>微信小程序文档：</w:t>
       </w:r>
     </w:p>
     <w:p>
@@ -10906,61 +10688,25 @@
           <w:sz w:val="24"/>
           <w:szCs w:val="24"/>
         </w:rPr>
-        <w:t>各个模块的缩写如：KLZZ01（</w:t>
-      </w:r>
-      <w:proofErr w:type="gramStart"/>
-      <w:r>
+        <w:t>各个模块的缩写如：KLZZ01（康乐智助模块），以此类推。</w:t>
+      </w:r>
+    </w:p>
+    <w:p>
+      <w:pPr>
+        <w:ind w:firstLine="420"/>
         <w:rPr>
           <w:rFonts w:ascii="宋体" w:eastAsia="宋体" w:hAnsi="宋体" w:hint="eastAsia"/>
           <w:sz w:val="24"/>
           <w:szCs w:val="24"/>
         </w:rPr>
-        <w:t>康乐智助模块</w:t>
-      </w:r>
-      <w:proofErr w:type="gramEnd"/>
+      </w:pPr>
       <w:r>
         <w:rPr>
           <w:rFonts w:ascii="宋体" w:eastAsia="宋体" w:hAnsi="宋体" w:hint="eastAsia"/>
           <w:sz w:val="24"/>
           <w:szCs w:val="24"/>
         </w:rPr>
-        <w:t>），以此类推。</w:t>
-      </w:r>
-    </w:p>
-    <w:p>
-      <w:pPr>
-        <w:ind w:firstLine="420"/>
-        <w:rPr>
-          <w:rFonts w:ascii="宋体" w:eastAsia="宋体" w:hAnsi="宋体" w:hint="eastAsia"/>
-          <w:sz w:val="24"/>
-          <w:szCs w:val="24"/>
-        </w:rPr>
-      </w:pPr>
-      <w:r>
-        <w:rPr>
-          <w:rFonts w:ascii="宋体" w:eastAsia="宋体" w:hAnsi="宋体" w:hint="eastAsia"/>
-          <w:sz w:val="24"/>
-          <w:szCs w:val="24"/>
-        </w:rPr>
-        <w:t>需求层次分为三级，分别表示主功能模块、功能模块的主要功能点、主功能点下的具体需求。例如：KLZZ01.01 表示</w:t>
-      </w:r>
-      <w:proofErr w:type="gramStart"/>
-      <w:r>
-        <w:rPr>
-          <w:rFonts w:ascii="宋体" w:eastAsia="宋体" w:hAnsi="宋体" w:hint="eastAsia"/>
-          <w:sz w:val="24"/>
-          <w:szCs w:val="24"/>
-        </w:rPr>
-        <w:t>康乐智助模块的某主功能</w:t>
-      </w:r>
-      <w:proofErr w:type="gramEnd"/>
-      <w:r>
-        <w:rPr>
-          <w:rFonts w:ascii="宋体" w:eastAsia="宋体" w:hAnsi="宋体" w:hint="eastAsia"/>
-          <w:sz w:val="24"/>
-          <w:szCs w:val="24"/>
-        </w:rPr>
-        <w:t>点，KLZZ01.01.01 表示主功能点下的具体需求。</w:t>
+        <w:t>需求层次分为三级，分别表示主功能模块、功能模块的主要功能点、主功能点下的具体需求。例如：KLZZ01.01 表示康乐智助模块的某主功能点，KLZZ01.01.01 表示主功能点下的具体需求。</w:t>
       </w:r>
     </w:p>
     <w:p>
@@ -11070,43 +10816,7 @@
           <w:sz w:val="24"/>
           <w:szCs w:val="24"/>
         </w:rPr>
-        <w:t>紧急需求表示必须优先开发的核心功能；正常需求表示推荐在一期开发的</w:t>
-      </w:r>
-      <w:proofErr w:type="gramStart"/>
-      <w:r>
-        <w:rPr>
-          <w:rFonts w:ascii="宋体" w:eastAsia="宋体" w:hAnsi="宋体" w:hint="eastAsia"/>
-          <w:sz w:val="24"/>
-          <w:szCs w:val="24"/>
-        </w:rPr>
-        <w:t>次核心</w:t>
-      </w:r>
-      <w:proofErr w:type="gramEnd"/>
-      <w:r>
-        <w:rPr>
-          <w:rFonts w:ascii="宋体" w:eastAsia="宋体" w:hAnsi="宋体" w:hint="eastAsia"/>
-          <w:sz w:val="24"/>
-          <w:szCs w:val="24"/>
-        </w:rPr>
-        <w:t>功能；</w:t>
-      </w:r>
-      <w:proofErr w:type="gramStart"/>
-      <w:r>
-        <w:rPr>
-          <w:rFonts w:ascii="宋体" w:eastAsia="宋体" w:hAnsi="宋体" w:hint="eastAsia"/>
-          <w:sz w:val="24"/>
-          <w:szCs w:val="24"/>
-        </w:rPr>
-        <w:t>缓需求</w:t>
-      </w:r>
-      <w:proofErr w:type="gramEnd"/>
-      <w:r>
-        <w:rPr>
-          <w:rFonts w:ascii="宋体" w:eastAsia="宋体" w:hAnsi="宋体" w:hint="eastAsia"/>
-          <w:sz w:val="24"/>
-          <w:szCs w:val="24"/>
-        </w:rPr>
-        <w:t>可以在后续开发阶段实现。</w:t>
+        <w:t>紧急需求表示必须优先开发的核心功能；正常需求表示推荐在一期开发的次核心功能；缓需求可以在后续开发阶段实现。</w:t>
       </w:r>
     </w:p>
     <w:p>
@@ -11616,7 +11326,7 @@
         <w:pStyle w:val="a9"/>
         <w:ind w:firstLineChars="0"/>
         <w:rPr>
-          <w:rFonts w:ascii="宋体" w:eastAsia="宋体" w:hAnsi="宋体"/>
+          <w:rFonts w:ascii="宋体" w:eastAsia="宋体" w:hAnsi="宋体" w:hint="eastAsia"/>
           <w:sz w:val="24"/>
           <w:szCs w:val="28"/>
         </w:rPr>
@@ -11672,7 +11382,7 @@
         <w:pStyle w:val="a9"/>
         <w:ind w:firstLine="480"/>
         <w:rPr>
-          <w:rFonts w:ascii="宋体" w:eastAsia="宋体" w:hAnsi="宋体"/>
+          <w:rFonts w:ascii="宋体" w:eastAsia="宋体" w:hAnsi="宋体" w:hint="eastAsia"/>
           <w:sz w:val="24"/>
           <w:szCs w:val="28"/>
         </w:rPr>
@@ -11685,41 +11395,13 @@
         </w:rPr>
         <w:t>本系统</w:t>
       </w:r>
-      <w:proofErr w:type="gramStart"/>
       <w:r>
         <w:rPr>
           <w:rFonts w:ascii="宋体" w:eastAsia="宋体" w:hAnsi="宋体" w:hint="eastAsia"/>
           <w:sz w:val="24"/>
           <w:szCs w:val="28"/>
         </w:rPr>
-        <w:t>通过微信小</w:t>
-      </w:r>
-      <w:proofErr w:type="gramEnd"/>
-      <w:r>
-        <w:rPr>
-          <w:rFonts w:ascii="宋体" w:eastAsia="宋体" w:hAnsi="宋体" w:hint="eastAsia"/>
-          <w:sz w:val="24"/>
-          <w:szCs w:val="28"/>
-        </w:rPr>
-        <w:t>程序为用户提供实时健康监测、个性化健康建议以及紧急健康警报。系统通过穿戴设备采集心率、血氧等生理数据，</w:t>
-      </w:r>
-      <w:proofErr w:type="gramStart"/>
-      <w:r>
-        <w:rPr>
-          <w:rFonts w:ascii="宋体" w:eastAsia="宋体" w:hAnsi="宋体" w:hint="eastAsia"/>
-          <w:sz w:val="24"/>
-          <w:szCs w:val="28"/>
-        </w:rPr>
-        <w:t>借助蓝牙传输</w:t>
-      </w:r>
-      <w:proofErr w:type="gramEnd"/>
-      <w:r>
-        <w:rPr>
-          <w:rFonts w:ascii="宋体" w:eastAsia="宋体" w:hAnsi="宋体" w:hint="eastAsia"/>
-          <w:sz w:val="24"/>
-          <w:szCs w:val="28"/>
-        </w:rPr>
-        <w:t>至小程序，实现数据的实时显示与历史趋势分析。同时，系统集成了AI智能助手，用户可咨询健康问题并获得个性化建议，帮助他们更好地管理健康、预防潜在风险。</w:t>
+        <w:t>通过微信小程序为用户提供实时健康监测、个性化健康建议以及紧急健康警报。系统通过穿戴设备采集心率、血氧等生理数据，借助蓝牙传输至小程序，实现数据的实时显示与历史趋势分析。同时，系统集成了AI智能助手，用户可咨询健康问题并获得个性化建议，帮助他们更好地管理健康、预防潜在风险。</w:t>
       </w:r>
     </w:p>
     <w:p>
@@ -11773,7 +11455,7 @@
         <w:ind w:firstLine="420"/>
         <w:jc w:val="left"/>
         <w:rPr>
-          <w:rFonts w:ascii="宋体" w:eastAsia="宋体" w:hAnsi="宋体"/>
+          <w:rFonts w:ascii="宋体" w:eastAsia="宋体" w:hAnsi="宋体" w:hint="eastAsia"/>
           <w:sz w:val="24"/>
           <w:szCs w:val="28"/>
         </w:rPr>
@@ -11784,25 +11466,7 @@
           <w:sz w:val="24"/>
           <w:szCs w:val="28"/>
         </w:rPr>
-        <w:t>数据流程包括数据的采集（传感器采集心率、血氧等）、传输（</w:t>
-      </w:r>
-      <w:proofErr w:type="gramStart"/>
-      <w:r>
-        <w:rPr>
-          <w:rFonts w:ascii="宋体" w:eastAsia="宋体" w:hAnsi="宋体" w:hint="eastAsia"/>
-          <w:sz w:val="24"/>
-          <w:szCs w:val="28"/>
-        </w:rPr>
-        <w:t>蓝牙模块</w:t>
-      </w:r>
-      <w:proofErr w:type="gramEnd"/>
-      <w:r>
-        <w:rPr>
-          <w:rFonts w:ascii="宋体" w:eastAsia="宋体" w:hAnsi="宋体" w:hint="eastAsia"/>
-          <w:sz w:val="24"/>
-          <w:szCs w:val="28"/>
-        </w:rPr>
-        <w:t>）、处理（AI模型）和展示。</w:t>
+        <w:t>数据流程包括数据的采集（传感器采集心率、血氧等）、传输（蓝牙模块）、处理（AI模型）和展示。</w:t>
       </w:r>
       <w:r>
         <w:rPr>
@@ -11826,7 +11490,7 @@
       <w:pPr>
         <w:jc w:val="center"/>
         <w:rPr>
-          <w:rFonts w:ascii="黑体" w:eastAsia="黑体" w:hAnsi="黑体"/>
+          <w:rFonts w:ascii="黑体" w:eastAsia="黑体" w:hAnsi="黑体" w:hint="eastAsia"/>
           <w:szCs w:val="21"/>
         </w:rPr>
       </w:pPr>
@@ -11954,7 +11618,7 @@
         <w:ind w:firstLine="420"/>
         <w:jc w:val="left"/>
         <w:rPr>
-          <w:rFonts w:ascii="宋体" w:eastAsia="宋体" w:hAnsi="宋体" w:cs="Times New Roman"/>
+          <w:rFonts w:ascii="宋体" w:eastAsia="宋体" w:hAnsi="宋体" w:cs="Times New Roman" w:hint="eastAsia"/>
           <w:sz w:val="24"/>
           <w:szCs w:val="24"/>
         </w:rPr>
@@ -12032,7 +11696,7 @@
         <w:ind w:firstLine="420"/>
         <w:jc w:val="left"/>
         <w:rPr>
-          <w:rFonts w:ascii="宋体" w:eastAsia="宋体" w:hAnsi="宋体"/>
+          <w:rFonts w:ascii="宋体" w:eastAsia="宋体" w:hAnsi="宋体" w:hint="eastAsia"/>
           <w:sz w:val="24"/>
           <w:szCs w:val="28"/>
         </w:rPr>
@@ -12043,25 +11707,7 @@
           <w:sz w:val="24"/>
           <w:szCs w:val="28"/>
         </w:rPr>
-        <w:t>采集数据的硬件使用Arduino单片机用MAX30102传感器采集数据，通过0.96英寸OLED显示屏显示，并使用HC-05</w:t>
-      </w:r>
-      <w:proofErr w:type="gramStart"/>
-      <w:r>
-        <w:rPr>
-          <w:rFonts w:ascii="宋体" w:eastAsia="宋体" w:hAnsi="宋体" w:hint="eastAsia"/>
-          <w:sz w:val="24"/>
-          <w:szCs w:val="28"/>
-        </w:rPr>
-        <w:t>蓝牙模块</w:t>
-      </w:r>
-      <w:proofErr w:type="gramEnd"/>
-      <w:r>
-        <w:rPr>
-          <w:rFonts w:ascii="宋体" w:eastAsia="宋体" w:hAnsi="宋体" w:hint="eastAsia"/>
-          <w:sz w:val="24"/>
-          <w:szCs w:val="28"/>
-        </w:rPr>
-        <w:t>将数据发送到小程序。</w:t>
+        <w:t>采集数据的硬件使用Arduino单片机用MAX30102传感器采集数据，通过0.96英寸OLED显示屏显示，并使用HC-05蓝牙模块将数据发送到小程序。</w:t>
       </w:r>
     </w:p>
     <w:p>
@@ -12070,7 +11716,7 @@
         <w:ind w:firstLine="420"/>
         <w:jc w:val="left"/>
         <w:rPr>
-          <w:rFonts w:ascii="宋体" w:eastAsia="宋体" w:hAnsi="宋体"/>
+          <w:rFonts w:ascii="宋体" w:eastAsia="宋体" w:hAnsi="宋体" w:hint="eastAsia"/>
           <w:sz w:val="24"/>
           <w:szCs w:val="28"/>
         </w:rPr>
@@ -12099,34 +11745,31 @@
           <w:sz w:val="24"/>
           <w:szCs w:val="28"/>
         </w:rPr>
-        <w:t>-app开发，</w:t>
-      </w:r>
-      <w:proofErr w:type="gramStart"/>
+        <w:t>-app开发，是微信小程序，它可以在任何安装了Android或者IOS</w:t>
+      </w:r>
       <w:r>
         <w:rPr>
           <w:rFonts w:ascii="宋体" w:eastAsia="宋体" w:hAnsi="宋体" w:hint="eastAsia"/>
           <w:sz w:val="24"/>
           <w:szCs w:val="28"/>
         </w:rPr>
-        <w:t>是微信小</w:t>
-      </w:r>
-      <w:proofErr w:type="gramEnd"/>
+        <w:t>微信</w:t>
+      </w:r>
       <w:r>
         <w:rPr>
           <w:rFonts w:ascii="宋体" w:eastAsia="宋体" w:hAnsi="宋体" w:hint="eastAsia"/>
           <w:sz w:val="24"/>
           <w:szCs w:val="28"/>
         </w:rPr>
-        <w:t>程序，它可以在任何安装了Android或者IOS</w:t>
-      </w:r>
-      <w:proofErr w:type="gramStart"/>
+        <w:t>的移动端设备上使用。</w:t>
+      </w:r>
       <w:r>
         <w:rPr>
           <w:rFonts w:ascii="宋体" w:eastAsia="宋体" w:hAnsi="宋体" w:hint="eastAsia"/>
           <w:sz w:val="24"/>
           <w:szCs w:val="28"/>
         </w:rPr>
-        <w:t>微信</w:t>
+        <w:t>考虑到需要使用蓝牙功能，微信</w:t>
       </w:r>
       <w:r>
         <w:rPr>
@@ -12134,69 +11777,8 @@
           <w:sz w:val="24"/>
           <w:szCs w:val="28"/>
         </w:rPr>
-        <w:t>的</w:t>
-      </w:r>
-      <w:proofErr w:type="gramEnd"/>
-      <w:r>
-        <w:rPr>
-          <w:rFonts w:ascii="宋体" w:eastAsia="宋体" w:hAnsi="宋体" w:hint="eastAsia"/>
-          <w:sz w:val="24"/>
-          <w:szCs w:val="28"/>
-        </w:rPr>
-        <w:t>移动端设备上使用。</w:t>
-      </w:r>
-      <w:r>
-        <w:rPr>
-          <w:rFonts w:ascii="宋体" w:eastAsia="宋体" w:hAnsi="宋体" w:hint="eastAsia"/>
-          <w:sz w:val="24"/>
-          <w:szCs w:val="28"/>
-        </w:rPr>
-        <w:t>考虑到需要</w:t>
-      </w:r>
-      <w:proofErr w:type="gramStart"/>
-      <w:r>
-        <w:rPr>
-          <w:rFonts w:ascii="宋体" w:eastAsia="宋体" w:hAnsi="宋体" w:hint="eastAsia"/>
-          <w:sz w:val="24"/>
-          <w:szCs w:val="28"/>
-        </w:rPr>
-        <w:t>使用蓝牙功能</w:t>
-      </w:r>
-      <w:proofErr w:type="gramEnd"/>
-      <w:r>
-        <w:rPr>
-          <w:rFonts w:ascii="宋体" w:eastAsia="宋体" w:hAnsi="宋体" w:hint="eastAsia"/>
-          <w:sz w:val="24"/>
-          <w:szCs w:val="28"/>
-        </w:rPr>
-        <w:t>，</w:t>
-      </w:r>
-      <w:proofErr w:type="gramStart"/>
-      <w:r>
-        <w:rPr>
-          <w:rFonts w:ascii="宋体" w:eastAsia="宋体" w:hAnsi="宋体" w:hint="eastAsia"/>
-          <w:sz w:val="24"/>
-          <w:szCs w:val="28"/>
-        </w:rPr>
-        <w:t>微信</w:t>
-      </w:r>
-      <w:r>
-        <w:rPr>
-          <w:rFonts w:ascii="宋体" w:eastAsia="宋体" w:hAnsi="宋体" w:hint="eastAsia"/>
-          <w:sz w:val="24"/>
-          <w:szCs w:val="28"/>
-        </w:rPr>
         <w:lastRenderedPageBreak/>
-        <w:t>的</w:t>
-      </w:r>
-      <w:proofErr w:type="gramEnd"/>
-      <w:r>
-        <w:rPr>
-          <w:rFonts w:ascii="宋体" w:eastAsia="宋体" w:hAnsi="宋体" w:hint="eastAsia"/>
-          <w:sz w:val="24"/>
-          <w:szCs w:val="28"/>
-        </w:rPr>
-        <w:t>版本需要高于6.3.5</w:t>
+        <w:t>的版本需要高于6.3.5</w:t>
       </w:r>
       <w:r>
         <w:rPr>
@@ -12423,54 +12005,18 @@
         <w:ind w:firstLine="420"/>
         <w:jc w:val="left"/>
         <w:rPr>
-          <w:rFonts w:ascii="宋体" w:eastAsia="宋体" w:hAnsi="宋体"/>
-          <w:sz w:val="24"/>
-          <w:szCs w:val="24"/>
-        </w:rPr>
-      </w:pPr>
-      <w:r>
-        <w:rPr>
           <w:rFonts w:ascii="宋体" w:eastAsia="宋体" w:hAnsi="宋体" w:hint="eastAsia"/>
           <w:sz w:val="24"/>
           <w:szCs w:val="24"/>
         </w:rPr>
-        <w:t>系统的健康数据采集依赖于Arduino硬件及其附属的MAX30102传感器和HC-08</w:t>
-      </w:r>
-      <w:proofErr w:type="gramStart"/>
+      </w:pPr>
       <w:r>
         <w:rPr>
           <w:rFonts w:ascii="宋体" w:eastAsia="宋体" w:hAnsi="宋体" w:hint="eastAsia"/>
           <w:sz w:val="24"/>
           <w:szCs w:val="24"/>
         </w:rPr>
-        <w:t>蓝牙模块</w:t>
-      </w:r>
-      <w:proofErr w:type="gramEnd"/>
-      <w:r>
-        <w:rPr>
-          <w:rFonts w:ascii="宋体" w:eastAsia="宋体" w:hAnsi="宋体" w:hint="eastAsia"/>
-          <w:sz w:val="24"/>
-          <w:szCs w:val="24"/>
-        </w:rPr>
-        <w:t>，这些设备的精度、传输速率和电池续航时间都可能影响系统的实时性和稳定性。同时，</w:t>
-      </w:r>
-      <w:proofErr w:type="gramStart"/>
-      <w:r>
-        <w:rPr>
-          <w:rFonts w:ascii="宋体" w:eastAsia="宋体" w:hAnsi="宋体" w:hint="eastAsia"/>
-          <w:sz w:val="24"/>
-          <w:szCs w:val="24"/>
-        </w:rPr>
-        <w:t>蓝牙模块</w:t>
-      </w:r>
-      <w:proofErr w:type="gramEnd"/>
-      <w:r>
-        <w:rPr>
-          <w:rFonts w:ascii="宋体" w:eastAsia="宋体" w:hAnsi="宋体" w:hint="eastAsia"/>
-          <w:sz w:val="24"/>
-          <w:szCs w:val="24"/>
-        </w:rPr>
-        <w:t>可能受到外部干扰影响数据传输的稳定性和连接可靠性，尤其在公共或干扰密集的环境下。</w:t>
+        <w:t>系统的健康数据采集依赖于Arduino硬件及其附属的MAX30102传感器和HC-08蓝牙模块，这些设备的精度、传输速率和电池续航时间都可能影响系统的实时性和稳定性。同时，蓝牙模块可能受到外部干扰影响数据传输的稳定性和连接可靠性，尤其在公共或干扰密集的环境下。</w:t>
       </w:r>
     </w:p>
     <w:p>
@@ -12479,126 +12025,36 @@
         <w:ind w:firstLine="420"/>
         <w:jc w:val="left"/>
         <w:rPr>
+          <w:rFonts w:ascii="宋体" w:eastAsia="宋体" w:hAnsi="宋体" w:hint="eastAsia"/>
+          <w:sz w:val="24"/>
+          <w:szCs w:val="24"/>
+        </w:rPr>
+      </w:pPr>
+      <w:r>
+        <w:rPr>
           <w:rFonts w:ascii="宋体" w:eastAsia="宋体" w:hAnsi="宋体"/>
           <w:sz w:val="24"/>
           <w:szCs w:val="24"/>
         </w:rPr>
-      </w:pPr>
+        <w:t>该系统是基于微信小程序（</w:t>
+      </w:r>
+      <w:proofErr w:type="spellStart"/>
       <w:r>
         <w:rPr>
           <w:rFonts w:ascii="宋体" w:eastAsia="宋体" w:hAnsi="宋体"/>
           <w:sz w:val="24"/>
           <w:szCs w:val="24"/>
         </w:rPr>
-        <w:t>该系统是</w:t>
-      </w:r>
-      <w:proofErr w:type="gramStart"/>
+        <w:t>uni</w:t>
+      </w:r>
+      <w:proofErr w:type="spellEnd"/>
       <w:r>
         <w:rPr>
           <w:rFonts w:ascii="宋体" w:eastAsia="宋体" w:hAnsi="宋体"/>
           <w:sz w:val="24"/>
           <w:szCs w:val="24"/>
         </w:rPr>
-        <w:t>基于微信小</w:t>
-      </w:r>
-      <w:proofErr w:type="gramEnd"/>
-      <w:r>
-        <w:rPr>
-          <w:rFonts w:ascii="宋体" w:eastAsia="宋体" w:hAnsi="宋体"/>
-          <w:sz w:val="24"/>
-          <w:szCs w:val="24"/>
-        </w:rPr>
-        <w:t>程序（</w:t>
-      </w:r>
-      <w:proofErr w:type="spellStart"/>
-      <w:r>
-        <w:rPr>
-          <w:rFonts w:ascii="宋体" w:eastAsia="宋体" w:hAnsi="宋体"/>
-          <w:sz w:val="24"/>
-          <w:szCs w:val="24"/>
-        </w:rPr>
-        <w:t>uni</w:t>
-      </w:r>
-      <w:proofErr w:type="spellEnd"/>
-      <w:r>
-        <w:rPr>
-          <w:rFonts w:ascii="宋体" w:eastAsia="宋体" w:hAnsi="宋体"/>
-          <w:sz w:val="24"/>
-          <w:szCs w:val="24"/>
-        </w:rPr>
-        <w:t>-app）开发的，必须依托</w:t>
-      </w:r>
-      <w:proofErr w:type="gramStart"/>
-      <w:r>
-        <w:rPr>
-          <w:rFonts w:ascii="宋体" w:eastAsia="宋体" w:hAnsi="宋体"/>
-          <w:sz w:val="24"/>
-          <w:szCs w:val="24"/>
-        </w:rPr>
-        <w:t>微信平台</w:t>
-      </w:r>
-      <w:proofErr w:type="gramEnd"/>
-      <w:r>
-        <w:rPr>
-          <w:rFonts w:ascii="宋体" w:eastAsia="宋体" w:hAnsi="宋体"/>
-          <w:sz w:val="24"/>
-          <w:szCs w:val="24"/>
-        </w:rPr>
-        <w:t>运行，因此受到平台的开发框架、API接口、更新频率和使用限制的约束。例如，</w:t>
-      </w:r>
-      <w:proofErr w:type="gramStart"/>
-      <w:r>
-        <w:rPr>
-          <w:rFonts w:ascii="宋体" w:eastAsia="宋体" w:hAnsi="宋体"/>
-          <w:sz w:val="24"/>
-          <w:szCs w:val="24"/>
-        </w:rPr>
-        <w:t>微信小</w:t>
-      </w:r>
-      <w:proofErr w:type="gramEnd"/>
-      <w:r>
-        <w:rPr>
-          <w:rFonts w:ascii="宋体" w:eastAsia="宋体" w:hAnsi="宋体"/>
-          <w:sz w:val="24"/>
-          <w:szCs w:val="24"/>
-        </w:rPr>
-        <w:t>程序的数据存储和API调用次数有限制，可能影响大数据量的实时处理和存储。此外，小程序中涉及的</w:t>
-      </w:r>
-      <w:proofErr w:type="gramStart"/>
-      <w:r>
-        <w:rPr>
-          <w:rFonts w:ascii="宋体" w:eastAsia="宋体" w:hAnsi="宋体"/>
-          <w:sz w:val="24"/>
-          <w:szCs w:val="24"/>
-        </w:rPr>
-        <w:t>蓝牙操作</w:t>
-      </w:r>
-      <w:proofErr w:type="gramEnd"/>
-      <w:r>
-        <w:rPr>
-          <w:rFonts w:ascii="宋体" w:eastAsia="宋体" w:hAnsi="宋体"/>
-          <w:sz w:val="24"/>
-          <w:szCs w:val="24"/>
-        </w:rPr>
-        <w:t>也需兼容</w:t>
-      </w:r>
-      <w:proofErr w:type="gramStart"/>
-      <w:r>
-        <w:rPr>
-          <w:rFonts w:ascii="宋体" w:eastAsia="宋体" w:hAnsi="宋体"/>
-          <w:sz w:val="24"/>
-          <w:szCs w:val="24"/>
-        </w:rPr>
-        <w:t>微信平台</w:t>
-      </w:r>
-      <w:proofErr w:type="gramEnd"/>
-      <w:r>
-        <w:rPr>
-          <w:rFonts w:ascii="宋体" w:eastAsia="宋体" w:hAnsi="宋体"/>
-          <w:sz w:val="24"/>
-          <w:szCs w:val="24"/>
-        </w:rPr>
-        <w:t>和各类设备，增加了实现难度。</w:t>
+        <w:t>-app）开发的，必须依托微信平台运行，因此受到平台的开发框架、API接口、更新频率和使用限制的约束。例如，微信小程序的数据存储和API调用次数有限制，可能影响大数据量的实时处理和存储。此外，小程序中涉及的蓝牙操作也需兼容微信平台和各类设备，增加了实现难度。</w:t>
       </w:r>
     </w:p>
     <w:p>
@@ -12607,54 +12063,18 @@
         <w:ind w:firstLine="420"/>
         <w:jc w:val="left"/>
         <w:rPr>
+          <w:rFonts w:ascii="宋体" w:eastAsia="宋体" w:hAnsi="宋体" w:hint="eastAsia"/>
+          <w:sz w:val="24"/>
+          <w:szCs w:val="24"/>
+        </w:rPr>
+      </w:pPr>
+      <w:r>
+        <w:rPr>
           <w:rFonts w:ascii="宋体" w:eastAsia="宋体" w:hAnsi="宋体"/>
           <w:sz w:val="24"/>
           <w:szCs w:val="24"/>
         </w:rPr>
-      </w:pPr>
-      <w:r>
-        <w:rPr>
-          <w:rFonts w:ascii="宋体" w:eastAsia="宋体" w:hAnsi="宋体"/>
-          <w:sz w:val="24"/>
-          <w:szCs w:val="24"/>
-        </w:rPr>
-        <w:t>健康数据属于敏感信息，系统需确保数据在传输和存储过程中的安全性，尤其是在</w:t>
-      </w:r>
-      <w:proofErr w:type="gramStart"/>
-      <w:r>
-        <w:rPr>
-          <w:rFonts w:ascii="宋体" w:eastAsia="宋体" w:hAnsi="宋体"/>
-          <w:sz w:val="24"/>
-          <w:szCs w:val="24"/>
-        </w:rPr>
-        <w:t>蓝牙数据</w:t>
-      </w:r>
-      <w:proofErr w:type="gramEnd"/>
-      <w:r>
-        <w:rPr>
-          <w:rFonts w:ascii="宋体" w:eastAsia="宋体" w:hAnsi="宋体"/>
-          <w:sz w:val="24"/>
-          <w:szCs w:val="24"/>
-        </w:rPr>
-        <w:t>传输和AI接口调用过程中。</w:t>
-      </w:r>
-      <w:proofErr w:type="gramStart"/>
-      <w:r>
-        <w:rPr>
-          <w:rFonts w:ascii="宋体" w:eastAsia="宋体" w:hAnsi="宋体"/>
-          <w:sz w:val="24"/>
-          <w:szCs w:val="24"/>
-        </w:rPr>
-        <w:t>微信小</w:t>
-      </w:r>
-      <w:proofErr w:type="gramEnd"/>
-      <w:r>
-        <w:rPr>
-          <w:rFonts w:ascii="宋体" w:eastAsia="宋体" w:hAnsi="宋体"/>
-          <w:sz w:val="24"/>
-          <w:szCs w:val="24"/>
-        </w:rPr>
-        <w:t>程序的安全限制可能会影响部分加密需求的实现，而用户健康数据的存储、处理、共享也需符合隐私政策和相关法规。</w:t>
+        <w:t>健康数据属于敏感信息，系统需确保数据在传输和存储过程中的安全性，尤其是在蓝牙数据传输和AI接口调用过程中。微信小程序的安全限制可能会影响部分加密需求的实现，而用户健康数据的存储、处理、共享也需符合隐私政策和相关法规。</w:t>
       </w:r>
     </w:p>
     <w:p>
@@ -12663,7 +12083,7 @@
         <w:ind w:firstLine="420"/>
         <w:jc w:val="left"/>
         <w:rPr>
-          <w:rFonts w:ascii="宋体" w:eastAsia="宋体" w:hAnsi="宋体"/>
+          <w:rFonts w:ascii="宋体" w:eastAsia="宋体" w:hAnsi="宋体" w:hint="eastAsia"/>
           <w:sz w:val="24"/>
           <w:szCs w:val="24"/>
         </w:rPr>
@@ -12694,25 +12114,7 @@
           <w:sz w:val="24"/>
           <w:szCs w:val="24"/>
         </w:rPr>
-        <w:t>本项目预算有限，需在600元的范围内完成所有的硬件采购、平台费用和其他必要支出，这将影响硬件选择、</w:t>
-      </w:r>
-      <w:proofErr w:type="gramStart"/>
-      <w:r>
-        <w:rPr>
-          <w:rFonts w:ascii="宋体" w:eastAsia="宋体" w:hAnsi="宋体" w:cs="Times New Roman"/>
-          <w:sz w:val="24"/>
-          <w:szCs w:val="24"/>
-        </w:rPr>
-        <w:t>蓝牙模块性</w:t>
-      </w:r>
-      <w:proofErr w:type="gramEnd"/>
-      <w:r>
-        <w:rPr>
-          <w:rFonts w:ascii="宋体" w:eastAsia="宋体" w:hAnsi="宋体" w:cs="Times New Roman"/>
-          <w:sz w:val="24"/>
-          <w:szCs w:val="24"/>
-        </w:rPr>
-        <w:t>能及AI接口使用的次数。开发资源方面，团队成员的开发时间和技术熟练度也会影响项目进度，尤其是在小程序、嵌入式设备与AI模型集成的过程中。</w:t>
+        <w:t>本项目预算有限，需在600元的范围内完成所有的硬件采购、平台费用和其他必要支出，这将影响硬件选择、蓝牙模块性能及AI接口使用的次数。开发资源方面，团队成员的开发时间和技术熟练度也会影响项目进度，尤其是在小程序、嵌入式设备与AI模型集成的过程中。</w:t>
       </w:r>
     </w:p>
     <w:p>
@@ -12971,23 +12373,7 @@
           <w:rFonts w:cstheme="minorBidi" w:hint="eastAsia"/>
           <w:kern w:val="2"/>
         </w:rPr>
-        <w:t>用例模型以图的形式展示系统与外部用户或其他系统的交互，包括各功能用例及其关系。通过用例模型可以直观展现系统的功能结构，如实</w:t>
-      </w:r>
-      <w:proofErr w:type="gramStart"/>
-      <w:r>
-        <w:rPr>
-          <w:rFonts w:cstheme="minorBidi" w:hint="eastAsia"/>
-          <w:kern w:val="2"/>
-        </w:rPr>
-        <w:t>时数据</w:t>
-      </w:r>
-      <w:proofErr w:type="gramEnd"/>
-      <w:r>
-        <w:rPr>
-          <w:rFonts w:cstheme="minorBidi" w:hint="eastAsia"/>
-          <w:kern w:val="2"/>
-        </w:rPr>
-        <w:t>监测、健康数据统计、AI健康建议等。</w:t>
+        <w:t>用例模型以图的形式展示系统与外部用户或其他系统的交互，包括各功能用例及其关系。通过用例模型可以直观展现系统的功能结构，如实时数据监测、健康数据统计、AI健康建议等。</w:t>
       </w:r>
     </w:p>
     <w:p>
@@ -13068,7 +12454,7 @@
         <w:spacing w:before="0" w:beforeAutospacing="0" w:after="0" w:afterAutospacing="0"/>
         <w:ind w:firstLine="420"/>
         <w:rPr>
-          <w:rFonts w:cstheme="minorBidi"/>
+          <w:rFonts w:cstheme="minorBidi" w:hint="eastAsia"/>
           <w:kern w:val="2"/>
         </w:rPr>
       </w:pPr>
@@ -13135,7 +12521,7 @@
         </w:numPr>
         <w:spacing w:before="0" w:after="0" w:line="360" w:lineRule="auto"/>
         <w:rPr>
-          <w:rFonts w:ascii="楷体" w:eastAsia="楷体" w:hAnsi="楷体" w:cs="宋体"/>
+          <w:rFonts w:ascii="楷体" w:eastAsia="楷体" w:hAnsi="楷体" w:cs="宋体" w:hint="eastAsia"/>
           <w:b w:val="0"/>
           <w:bCs w:val="0"/>
           <w:sz w:val="24"/>
@@ -13180,7 +12566,7 @@
         </w:numPr>
         <w:spacing w:before="0" w:after="0" w:line="360" w:lineRule="auto"/>
         <w:rPr>
-          <w:rFonts w:ascii="楷体" w:eastAsia="楷体" w:hAnsi="楷体" w:cs="宋体"/>
+          <w:rFonts w:ascii="楷体" w:eastAsia="楷体" w:hAnsi="楷体" w:cs="宋体" w:hint="eastAsia"/>
           <w:b w:val="0"/>
           <w:bCs w:val="0"/>
           <w:sz w:val="24"/>
@@ -13225,7 +12611,7 @@
         </w:numPr>
         <w:spacing w:before="0" w:after="0" w:line="360" w:lineRule="auto"/>
         <w:rPr>
-          <w:rFonts w:ascii="楷体" w:eastAsia="楷体" w:hAnsi="楷体" w:cs="宋体"/>
+          <w:rFonts w:ascii="楷体" w:eastAsia="楷体" w:hAnsi="楷体" w:cs="宋体" w:hint="eastAsia"/>
           <w:b w:val="0"/>
           <w:bCs w:val="0"/>
           <w:sz w:val="24"/>
@@ -13270,21 +12656,21 @@
         </w:numPr>
         <w:spacing w:before="0" w:after="0" w:line="360" w:lineRule="auto"/>
         <w:rPr>
-          <w:rFonts w:ascii="楷体" w:eastAsia="楷体" w:hAnsi="楷体" w:cs="宋体"/>
-          <w:b w:val="0"/>
-          <w:bCs w:val="0"/>
-          <w:sz w:val="24"/>
-          <w:szCs w:val="24"/>
-        </w:rPr>
-      </w:pPr>
-      <w:r>
-        <w:rPr>
           <w:rFonts w:ascii="楷体" w:eastAsia="楷体" w:hAnsi="楷体" w:cs="宋体" w:hint="eastAsia"/>
           <w:b w:val="0"/>
           <w:bCs w:val="0"/>
           <w:sz w:val="24"/>
           <w:szCs w:val="24"/>
         </w:rPr>
+      </w:pPr>
+      <w:r>
+        <w:rPr>
+          <w:rFonts w:ascii="楷体" w:eastAsia="楷体" w:hAnsi="楷体" w:cs="宋体" w:hint="eastAsia"/>
+          <w:b w:val="0"/>
+          <w:bCs w:val="0"/>
+          <w:sz w:val="24"/>
+          <w:szCs w:val="24"/>
+        </w:rPr>
         <w:t>系统需求层</w:t>
       </w:r>
     </w:p>
@@ -13303,61 +12689,25 @@
           <w:sz w:val="24"/>
           <w:szCs w:val="24"/>
         </w:rPr>
-        <w:t>系统需求层包括系统运行环境、数据传输方式、硬件和接口依赖等技术要求。例如，系统需</w:t>
-      </w:r>
-      <w:proofErr w:type="gramStart"/>
+        <w:t>系统需求层包括系统运行环境、数据传输方式、硬件和接口依赖等技术要求。例如，系统需基于微信小程序（</w:t>
+      </w:r>
+      <w:proofErr w:type="spellStart"/>
       <w:r>
         <w:rPr>
           <w:rFonts w:ascii="宋体" w:eastAsia="宋体" w:hAnsi="宋体"/>
           <w:sz w:val="24"/>
           <w:szCs w:val="24"/>
         </w:rPr>
-        <w:t>基于微信小</w:t>
-      </w:r>
-      <w:proofErr w:type="gramEnd"/>
+        <w:t>uni</w:t>
+      </w:r>
+      <w:proofErr w:type="spellEnd"/>
       <w:r>
         <w:rPr>
           <w:rFonts w:ascii="宋体" w:eastAsia="宋体" w:hAnsi="宋体"/>
           <w:sz w:val="24"/>
           <w:szCs w:val="24"/>
         </w:rPr>
-        <w:t>程序（</w:t>
-      </w:r>
-      <w:proofErr w:type="spellStart"/>
-      <w:r>
-        <w:rPr>
-          <w:rFonts w:ascii="宋体" w:eastAsia="宋体" w:hAnsi="宋体"/>
-          <w:sz w:val="24"/>
-          <w:szCs w:val="24"/>
-        </w:rPr>
-        <w:t>uni</w:t>
-      </w:r>
-      <w:proofErr w:type="spellEnd"/>
-      <w:r>
-        <w:rPr>
-          <w:rFonts w:ascii="宋体" w:eastAsia="宋体" w:hAnsi="宋体"/>
-          <w:sz w:val="24"/>
-          <w:szCs w:val="24"/>
-        </w:rPr>
-        <w:t>-app）开发，并</w:t>
-      </w:r>
-      <w:proofErr w:type="gramStart"/>
-      <w:r>
-        <w:rPr>
-          <w:rFonts w:ascii="宋体" w:eastAsia="宋体" w:hAnsi="宋体"/>
-          <w:sz w:val="24"/>
-          <w:szCs w:val="24"/>
-        </w:rPr>
-        <w:t>使用蓝牙传输</w:t>
-      </w:r>
-      <w:proofErr w:type="gramEnd"/>
-      <w:r>
-        <w:rPr>
-          <w:rFonts w:ascii="宋体" w:eastAsia="宋体" w:hAnsi="宋体"/>
-          <w:sz w:val="24"/>
-          <w:szCs w:val="24"/>
-        </w:rPr>
-        <w:t>生理数据到小程序。系统需求层还包括性能要求，如数据传输和响应时间。</w:t>
+        <w:t>-app）开发，并使用蓝牙传输生理数据到小程序。系统需求层还包括性能要求，如数据传输和响应时间。</w:t>
       </w:r>
     </w:p>
     <w:p>
@@ -13392,54 +12742,18 @@
       <w:pPr>
         <w:ind w:firstLine="420"/>
         <w:rPr>
+          <w:rFonts w:ascii="宋体" w:eastAsia="宋体" w:hAnsi="宋体" w:hint="eastAsia"/>
+          <w:sz w:val="24"/>
+          <w:szCs w:val="24"/>
+        </w:rPr>
+      </w:pPr>
+      <w:r>
+        <w:rPr>
           <w:rFonts w:ascii="宋体" w:eastAsia="宋体" w:hAnsi="宋体"/>
           <w:sz w:val="24"/>
           <w:szCs w:val="24"/>
         </w:rPr>
-      </w:pPr>
-      <w:r>
-        <w:rPr>
-          <w:rFonts w:ascii="宋体" w:eastAsia="宋体" w:hAnsi="宋体"/>
-          <w:sz w:val="24"/>
-          <w:szCs w:val="24"/>
-        </w:rPr>
-        <w:t>非功能需求层关注系统的质量属性，如安全性、可靠性、性能和</w:t>
-      </w:r>
-      <w:proofErr w:type="gramStart"/>
-      <w:r>
-        <w:rPr>
-          <w:rFonts w:ascii="宋体" w:eastAsia="宋体" w:hAnsi="宋体"/>
-          <w:sz w:val="24"/>
-          <w:szCs w:val="24"/>
-        </w:rPr>
-        <w:t>可</w:t>
-      </w:r>
-      <w:proofErr w:type="gramEnd"/>
-      <w:r>
-        <w:rPr>
-          <w:rFonts w:ascii="宋体" w:eastAsia="宋体" w:hAnsi="宋体"/>
-          <w:sz w:val="24"/>
-          <w:szCs w:val="24"/>
-        </w:rPr>
-        <w:t>扩展性。例如，数据隐私和安全性要求保证用户的健康数据不被泄露，</w:t>
-      </w:r>
-      <w:proofErr w:type="gramStart"/>
-      <w:r>
-        <w:rPr>
-          <w:rFonts w:ascii="宋体" w:eastAsia="宋体" w:hAnsi="宋体"/>
-          <w:sz w:val="24"/>
-          <w:szCs w:val="24"/>
-        </w:rPr>
-        <w:t>蓝牙传输</w:t>
-      </w:r>
-      <w:proofErr w:type="gramEnd"/>
-      <w:r>
-        <w:rPr>
-          <w:rFonts w:ascii="宋体" w:eastAsia="宋体" w:hAnsi="宋体"/>
-          <w:sz w:val="24"/>
-          <w:szCs w:val="24"/>
-        </w:rPr>
-        <w:t>的延迟应低于1秒。这一层级确保系统的用户体验和技术标准能够满足实际使用需求。</w:t>
+        <w:t>非功能需求层关注系统的质量属性，如安全性、可靠性、性能和可扩展性。例如，数据隐私和安全性要求保证用户的健康数据不被泄露，蓝牙传输的延迟应低于1秒。这一层级确保系统的用户体验和技术标准能够满足实际使用需求。</w:t>
       </w:r>
     </w:p>
     <w:p>
@@ -13488,7 +12802,7 @@
         </w:numPr>
         <w:spacing w:before="0" w:after="0" w:line="360" w:lineRule="auto"/>
         <w:rPr>
-          <w:rFonts w:ascii="楷体" w:eastAsia="楷体" w:hAnsi="楷体" w:cs="宋体"/>
+          <w:rFonts w:ascii="楷体" w:eastAsia="楷体" w:hAnsi="楷体" w:cs="宋体" w:hint="eastAsia"/>
           <w:b w:val="0"/>
           <w:bCs w:val="0"/>
           <w:sz w:val="24"/>
@@ -13535,7 +12849,7 @@
         </w:numPr>
         <w:spacing w:before="0" w:after="0" w:line="360" w:lineRule="auto"/>
         <w:rPr>
-          <w:rFonts w:ascii="楷体" w:eastAsia="楷体" w:hAnsi="楷体" w:cs="宋体"/>
+          <w:rFonts w:ascii="楷体" w:eastAsia="楷体" w:hAnsi="楷体" w:cs="宋体" w:hint="eastAsia"/>
           <w:b w:val="0"/>
           <w:bCs w:val="0"/>
           <w:sz w:val="24"/>
@@ -13643,25 +12957,7 @@
           <w:sz w:val="24"/>
           <w:szCs w:val="24"/>
         </w:rPr>
-        <w:t xml:space="preserve"> 用户已经连接了健康监测设备（如</w:t>
-      </w:r>
-      <w:proofErr w:type="gramStart"/>
-      <w:r>
-        <w:rPr>
-          <w:rFonts w:ascii="宋体" w:eastAsia="宋体" w:hAnsi="宋体"/>
-          <w:sz w:val="24"/>
-          <w:szCs w:val="24"/>
-        </w:rPr>
-        <w:t>通过蓝牙连接</w:t>
-      </w:r>
-      <w:proofErr w:type="gramEnd"/>
-      <w:r>
-        <w:rPr>
-          <w:rFonts w:ascii="宋体" w:eastAsia="宋体" w:hAnsi="宋体"/>
-          <w:sz w:val="24"/>
-          <w:szCs w:val="24"/>
-        </w:rPr>
-        <w:t>传感器）。</w:t>
+        <w:t xml:space="preserve"> 用户已经连接了健康监测设备（如通过蓝牙连接传感器）。</w:t>
       </w:r>
     </w:p>
     <w:p>
@@ -14287,7 +13583,7 @@
         </w:numPr>
         <w:spacing w:before="0" w:after="0" w:line="360" w:lineRule="auto"/>
         <w:rPr>
-          <w:rFonts w:ascii="楷体" w:eastAsia="楷体" w:hAnsi="楷体" w:cs="宋体"/>
+          <w:rFonts w:ascii="楷体" w:eastAsia="楷体" w:hAnsi="楷体" w:cs="宋体" w:hint="eastAsia"/>
           <w:b w:val="0"/>
           <w:bCs w:val="0"/>
           <w:sz w:val="24"/>
@@ -14804,7 +14100,7 @@
         </w:numPr>
         <w:spacing w:before="0" w:after="0" w:line="360" w:lineRule="auto"/>
         <w:rPr>
-          <w:rFonts w:ascii="楷体" w:eastAsia="楷体" w:hAnsi="楷体" w:cs="宋体"/>
+          <w:rFonts w:ascii="楷体" w:eastAsia="楷体" w:hAnsi="楷体" w:cs="宋体" w:hint="eastAsia"/>
           <w:b w:val="0"/>
           <w:bCs w:val="0"/>
           <w:sz w:val="24"/>
@@ -15307,7 +14603,6 @@
           <w:szCs w:val="24"/>
         </w:rPr>
       </w:pPr>
-      <w:proofErr w:type="gramStart"/>
       <w:r>
         <w:rPr>
           <w:rFonts w:ascii="楷体" w:eastAsia="楷体" w:hAnsi="楷体" w:cs="宋体" w:hint="eastAsia"/>
@@ -15316,18 +14611,7 @@
           <w:sz w:val="24"/>
           <w:szCs w:val="24"/>
         </w:rPr>
-        <w:t>蓝牙连接</w:t>
-      </w:r>
-      <w:proofErr w:type="gramEnd"/>
-      <w:r>
-        <w:rPr>
-          <w:rFonts w:ascii="楷体" w:eastAsia="楷体" w:hAnsi="楷体" w:cs="宋体" w:hint="eastAsia"/>
-          <w:b w:val="0"/>
-          <w:bCs w:val="0"/>
-          <w:sz w:val="24"/>
-          <w:szCs w:val="24"/>
-        </w:rPr>
-        <w:t>状态监测</w:t>
+        <w:t>蓝牙连接状态监测</w:t>
       </w:r>
     </w:p>
     <w:p>
@@ -15389,25 +14673,7 @@
           <w:sz w:val="24"/>
           <w:szCs w:val="24"/>
         </w:rPr>
-        <w:t xml:space="preserve"> 系统监控设备与用户健康监测硬件</w:t>
-      </w:r>
-      <w:proofErr w:type="gramStart"/>
-      <w:r>
-        <w:rPr>
-          <w:rFonts w:ascii="宋体" w:eastAsia="宋体" w:hAnsi="宋体"/>
-          <w:sz w:val="24"/>
-          <w:szCs w:val="24"/>
-        </w:rPr>
-        <w:t>的蓝牙连接</w:t>
-      </w:r>
-      <w:proofErr w:type="gramEnd"/>
-      <w:r>
-        <w:rPr>
-          <w:rFonts w:ascii="宋体" w:eastAsia="宋体" w:hAnsi="宋体"/>
-          <w:sz w:val="24"/>
-          <w:szCs w:val="24"/>
-        </w:rPr>
-        <w:t>状态，当连接中断时，系统提示用户检查设备连接，以确保数据采集的连续性。</w:t>
+        <w:t xml:space="preserve"> 系统监控设备与用户健康监测硬件的蓝牙连接状态，当连接中断时，系统提示用户检查设备连接，以确保数据采集的连续性。</w:t>
       </w:r>
     </w:p>
     <w:p>
@@ -15438,25 +14704,7 @@
           <w:sz w:val="24"/>
           <w:szCs w:val="24"/>
         </w:rPr>
-        <w:t xml:space="preserve"> 用户</w:t>
-      </w:r>
-      <w:proofErr w:type="gramStart"/>
-      <w:r>
-        <w:rPr>
-          <w:rFonts w:ascii="宋体" w:eastAsia="宋体" w:hAnsi="宋体"/>
-          <w:sz w:val="24"/>
-          <w:szCs w:val="24"/>
-        </w:rPr>
-        <w:t>通过蓝牙连接</w:t>
-      </w:r>
-      <w:proofErr w:type="gramEnd"/>
-      <w:r>
-        <w:rPr>
-          <w:rFonts w:ascii="宋体" w:eastAsia="宋体" w:hAnsi="宋体"/>
-          <w:sz w:val="24"/>
-          <w:szCs w:val="24"/>
-        </w:rPr>
-        <w:t>健康监测设备。</w:t>
+        <w:t xml:space="preserve"> 用户通过蓝牙连接健康监测设备。</w:t>
       </w:r>
     </w:p>
     <w:p>
@@ -15487,25 +14735,7 @@
           <w:sz w:val="24"/>
           <w:szCs w:val="24"/>
         </w:rPr>
-        <w:t xml:space="preserve"> 系统</w:t>
-      </w:r>
-      <w:proofErr w:type="gramStart"/>
-      <w:r>
-        <w:rPr>
-          <w:rFonts w:ascii="宋体" w:eastAsia="宋体" w:hAnsi="宋体"/>
-          <w:sz w:val="24"/>
-          <w:szCs w:val="24"/>
-        </w:rPr>
-        <w:t>监控蓝牙连接</w:t>
-      </w:r>
-      <w:proofErr w:type="gramEnd"/>
-      <w:r>
-        <w:rPr>
-          <w:rFonts w:ascii="宋体" w:eastAsia="宋体" w:hAnsi="宋体"/>
-          <w:sz w:val="24"/>
-          <w:szCs w:val="24"/>
-        </w:rPr>
-        <w:t>状态，并在断开时提示用户。</w:t>
+        <w:t xml:space="preserve"> 系统监控蓝牙连接状态，并在断开时提示用户。</w:t>
       </w:r>
     </w:p>
     <w:p>
@@ -15570,25 +14800,7 @@
           <w:sz w:val="24"/>
           <w:szCs w:val="24"/>
         </w:rPr>
-        <w:t>系统实时</w:t>
-      </w:r>
-      <w:proofErr w:type="gramStart"/>
-      <w:r>
-        <w:rPr>
-          <w:rFonts w:ascii="宋体" w:eastAsia="宋体" w:hAnsi="宋体"/>
-          <w:sz w:val="24"/>
-          <w:szCs w:val="24"/>
-        </w:rPr>
-        <w:t>监测蓝牙连接</w:t>
-      </w:r>
-      <w:proofErr w:type="gramEnd"/>
-      <w:r>
-        <w:rPr>
-          <w:rFonts w:ascii="宋体" w:eastAsia="宋体" w:hAnsi="宋体"/>
-          <w:sz w:val="24"/>
-          <w:szCs w:val="24"/>
-        </w:rPr>
-        <w:t>状态。</w:t>
+        <w:t>系统实时监测蓝牙连接状态。</w:t>
       </w:r>
     </w:p>
     <w:p>
@@ -15636,17 +14848,7 @@
           <w:sz w:val="24"/>
           <w:szCs w:val="24"/>
         </w:rPr>
-        <w:t xml:space="preserve"> </w:t>
-      </w:r>
-      <w:r>
-        <w:rPr>
-          <w:rFonts w:ascii="楷体" w:eastAsia="楷体" w:hAnsi="楷体" w:cs="宋体" w:hint="eastAsia"/>
-          <w:b w:val="0"/>
-          <w:bCs w:val="0"/>
-          <w:sz w:val="24"/>
-          <w:szCs w:val="24"/>
-        </w:rPr>
-        <w:t>用户个性化设置</w:t>
+        <w:t xml:space="preserve"> 用户个性化设置</w:t>
       </w:r>
     </w:p>
     <w:p>
@@ -15883,17 +15085,7 @@
           <w:sz w:val="24"/>
           <w:szCs w:val="24"/>
         </w:rPr>
-        <w:t xml:space="preserve"> </w:t>
-      </w:r>
-      <w:r>
-        <w:rPr>
-          <w:rFonts w:ascii="楷体" w:eastAsia="楷体" w:hAnsi="楷体" w:cs="宋体" w:hint="eastAsia"/>
-          <w:b w:val="0"/>
-          <w:bCs w:val="0"/>
-          <w:sz w:val="24"/>
-          <w:szCs w:val="24"/>
-        </w:rPr>
-        <w:t>疾病史分析</w:t>
+        <w:t xml:space="preserve"> 疾病史分析</w:t>
       </w:r>
     </w:p>
     <w:p>
@@ -16025,25 +15217,7 @@
           <w:sz w:val="24"/>
           <w:szCs w:val="24"/>
         </w:rPr>
-        <w:t xml:space="preserve"> 系统根据疾病</w:t>
-      </w:r>
-      <w:proofErr w:type="gramStart"/>
-      <w:r>
-        <w:rPr>
-          <w:rFonts w:ascii="宋体" w:eastAsia="宋体" w:hAnsi="宋体"/>
-          <w:sz w:val="24"/>
-          <w:szCs w:val="24"/>
-        </w:rPr>
-        <w:t>史分析</w:t>
-      </w:r>
-      <w:proofErr w:type="gramEnd"/>
-      <w:r>
-        <w:rPr>
-          <w:rFonts w:ascii="宋体" w:eastAsia="宋体" w:hAnsi="宋体"/>
-          <w:sz w:val="24"/>
-          <w:szCs w:val="24"/>
-        </w:rPr>
-        <w:t>用户健康数据，并提供相应建议。</w:t>
+        <w:t xml:space="preserve"> 系统根据疾病史分析用户健康数据，并提供相应建议。</w:t>
       </w:r>
     </w:p>
     <w:p>
@@ -16118,7 +15292,7 @@
           <w:numId w:val="16"/>
         </w:numPr>
         <w:rPr>
-          <w:rFonts w:ascii="宋体" w:eastAsia="宋体" w:hAnsi="宋体"/>
+          <w:rFonts w:ascii="宋体" w:eastAsia="宋体" w:hAnsi="宋体" w:hint="eastAsia"/>
           <w:sz w:val="24"/>
           <w:szCs w:val="24"/>
         </w:rPr>
@@ -16156,17 +15330,7 @@
           <w:sz w:val="24"/>
           <w:szCs w:val="24"/>
         </w:rPr>
-        <w:t xml:space="preserve"> </w:t>
-      </w:r>
-      <w:r>
-        <w:rPr>
-          <w:rFonts w:ascii="楷体" w:eastAsia="楷体" w:hAnsi="楷体" w:cs="宋体" w:hint="eastAsia"/>
-          <w:b w:val="0"/>
-          <w:bCs w:val="0"/>
-          <w:sz w:val="24"/>
-          <w:szCs w:val="24"/>
-        </w:rPr>
-        <w:t>登陆</w:t>
+        <w:t xml:space="preserve"> 登陆</w:t>
       </w:r>
     </w:p>
     <w:p>
@@ -16433,17 +15597,7 @@
           <w:sz w:val="24"/>
           <w:szCs w:val="24"/>
         </w:rPr>
-        <w:t xml:space="preserve"> </w:t>
-      </w:r>
-      <w:r>
-        <w:rPr>
-          <w:rFonts w:ascii="楷体" w:eastAsia="楷体" w:hAnsi="楷体" w:cs="宋体" w:hint="eastAsia"/>
-          <w:b w:val="0"/>
-          <w:bCs w:val="0"/>
-          <w:sz w:val="24"/>
-          <w:szCs w:val="24"/>
-        </w:rPr>
-        <w:t>注册</w:t>
+        <w:t xml:space="preserve"> 注册</w:t>
       </w:r>
     </w:p>
     <w:p>
@@ -16734,8 +15888,12 @@
           <w:szCs w:val="28"/>
         </w:rPr>
         <w:sectPr>
-          <w:headerReference w:type="default" r:id="rId13"/>
-          <w:footerReference w:type="default" r:id="rId14"/>
+          <w:headerReference w:type="even" r:id="rId13"/>
+          <w:headerReference w:type="default" r:id="rId14"/>
+          <w:footerReference w:type="even" r:id="rId15"/>
+          <w:footerReference w:type="default" r:id="rId16"/>
+          <w:headerReference w:type="first" r:id="rId17"/>
+          <w:footerReference w:type="first" r:id="rId18"/>
           <w:type w:val="continuous"/>
           <w:pgSz w:w="11906" w:h="16838"/>
           <w:pgMar w:top="1440" w:right="1800" w:bottom="1440" w:left="1800" w:header="851" w:footer="992" w:gutter="0"/>
@@ -16820,57 +15978,14 @@
         <w:pStyle w:val="3"/>
         <w:spacing w:before="0" w:after="0" w:line="360" w:lineRule="auto"/>
         <w:rPr>
-          <w:rFonts w:ascii="楷体" w:eastAsia="楷体" w:hAnsi="楷体" w:cs="宋体"/>
-          <w:b w:val="0"/>
-          <w:bCs w:val="0"/>
-          <w:sz w:val="24"/>
-          <w:szCs w:val="24"/>
-        </w:rPr>
-      </w:pPr>
-      <w:bookmarkStart w:id="79" w:name="_Toc182400580"/>
-      <w:r>
-        <w:rPr>
           <w:rFonts w:ascii="楷体" w:eastAsia="楷体" w:hAnsi="楷体" w:cs="宋体" w:hint="eastAsia"/>
           <w:b w:val="0"/>
           <w:bCs w:val="0"/>
           <w:sz w:val="24"/>
           <w:szCs w:val="24"/>
         </w:rPr>
-        <w:t>4.1.1时间特性</w:t>
-      </w:r>
-      <w:bookmarkEnd w:id="79"/>
-    </w:p>
-    <w:p>
-      <w:pPr>
-        <w:ind w:firstLine="420"/>
-        <w:rPr>
-          <w:rFonts w:ascii="宋体" w:eastAsia="宋体" w:hAnsi="宋体" w:hint="eastAsia"/>
-          <w:sz w:val="24"/>
-          <w:szCs w:val="28"/>
-        </w:rPr>
-      </w:pPr>
-      <w:r>
-        <w:rPr>
-          <w:rFonts w:ascii="宋体" w:eastAsia="宋体" w:hAnsi="宋体"/>
-          <w:sz w:val="24"/>
-          <w:szCs w:val="28"/>
-        </w:rPr>
-        <w:t>系统应在用户发出请求后1秒内响应，对于实时数据采集系统，数据传输与显示的延迟不得超过2秒。系统每次处理单个用户请求的时间不得超过5秒，复杂的健康分析任务应在10秒内完成。对于实时健康监测系统，系统需在每次数据采集后的500毫秒内更新用户的健康状态。实时数据展示的刷新频率应为每秒一次。系统在高并发环境下（例如1000个并发用户）仍能维持每秒至少1000条记录的处理能力，确保高效的数据流处理。</w:t>
-      </w:r>
-    </w:p>
-    <w:p>
-      <w:pPr>
-        <w:pStyle w:val="3"/>
-        <w:spacing w:before="0" w:after="0" w:line="360" w:lineRule="auto"/>
-        <w:rPr>
-          <w:rFonts w:ascii="楷体" w:eastAsia="楷体" w:hAnsi="楷体" w:cs="宋体"/>
-          <w:b w:val="0"/>
-          <w:bCs w:val="0"/>
-          <w:sz w:val="24"/>
-          <w:szCs w:val="24"/>
-        </w:rPr>
-      </w:pPr>
-      <w:bookmarkStart w:id="80" w:name="_Toc182400581"/>
+      </w:pPr>
+      <w:bookmarkStart w:id="79" w:name="_Toc182400580"/>
       <w:r>
         <w:rPr>
           <w:rFonts w:ascii="楷体" w:eastAsia="楷体" w:hAnsi="楷体" w:cs="宋体" w:hint="eastAsia"/>
@@ -16879,44 +15994,32 @@
           <w:sz w:val="24"/>
           <w:szCs w:val="24"/>
         </w:rPr>
-        <w:t>4.1.2精度要求</w:t>
-      </w:r>
-      <w:bookmarkEnd w:id="80"/>
-    </w:p>
-    <w:p>
-      <w:pPr>
+        <w:t>4.1.1时间特性</w:t>
+      </w:r>
+      <w:bookmarkEnd w:id="79"/>
+    </w:p>
+    <w:p>
+      <w:pPr>
+        <w:ind w:firstLine="420"/>
         <w:rPr>
           <w:rFonts w:ascii="宋体" w:eastAsia="宋体" w:hAnsi="宋体" w:hint="eastAsia"/>
           <w:sz w:val="24"/>
-          <w:szCs w:val="24"/>
-        </w:rPr>
-      </w:pPr>
-      <w:r>
-        <w:tab/>
-      </w:r>
+          <w:szCs w:val="28"/>
+        </w:rPr>
+      </w:pPr>
       <w:r>
         <w:rPr>
           <w:rFonts w:ascii="宋体" w:eastAsia="宋体" w:hAnsi="宋体"/>
           <w:sz w:val="24"/>
-          <w:szCs w:val="24"/>
-        </w:rPr>
-        <w:t>在使用传感器（如MAX30102）进行生理数据采集时，心率测量误差不得超过±5次/分钟，血氧浓度的误差应控制在±3%以内。系统的AI健康分析应基于至少95%的准确率，在给出健康建议时，误诊率不得超过5%。生成的健康数据图表应准确反映数据源，显示的数值应与后台处理数据保持一致，误差不超过1%。</w:t>
+          <w:szCs w:val="28"/>
+        </w:rPr>
+        <w:t>系统应在用户发出请求后1秒内响应，对于实时数据采集系统，数据传输与显示的延迟不得超过2秒。系统每次处理单个用户请求的时间不得超过5秒，复杂的健康分析任务应在10秒内完成。对于实时健康监测系统，系统需在每次数据采集后的500毫秒内更新用户的健康状态。实时数据展示的刷新频率应为每秒一次。系统在高并发环境下（例如1000个并发用户）仍能维持每秒至少1000条记录的处理能力，确保高效的数据流处理。</w:t>
       </w:r>
     </w:p>
     <w:p>
       <w:pPr>
         <w:pStyle w:val="3"/>
         <w:spacing w:before="0" w:after="0" w:line="360" w:lineRule="auto"/>
-        <w:rPr>
-          <w:rFonts w:ascii="楷体" w:eastAsia="楷体" w:hAnsi="楷体" w:cs="宋体"/>
-          <w:b w:val="0"/>
-          <w:bCs w:val="0"/>
-          <w:sz w:val="24"/>
-          <w:szCs w:val="24"/>
-        </w:rPr>
-      </w:pPr>
-      <w:bookmarkStart w:id="81" w:name="_Toc182400582"/>
-      <w:r>
         <w:rPr>
           <w:rFonts w:ascii="楷体" w:eastAsia="楷体" w:hAnsi="楷体" w:cs="宋体" w:hint="eastAsia"/>
           <w:b w:val="0"/>
@@ -16924,48 +16027,8 @@
           <w:sz w:val="24"/>
           <w:szCs w:val="24"/>
         </w:rPr>
-        <w:t>4.1.3系统有效性</w:t>
-      </w:r>
-      <w:bookmarkEnd w:id="81"/>
-    </w:p>
-    <w:p>
-      <w:pPr>
-        <w:rPr>
-          <w:rFonts w:ascii="宋体" w:eastAsia="宋体" w:hAnsi="宋体" w:hint="eastAsia"/>
-          <w:sz w:val="24"/>
-          <w:szCs w:val="24"/>
-        </w:rPr>
-      </w:pPr>
-      <w:r>
-        <w:rPr>
-          <w:rFonts w:ascii="宋体" w:eastAsia="宋体" w:hAnsi="宋体"/>
-          <w:sz w:val="24"/>
-          <w:szCs w:val="24"/>
-        </w:rPr>
-        <w:tab/>
-      </w:r>
-      <w:r>
-        <w:rPr>
-          <w:rFonts w:ascii="宋体" w:eastAsia="宋体" w:hAnsi="宋体"/>
-          <w:sz w:val="24"/>
-          <w:szCs w:val="24"/>
-        </w:rPr>
-        <w:t>系统应能支持所有规划的功能模块，如健康数据采集、实时显示、健康建议生成、历史数据统计等。每个功能模块在不同场景下的表现应符合设计要求。系统在并发访问情况下，应保证数据的一致性和完整性。每次数据存储后，确保数据准确无误，防止数据丢失或重复。</w:t>
-      </w:r>
-    </w:p>
-    <w:p>
-      <w:pPr>
-        <w:pStyle w:val="3"/>
-        <w:spacing w:before="0" w:after="0" w:line="360" w:lineRule="auto"/>
-        <w:rPr>
-          <w:rFonts w:ascii="楷体" w:eastAsia="楷体" w:hAnsi="楷体" w:cs="宋体"/>
-          <w:b w:val="0"/>
-          <w:bCs w:val="0"/>
-          <w:sz w:val="24"/>
-          <w:szCs w:val="24"/>
-        </w:rPr>
-      </w:pPr>
-      <w:bookmarkStart w:id="82" w:name="_Toc182400583"/>
+      </w:pPr>
+      <w:bookmarkStart w:id="80" w:name="_Toc182400581"/>
       <w:r>
         <w:rPr>
           <w:rFonts w:ascii="楷体" w:eastAsia="楷体" w:hAnsi="楷体" w:cs="宋体" w:hint="eastAsia"/>
@@ -16974,13 +16037,12 @@
           <w:sz w:val="24"/>
           <w:szCs w:val="24"/>
         </w:rPr>
-        <w:t>4.1.4容错性</w:t>
-      </w:r>
-      <w:bookmarkEnd w:id="82"/>
-    </w:p>
-    <w:p>
-      <w:pPr>
-        <w:ind w:firstLine="420"/>
+        <w:t>4.1.2精度要求</w:t>
+      </w:r>
+      <w:bookmarkEnd w:id="80"/>
+    </w:p>
+    <w:p>
+      <w:pPr>
         <w:rPr>
           <w:rFonts w:ascii="宋体" w:eastAsia="宋体" w:hAnsi="宋体" w:hint="eastAsia"/>
           <w:sz w:val="24"/>
@@ -16988,44 +16050,21 @@
         </w:rPr>
       </w:pPr>
       <w:r>
+        <w:tab/>
+      </w:r>
+      <w:r>
         <w:rPr>
           <w:rFonts w:ascii="宋体" w:eastAsia="宋体" w:hAnsi="宋体"/>
           <w:sz w:val="24"/>
           <w:szCs w:val="24"/>
         </w:rPr>
-        <w:t>系统应能够在意外崩溃或断电后自动恢复，并且不会丢失最近的用户数据。系统应实现定时备份机制，每小时备份一次用户数据。对于硬件故障（如传感器故障），系统应能够自动检测并向用户提供友好的故障提示。对于系统崩溃，能够自动重启或切换到备用服务器</w:t>
-      </w:r>
-      <w:r>
-        <w:rPr>
-          <w:rFonts w:ascii="宋体" w:eastAsia="宋体" w:hAnsi="宋体" w:hint="eastAsia"/>
-          <w:sz w:val="24"/>
-          <w:szCs w:val="24"/>
-        </w:rPr>
-        <w:t>。</w:t>
-      </w:r>
-      <w:r>
-        <w:rPr>
-          <w:rFonts w:ascii="宋体" w:eastAsia="宋体" w:hAnsi="宋体"/>
-          <w:sz w:val="24"/>
-          <w:szCs w:val="24"/>
-        </w:rPr>
-        <w:t>系统应能够容忍最多10%的硬件或软件故障，同时继续为其他用户提供服务，不影响整体系统的运行。</w:t>
+        <w:t>在使用传感器（如MAX30102）进行生理数据采集时，心率测量误差不得超过±5次/分钟，血氧浓度的误差应控制在±3%以内。系统的AI健康分析应基于至少95%的准确率，在给出健康建议时，误诊率不得超过5%。生成的健康数据图表应准确反映数据源，显示的数值应与后台处理数据保持一致，误差不超过1%。</w:t>
       </w:r>
     </w:p>
     <w:p>
       <w:pPr>
         <w:pStyle w:val="3"/>
         <w:spacing w:before="0" w:after="0" w:line="360" w:lineRule="auto"/>
-        <w:rPr>
-          <w:rFonts w:ascii="楷体" w:eastAsia="楷体" w:hAnsi="楷体" w:cs="宋体"/>
-          <w:b w:val="0"/>
-          <w:bCs w:val="0"/>
-          <w:sz w:val="24"/>
-          <w:szCs w:val="24"/>
-        </w:rPr>
-      </w:pPr>
-      <w:bookmarkStart w:id="83" w:name="_Toc182400584"/>
-      <w:r>
         <w:rPr>
           <w:rFonts w:ascii="楷体" w:eastAsia="楷体" w:hAnsi="楷体" w:cs="宋体" w:hint="eastAsia"/>
           <w:b w:val="0"/>
@@ -17033,6 +16072,125 @@
           <w:sz w:val="24"/>
           <w:szCs w:val="24"/>
         </w:rPr>
+      </w:pPr>
+      <w:bookmarkStart w:id="81" w:name="_Toc182400582"/>
+      <w:r>
+        <w:rPr>
+          <w:rFonts w:ascii="楷体" w:eastAsia="楷体" w:hAnsi="楷体" w:cs="宋体" w:hint="eastAsia"/>
+          <w:b w:val="0"/>
+          <w:bCs w:val="0"/>
+          <w:sz w:val="24"/>
+          <w:szCs w:val="24"/>
+        </w:rPr>
+        <w:t>4.1.3系统有效性</w:t>
+      </w:r>
+      <w:bookmarkEnd w:id="81"/>
+    </w:p>
+    <w:p>
+      <w:pPr>
+        <w:rPr>
+          <w:rFonts w:ascii="宋体" w:eastAsia="宋体" w:hAnsi="宋体" w:hint="eastAsia"/>
+          <w:sz w:val="24"/>
+          <w:szCs w:val="24"/>
+        </w:rPr>
+      </w:pPr>
+      <w:r>
+        <w:rPr>
+          <w:rFonts w:ascii="宋体" w:eastAsia="宋体" w:hAnsi="宋体"/>
+          <w:sz w:val="24"/>
+          <w:szCs w:val="24"/>
+        </w:rPr>
+        <w:tab/>
+      </w:r>
+      <w:r>
+        <w:rPr>
+          <w:rFonts w:ascii="宋体" w:eastAsia="宋体" w:hAnsi="宋体"/>
+          <w:sz w:val="24"/>
+          <w:szCs w:val="24"/>
+        </w:rPr>
+        <w:t>系统应能支持所有规划的功能模块，如健康数据采集、实时显示、健康建议生成、历史数据统计等。每个功能模块在不同场景下的表现应符合设计要求。系统在并发访问情况下，应保证数据的一致性和完整性。每次数据存储后，确保数据准确无误，防止数据丢失或重复。</w:t>
+      </w:r>
+    </w:p>
+    <w:p>
+      <w:pPr>
+        <w:pStyle w:val="3"/>
+        <w:spacing w:before="0" w:after="0" w:line="360" w:lineRule="auto"/>
+        <w:rPr>
+          <w:rFonts w:ascii="楷体" w:eastAsia="楷体" w:hAnsi="楷体" w:cs="宋体" w:hint="eastAsia"/>
+          <w:b w:val="0"/>
+          <w:bCs w:val="0"/>
+          <w:sz w:val="24"/>
+          <w:szCs w:val="24"/>
+        </w:rPr>
+      </w:pPr>
+      <w:bookmarkStart w:id="82" w:name="_Toc182400583"/>
+      <w:r>
+        <w:rPr>
+          <w:rFonts w:ascii="楷体" w:eastAsia="楷体" w:hAnsi="楷体" w:cs="宋体" w:hint="eastAsia"/>
+          <w:b w:val="0"/>
+          <w:bCs w:val="0"/>
+          <w:sz w:val="24"/>
+          <w:szCs w:val="24"/>
+        </w:rPr>
+        <w:t>4.1.4容错性</w:t>
+      </w:r>
+      <w:bookmarkEnd w:id="82"/>
+    </w:p>
+    <w:p>
+      <w:pPr>
+        <w:ind w:firstLine="420"/>
+        <w:rPr>
+          <w:rFonts w:ascii="宋体" w:eastAsia="宋体" w:hAnsi="宋体" w:hint="eastAsia"/>
+          <w:sz w:val="24"/>
+          <w:szCs w:val="24"/>
+        </w:rPr>
+      </w:pPr>
+      <w:r>
+        <w:rPr>
+          <w:rFonts w:ascii="宋体" w:eastAsia="宋体" w:hAnsi="宋体"/>
+          <w:sz w:val="24"/>
+          <w:szCs w:val="24"/>
+        </w:rPr>
+        <w:t>系统应能够在意外崩溃或断电后自动恢复，并且不会丢失最近的用户数据。系统应实现定时备份机制，每小时备份一次用户数据。对于硬件故障（如传感器故障），系统应能够自动检测并向用户提供友好的故障提示。对于系统崩溃，能够自动重启或切换到备用服务器</w:t>
+      </w:r>
+      <w:r>
+        <w:rPr>
+          <w:rFonts w:ascii="宋体" w:eastAsia="宋体" w:hAnsi="宋体" w:hint="eastAsia"/>
+          <w:sz w:val="24"/>
+          <w:szCs w:val="24"/>
+        </w:rPr>
+        <w:t>。</w:t>
+      </w:r>
+      <w:r>
+        <w:rPr>
+          <w:rFonts w:ascii="宋体" w:eastAsia="宋体" w:hAnsi="宋体"/>
+          <w:sz w:val="24"/>
+          <w:szCs w:val="24"/>
+        </w:rPr>
+        <w:t>系统应能够容忍最多10%的硬件或软件故障，同时继续为其他用户提供服务，不影响整体系统的运行。</w:t>
+      </w:r>
+    </w:p>
+    <w:p>
+      <w:pPr>
+        <w:pStyle w:val="3"/>
+        <w:spacing w:before="0" w:after="0" w:line="360" w:lineRule="auto"/>
+        <w:rPr>
+          <w:rFonts w:ascii="楷体" w:eastAsia="楷体" w:hAnsi="楷体" w:cs="宋体" w:hint="eastAsia"/>
+          <w:b w:val="0"/>
+          <w:bCs w:val="0"/>
+          <w:sz w:val="24"/>
+          <w:szCs w:val="24"/>
+        </w:rPr>
+      </w:pPr>
+      <w:bookmarkStart w:id="83" w:name="_Toc182400584"/>
+      <w:r>
+        <w:rPr>
+          <w:rFonts w:ascii="楷体" w:eastAsia="楷体" w:hAnsi="楷体" w:cs="宋体" w:hint="eastAsia"/>
+          <w:b w:val="0"/>
+          <w:bCs w:val="0"/>
+          <w:sz w:val="24"/>
+          <w:szCs w:val="24"/>
+        </w:rPr>
         <w:t>4.1.5可扩展性</w:t>
       </w:r>
       <w:bookmarkEnd w:id="83"/>
@@ -17040,7 +16198,7 @@
     <w:p>
       <w:pPr>
         <w:rPr>
-          <w:rFonts w:ascii="宋体" w:eastAsia="宋体" w:hAnsi="宋体"/>
+          <w:rFonts w:ascii="宋体" w:eastAsia="宋体" w:hAnsi="宋体" w:hint="eastAsia"/>
           <w:sz w:val="24"/>
           <w:szCs w:val="24"/>
         </w:rPr>
@@ -17120,7 +16278,7 @@
     <w:p>
       <w:pPr>
         <w:rPr>
-          <w:rFonts w:ascii="宋体" w:eastAsia="宋体" w:hAnsi="宋体"/>
+          <w:rFonts w:ascii="宋体" w:eastAsia="宋体" w:hAnsi="宋体" w:hint="eastAsia"/>
           <w:sz w:val="24"/>
           <w:szCs w:val="24"/>
         </w:rPr>
@@ -17150,10 +16308,28 @@
       <w:pPr>
         <w:ind w:firstLine="420"/>
         <w:rPr>
+          <w:rFonts w:ascii="宋体" w:eastAsia="宋体" w:hAnsi="宋体" w:hint="eastAsia"/>
+          <w:sz w:val="24"/>
+          <w:szCs w:val="24"/>
+        </w:rPr>
+      </w:pPr>
+      <w:r>
+        <w:rPr>
           <w:rFonts w:ascii="宋体" w:eastAsia="宋体" w:hAnsi="宋体"/>
           <w:sz w:val="24"/>
           <w:szCs w:val="24"/>
         </w:rPr>
+        <w:t>在数据加密方面，系统传输数据时应通过HTTPS协议，采用SSL/TLS加密方式，保障数据传输的安全性，防止数据被窃听或篡改。同时，系统存储的敏感数据（如个人身份信息、健康数据）需采用AES-256等强加密算法进行加密，防止数据泄露风险，并采用安全的密钥管理机制，将密钥存储在专用的加密设备中，限制密钥的访问权限并定期更换。</w:t>
+      </w:r>
+    </w:p>
+    <w:p>
+      <w:pPr>
+        <w:ind w:firstLine="420"/>
+        <w:rPr>
+          <w:rFonts w:ascii="宋体" w:eastAsia="宋体" w:hAnsi="宋体" w:hint="eastAsia"/>
+          <w:sz w:val="24"/>
+          <w:szCs w:val="24"/>
+        </w:rPr>
       </w:pPr>
       <w:r>
         <w:rPr>
@@ -17161,50 +16337,32 @@
           <w:sz w:val="24"/>
           <w:szCs w:val="24"/>
         </w:rPr>
-        <w:t>在数据加密方面，系统传输数据时应通过HTTPS协议，采用SSL/TLS加密方式，保障数据传输的安全性，防止数据被窃听或篡改。同时，系统存储的敏感数据（如个人身份信息、健康数据）需采用AES-256等强加密算法进行加密，防止数据泄露风险，并采用安全的密钥管理机制，将密钥存储在专用的加密设备中，限制密钥的访问权限并定期更换。</w:t>
+        <w:t>隐私保护方面，系统应遵循数据最小化原则，仅收集业务功能所需的最低限度数据，避免采集不必要的个人信息。用户可自行设置隐私偏好，控制数据访问范围，选择是否允许第三方查看或使用健康数据。同时，系统处理敏感数据时需使用数据脱敏或匿名化处理，以保护用户身份信息。</w:t>
       </w:r>
     </w:p>
     <w:p>
       <w:pPr>
         <w:ind w:firstLine="420"/>
         <w:rPr>
+          <w:rFonts w:ascii="宋体" w:eastAsia="宋体" w:hAnsi="宋体" w:hint="eastAsia"/>
+          <w:sz w:val="24"/>
+          <w:szCs w:val="24"/>
+        </w:rPr>
+      </w:pPr>
+      <w:r>
+        <w:rPr>
           <w:rFonts w:ascii="宋体" w:eastAsia="宋体" w:hAnsi="宋体"/>
           <w:sz w:val="24"/>
           <w:szCs w:val="24"/>
         </w:rPr>
-      </w:pPr>
-      <w:r>
-        <w:rPr>
-          <w:rFonts w:ascii="宋体" w:eastAsia="宋体" w:hAnsi="宋体"/>
-          <w:sz w:val="24"/>
-          <w:szCs w:val="24"/>
-        </w:rPr>
-        <w:t>隐私保护方面，系统应遵循数据最小化原则，仅收集业务功能所需的最低限度数据，避免采集不必要的个人信息。用户可自行设置隐私偏好，控制数据访问范围，选择是否允许第三方查看或使用健康数据。同时，系统处理敏感数据时需使用数据脱敏或匿名化处理，以保护用户身份信息。</w:t>
+        <w:t>在访问控制方面，系统应实施细粒度的访问控制，确保用户对资源的访问权限根据角色、权限和数据敏感度而定，防止未授权访问敏感数据，如健康记录。同时，系统对多次登录失败的账户采取自动锁定措施，并可检测异常IP地址访问行为并实时采取封禁措施。文件访问应受到严格限制，只有经过授权的用户才能查看或下载敏感文件，如健康数据报告，且所有文件下载操作需经过权限验证。</w:t>
       </w:r>
     </w:p>
     <w:p>
       <w:pPr>
         <w:ind w:firstLine="420"/>
         <w:rPr>
-          <w:rFonts w:ascii="宋体" w:eastAsia="宋体" w:hAnsi="宋体"/>
-          <w:sz w:val="24"/>
-          <w:szCs w:val="24"/>
-        </w:rPr>
-      </w:pPr>
-      <w:r>
-        <w:rPr>
-          <w:rFonts w:ascii="宋体" w:eastAsia="宋体" w:hAnsi="宋体"/>
-          <w:sz w:val="24"/>
-          <w:szCs w:val="24"/>
-        </w:rPr>
-        <w:t>在访问控制方面，系统应实施细粒度的访问控制，确保用户对资源的访问权限根据角色、权限和数据敏感度而定，防止未授权访问敏感数据，如健康记录。同时，系统对多次登录失败的账户采取自动锁定措施，并可检测异常IP地址访问行为并实时采取封禁措施。文件访问应受到严格限制，只有经过授权的用户才能查看或下载敏感文件，如健康数据报告，且所有文件下载操作需经过权限验证。</w:t>
-      </w:r>
-    </w:p>
-    <w:p>
-      <w:pPr>
-        <w:ind w:firstLine="420"/>
-        <w:rPr>
-          <w:rFonts w:ascii="宋体" w:eastAsia="宋体" w:hAnsi="宋体"/>
+          <w:rFonts w:ascii="宋体" w:eastAsia="宋体" w:hAnsi="宋体" w:hint="eastAsia"/>
           <w:sz w:val="24"/>
           <w:szCs w:val="24"/>
         </w:rPr>
@@ -17284,64 +16442,14 @@
         <w:pStyle w:val="3"/>
         <w:spacing w:before="0" w:after="0" w:line="360" w:lineRule="auto"/>
         <w:rPr>
-          <w:rFonts w:ascii="楷体" w:eastAsia="楷体" w:hAnsi="楷体" w:cs="宋体"/>
-          <w:b w:val="0"/>
-          <w:bCs w:val="0"/>
-          <w:sz w:val="24"/>
-          <w:szCs w:val="24"/>
-        </w:rPr>
-      </w:pPr>
-      <w:bookmarkStart w:id="88" w:name="_Toc182400587"/>
-      <w:r>
-        <w:rPr>
           <w:rFonts w:ascii="楷体" w:eastAsia="楷体" w:hAnsi="楷体" w:cs="宋体" w:hint="eastAsia"/>
           <w:b w:val="0"/>
           <w:bCs w:val="0"/>
           <w:sz w:val="24"/>
           <w:szCs w:val="24"/>
         </w:rPr>
-        <w:t>4.3.1可维护性</w:t>
-      </w:r>
-      <w:bookmarkEnd w:id="88"/>
-    </w:p>
-    <w:p>
-      <w:pPr>
-        <w:rPr>
-          <w:rFonts w:ascii="宋体" w:eastAsia="宋体" w:hAnsi="宋体" w:hint="eastAsia"/>
-          <w:sz w:val="24"/>
-          <w:szCs w:val="24"/>
-        </w:rPr>
-      </w:pPr>
-      <w:r>
-        <w:rPr>
-          <w:rFonts w:ascii="宋体" w:eastAsia="宋体" w:hAnsi="宋体"/>
-          <w:sz w:val="24"/>
-          <w:szCs w:val="24"/>
-        </w:rPr>
-        <w:tab/>
-      </w:r>
-      <w:r>
-        <w:rPr>
-          <w:rFonts w:ascii="宋体" w:eastAsia="宋体" w:hAnsi="宋体"/>
-          <w:sz w:val="24"/>
-          <w:szCs w:val="24"/>
-        </w:rPr>
-        <w:t>系统采用模块化设计，代码结构清晰，便于未来的扩展和维护。代码应包含详细注释和一致的命名规范，所有功能模块支持单独更新，减少对其他模块的影响。提供文档说明，使维护人员能够快速理解系统结构和功能逻辑。</w:t>
-      </w:r>
-    </w:p>
-    <w:p>
-      <w:pPr>
-        <w:pStyle w:val="3"/>
-        <w:spacing w:before="0" w:after="0" w:line="360" w:lineRule="auto"/>
-        <w:rPr>
-          <w:rFonts w:ascii="楷体" w:eastAsia="楷体" w:hAnsi="楷体" w:cs="宋体"/>
-          <w:b w:val="0"/>
-          <w:bCs w:val="0"/>
-          <w:sz w:val="24"/>
-          <w:szCs w:val="24"/>
-        </w:rPr>
-      </w:pPr>
-      <w:bookmarkStart w:id="89" w:name="_Toc182400588"/>
+      </w:pPr>
+      <w:bookmarkStart w:id="88" w:name="_Toc182400587"/>
       <w:r>
         <w:rPr>
           <w:rFonts w:ascii="楷体" w:eastAsia="楷体" w:hAnsi="楷体" w:cs="宋体" w:hint="eastAsia"/>
@@ -17350,9 +16458,9 @@
           <w:sz w:val="24"/>
           <w:szCs w:val="24"/>
         </w:rPr>
-        <w:t>4.3.2可移植性</w:t>
-      </w:r>
-      <w:bookmarkEnd w:id="89"/>
+        <w:t>4.3.1可维护性</w:t>
+      </w:r>
+      <w:bookmarkEnd w:id="88"/>
     </w:p>
     <w:p>
       <w:pPr>
@@ -17368,23 +16476,14 @@
           <w:sz w:val="24"/>
           <w:szCs w:val="24"/>
         </w:rPr>
-        <w:t>系统设计应具有良好的平台兼容性，支持跨操作系统部署，确保在不同硬件和软件环境中可用。核心代码应避免使用特定平台的依赖，以降低迁移成本。系统依赖库和配置文件均应符合标准，便于在不同环境间快速移植。</w:t>
+        <w:tab/>
+        <w:t>系统采用模块化设计，代码结构清晰，便于未来的扩展和维护。代码应包含详细注释和一致的命名规范，所有功能模块支持单独更新，减少对其他模块的影响。提供文档说明，使维护人员能够快速理解系统结构和功能逻辑。</w:t>
       </w:r>
     </w:p>
     <w:p>
       <w:pPr>
         <w:pStyle w:val="3"/>
         <w:spacing w:before="0" w:after="0" w:line="360" w:lineRule="auto"/>
-        <w:rPr>
-          <w:rFonts w:ascii="楷体" w:eastAsia="楷体" w:hAnsi="楷体" w:cs="宋体"/>
-          <w:b w:val="0"/>
-          <w:bCs w:val="0"/>
-          <w:sz w:val="24"/>
-          <w:szCs w:val="24"/>
-        </w:rPr>
-      </w:pPr>
-      <w:bookmarkStart w:id="90" w:name="_Toc182400589"/>
-      <w:r>
         <w:rPr>
           <w:rFonts w:ascii="楷体" w:eastAsia="楷体" w:hAnsi="楷体" w:cs="宋体" w:hint="eastAsia"/>
           <w:b w:val="0"/>
@@ -17392,49 +16491,8 @@
           <w:sz w:val="24"/>
           <w:szCs w:val="24"/>
         </w:rPr>
-        <w:t>4.3.3可用性</w:t>
-      </w:r>
-      <w:bookmarkEnd w:id="90"/>
-    </w:p>
-    <w:p>
-      <w:pPr>
-        <w:rPr>
-          <w:rFonts w:ascii="宋体" w:eastAsia="宋体" w:hAnsi="宋体" w:hint="eastAsia"/>
-          <w:sz w:val="24"/>
-          <w:szCs w:val="24"/>
-        </w:rPr>
-      </w:pPr>
-      <w:r>
-        <w:rPr>
-          <w:rFonts w:ascii="宋体" w:eastAsia="宋体" w:hAnsi="宋体"/>
-          <w:sz w:val="24"/>
-          <w:szCs w:val="24"/>
-        </w:rPr>
-        <w:t>系统需保证高可靠性，支持7×24小时不间断运行。提供自动恢复机制和备份</w:t>
-      </w:r>
-      <w:r>
-        <w:rPr>
-          <w:rFonts w:ascii="宋体" w:eastAsia="宋体" w:hAnsi="宋体"/>
-          <w:sz w:val="24"/>
-          <w:szCs w:val="24"/>
-        </w:rPr>
-        <w:lastRenderedPageBreak/>
-        <w:t>功能，在出现故障时快速恢复。系统响应迅速，满足用户的实时访问需求，最大限度减少停机时间。</w:t>
-      </w:r>
-    </w:p>
-    <w:p>
-      <w:pPr>
-        <w:pStyle w:val="3"/>
-        <w:spacing w:before="0" w:after="0" w:line="360" w:lineRule="auto"/>
-        <w:rPr>
-          <w:rFonts w:ascii="楷体" w:eastAsia="楷体" w:hAnsi="楷体" w:cs="宋体"/>
-          <w:b w:val="0"/>
-          <w:bCs w:val="0"/>
-          <w:sz w:val="24"/>
-          <w:szCs w:val="24"/>
-        </w:rPr>
-      </w:pPr>
-      <w:bookmarkStart w:id="91" w:name="_Toc182400590"/>
+      </w:pPr>
+      <w:bookmarkStart w:id="89" w:name="_Toc182400588"/>
       <w:r>
         <w:rPr>
           <w:rFonts w:ascii="楷体" w:eastAsia="楷体" w:hAnsi="楷体" w:cs="宋体" w:hint="eastAsia"/>
@@ -17443,13 +16501,12 @@
           <w:sz w:val="24"/>
           <w:szCs w:val="24"/>
         </w:rPr>
-        <w:t>4.3.4可测试性</w:t>
-      </w:r>
-      <w:bookmarkEnd w:id="91"/>
-    </w:p>
-    <w:p>
-      <w:pPr>
-        <w:ind w:firstLineChars="200" w:firstLine="480"/>
+        <w:t>4.3.2可移植性</w:t>
+      </w:r>
+      <w:bookmarkEnd w:id="89"/>
+    </w:p>
+    <w:p>
+      <w:pPr>
         <w:rPr>
           <w:rFonts w:ascii="宋体" w:eastAsia="宋体" w:hAnsi="宋体" w:hint="eastAsia"/>
           <w:sz w:val="24"/>
@@ -17462,23 +16519,13 @@
           <w:sz w:val="24"/>
           <w:szCs w:val="24"/>
         </w:rPr>
-        <w:t>系统模块设计应便于进行单元测试和集成测试，提供自动化测试工具接口，支持常规功能的自动化测试。系统功能、性能、接口、错误处理等方面均需覆盖测试，确保系统上线前的稳定性和功能完备性。</w:t>
+        <w:t>系统设计应具有良好的平台兼容性，支持跨操作系统部署，确保在不同硬件和软件环境中可用。核心代码应避免使用特定平台的依赖，以降低迁移成本。系统依赖库和配置文件均应符合标准，便于在不同环境间快速移植。</w:t>
       </w:r>
     </w:p>
     <w:p>
       <w:pPr>
         <w:pStyle w:val="3"/>
         <w:spacing w:before="0" w:after="0" w:line="360" w:lineRule="auto"/>
-        <w:rPr>
-          <w:rFonts w:ascii="楷体" w:eastAsia="楷体" w:hAnsi="楷体" w:cs="宋体"/>
-          <w:b w:val="0"/>
-          <w:bCs w:val="0"/>
-          <w:sz w:val="24"/>
-          <w:szCs w:val="24"/>
-        </w:rPr>
-      </w:pPr>
-      <w:bookmarkStart w:id="92" w:name="_Toc182400591"/>
-      <w:r>
         <w:rPr>
           <w:rFonts w:ascii="楷体" w:eastAsia="楷体" w:hAnsi="楷体" w:cs="宋体" w:hint="eastAsia"/>
           <w:b w:val="0"/>
@@ -17486,6 +16533,110 @@
           <w:sz w:val="24"/>
           <w:szCs w:val="24"/>
         </w:rPr>
+      </w:pPr>
+      <w:bookmarkStart w:id="90" w:name="_Toc182400589"/>
+      <w:r>
+        <w:rPr>
+          <w:rFonts w:ascii="楷体" w:eastAsia="楷体" w:hAnsi="楷体" w:cs="宋体" w:hint="eastAsia"/>
+          <w:b w:val="0"/>
+          <w:bCs w:val="0"/>
+          <w:sz w:val="24"/>
+          <w:szCs w:val="24"/>
+        </w:rPr>
+        <w:t>4.3.3可用性</w:t>
+      </w:r>
+      <w:bookmarkEnd w:id="90"/>
+    </w:p>
+    <w:p>
+      <w:pPr>
+        <w:rPr>
+          <w:rFonts w:ascii="宋体" w:eastAsia="宋体" w:hAnsi="宋体" w:hint="eastAsia"/>
+          <w:sz w:val="24"/>
+          <w:szCs w:val="24"/>
+        </w:rPr>
+      </w:pPr>
+      <w:r>
+        <w:rPr>
+          <w:rFonts w:ascii="宋体" w:eastAsia="宋体" w:hAnsi="宋体"/>
+          <w:sz w:val="24"/>
+          <w:szCs w:val="24"/>
+        </w:rPr>
+        <w:t>系统需保证高可靠性，支持7×24小时不间断运行。提供自动恢复机制和备份</w:t>
+      </w:r>
+      <w:r>
+        <w:rPr>
+          <w:rFonts w:ascii="宋体" w:eastAsia="宋体" w:hAnsi="宋体"/>
+          <w:sz w:val="24"/>
+          <w:szCs w:val="24"/>
+        </w:rPr>
+        <w:lastRenderedPageBreak/>
+        <w:t>功能，在出现故障时快速恢复。系统响应迅速，满足用户的实时访问需求，最大限度减少停机时间。</w:t>
+      </w:r>
+    </w:p>
+    <w:p>
+      <w:pPr>
+        <w:pStyle w:val="3"/>
+        <w:spacing w:before="0" w:after="0" w:line="360" w:lineRule="auto"/>
+        <w:rPr>
+          <w:rFonts w:ascii="楷体" w:eastAsia="楷体" w:hAnsi="楷体" w:cs="宋体" w:hint="eastAsia"/>
+          <w:b w:val="0"/>
+          <w:bCs w:val="0"/>
+          <w:sz w:val="24"/>
+          <w:szCs w:val="24"/>
+        </w:rPr>
+      </w:pPr>
+      <w:bookmarkStart w:id="91" w:name="_Toc182400590"/>
+      <w:r>
+        <w:rPr>
+          <w:rFonts w:ascii="楷体" w:eastAsia="楷体" w:hAnsi="楷体" w:cs="宋体" w:hint="eastAsia"/>
+          <w:b w:val="0"/>
+          <w:bCs w:val="0"/>
+          <w:sz w:val="24"/>
+          <w:szCs w:val="24"/>
+        </w:rPr>
+        <w:t>4.3.4可测试性</w:t>
+      </w:r>
+      <w:bookmarkEnd w:id="91"/>
+    </w:p>
+    <w:p>
+      <w:pPr>
+        <w:ind w:firstLineChars="200" w:firstLine="480"/>
+        <w:rPr>
+          <w:rFonts w:ascii="宋体" w:eastAsia="宋体" w:hAnsi="宋体" w:hint="eastAsia"/>
+          <w:sz w:val="24"/>
+          <w:szCs w:val="24"/>
+        </w:rPr>
+      </w:pPr>
+      <w:r>
+        <w:rPr>
+          <w:rFonts w:ascii="宋体" w:eastAsia="宋体" w:hAnsi="宋体"/>
+          <w:sz w:val="24"/>
+          <w:szCs w:val="24"/>
+        </w:rPr>
+        <w:t>系统模块设计应便于进行单元测试和集成测试，提供自动化测试工具接口，支持常规功能的自动化测试。系统功能、性能、接口、错误处理等方面均需覆盖测试，确保系统上线前的稳定性和功能完备性。</w:t>
+      </w:r>
+    </w:p>
+    <w:p>
+      <w:pPr>
+        <w:pStyle w:val="3"/>
+        <w:spacing w:before="0" w:after="0" w:line="360" w:lineRule="auto"/>
+        <w:rPr>
+          <w:rFonts w:ascii="楷体" w:eastAsia="楷体" w:hAnsi="楷体" w:cs="宋体" w:hint="eastAsia"/>
+          <w:b w:val="0"/>
+          <w:bCs w:val="0"/>
+          <w:sz w:val="24"/>
+          <w:szCs w:val="24"/>
+        </w:rPr>
+      </w:pPr>
+      <w:bookmarkStart w:id="92" w:name="_Toc182400591"/>
+      <w:r>
+        <w:rPr>
+          <w:rFonts w:ascii="楷体" w:eastAsia="楷体" w:hAnsi="楷体" w:cs="宋体" w:hint="eastAsia"/>
+          <w:b w:val="0"/>
+          <w:bCs w:val="0"/>
+          <w:sz w:val="24"/>
+          <w:szCs w:val="24"/>
+        </w:rPr>
         <w:t>4.3.5用户友好性</w:t>
       </w:r>
       <w:bookmarkEnd w:id="92"/>
@@ -17494,7 +16645,7 @@
       <w:pPr>
         <w:ind w:firstLine="420"/>
         <w:rPr>
-          <w:rFonts w:ascii="宋体" w:eastAsia="宋体" w:hAnsi="宋体"/>
+          <w:rFonts w:ascii="宋体" w:eastAsia="宋体" w:hAnsi="宋体" w:hint="eastAsia"/>
           <w:sz w:val="24"/>
           <w:szCs w:val="24"/>
         </w:rPr>
@@ -17521,24 +16672,15 @@
         <w:pStyle w:val="2"/>
         <w:spacing w:before="0" w:after="0" w:line="360" w:lineRule="auto"/>
         <w:jc w:val="left"/>
-        <w:rPr>
-          <w:rFonts w:ascii="宋体" w:eastAsia="宋体" w:hAnsi="宋体" w:cs="宋体"/>
-          <w:bCs w:val="0"/>
-          <w:sz w:val="28"/>
-          <w:szCs w:val="28"/>
-        </w:rPr>
-      </w:pPr>
-      <w:bookmarkStart w:id="93" w:name="_Toc114522792"/>
-      <w:bookmarkStart w:id="94" w:name="_Toc182400592"/>
-      <w:r>
         <w:rPr>
           <w:rFonts w:ascii="宋体" w:eastAsia="宋体" w:hAnsi="宋体" w:cs="宋体" w:hint="eastAsia"/>
           <w:bCs w:val="0"/>
           <w:sz w:val="28"/>
           <w:szCs w:val="28"/>
         </w:rPr>
-        <w:t>4.</w:t>
-      </w:r>
+      </w:pPr>
+      <w:bookmarkStart w:id="93" w:name="_Toc114522792"/>
+      <w:bookmarkStart w:id="94" w:name="_Toc182400592"/>
       <w:r>
         <w:rPr>
           <w:rFonts w:ascii="宋体" w:eastAsia="宋体" w:hAnsi="宋体" w:cs="宋体" w:hint="eastAsia"/>
@@ -17546,7 +16688,7 @@
           <w:sz w:val="28"/>
           <w:szCs w:val="28"/>
         </w:rPr>
-        <w:t>4</w:t>
+        <w:t>4.</w:t>
       </w:r>
       <w:r>
         <w:rPr>
@@ -17555,9 +16697,8 @@
           <w:sz w:val="28"/>
           <w:szCs w:val="28"/>
         </w:rPr>
-        <w:t xml:space="preserve"> </w:t>
-      </w:r>
-      <w:bookmarkEnd w:id="93"/>
+        <w:t>4</w:t>
+      </w:r>
       <w:r>
         <w:rPr>
           <w:rFonts w:ascii="宋体" w:eastAsia="宋体" w:hAnsi="宋体" w:cs="宋体" w:hint="eastAsia"/>
@@ -17565,55 +16706,9 @@
           <w:sz w:val="28"/>
           <w:szCs w:val="28"/>
         </w:rPr>
-        <w:t>系统备份与恢复需求</w:t>
-      </w:r>
-      <w:bookmarkEnd w:id="94"/>
-    </w:p>
-    <w:p>
-      <w:pPr>
-        <w:rPr>
-          <w:rFonts w:ascii="宋体" w:eastAsia="宋体" w:hAnsi="宋体" w:hint="eastAsia"/>
-          <w:sz w:val="24"/>
-          <w:szCs w:val="24"/>
-        </w:rPr>
-      </w:pPr>
-      <w:r>
-        <w:rPr>
-          <w:rFonts w:ascii="宋体" w:eastAsia="宋体" w:hAnsi="宋体"/>
-          <w:sz w:val="24"/>
-          <w:szCs w:val="24"/>
-        </w:rPr>
-        <w:tab/>
-      </w:r>
-      <w:r>
-        <w:rPr>
-          <w:rFonts w:ascii="宋体" w:eastAsia="宋体" w:hAnsi="宋体"/>
-          <w:sz w:val="24"/>
-          <w:szCs w:val="24"/>
-        </w:rPr>
-        <w:t>系统应具备完善的备份与恢复机制，确保在发生故障或数据丢失时能够迅速恢复正常运行。所有关键数据（如用户健康数据、配置文件、操作日志等）应定期进行备份，备份应采取加密存储，确保数据的安全性。备份策略应包括全量备份和增量备份，并设置自动化的备份计划，以便在系统发生故障时能快速恢复。备份文件应存储在异地或云端，以防止本地灾难导致数据丢失。系统应支持故障检测和自动恢复功能，一旦出现系统崩溃或数据异常，能够通过自动化流程恢复到最近的有效状态，最大限度减少服务中断和数据损失。同时，系统应定期进行备份恢复演练，确保在实际灾难情况下，恢复过程高效且无误。</w:t>
-      </w:r>
-    </w:p>
-    <w:p>
-      <w:pPr>
-        <w:rPr>
-          <w:rFonts w:hint="eastAsia"/>
-        </w:rPr>
-      </w:pPr>
-    </w:p>
-    <w:p>
-      <w:pPr>
-        <w:pStyle w:val="2"/>
-        <w:spacing w:before="0" w:after="0" w:line="360" w:lineRule="auto"/>
-        <w:jc w:val="left"/>
-        <w:rPr>
-          <w:rFonts w:ascii="宋体" w:eastAsia="宋体" w:hAnsi="宋体" w:cs="宋体"/>
-          <w:bCs w:val="0"/>
-          <w:sz w:val="28"/>
-          <w:szCs w:val="28"/>
-        </w:rPr>
-      </w:pPr>
-      <w:bookmarkStart w:id="95" w:name="_Toc182400593"/>
+        <w:t xml:space="preserve"> </w:t>
+      </w:r>
+      <w:bookmarkEnd w:id="93"/>
       <w:r>
         <w:rPr>
           <w:rFonts w:ascii="宋体" w:eastAsia="宋体" w:hAnsi="宋体" w:cs="宋体" w:hint="eastAsia"/>
@@ -17621,9 +16716,9 @@
           <w:sz w:val="28"/>
           <w:szCs w:val="28"/>
         </w:rPr>
-        <w:t>4.5系统日志需求</w:t>
-      </w:r>
-      <w:bookmarkEnd w:id="95"/>
+        <w:t>系统备份与恢复需求</w:t>
+      </w:r>
+      <w:bookmarkEnd w:id="94"/>
     </w:p>
     <w:p>
       <w:pPr>
@@ -17640,50 +16735,7 @@
           <w:szCs w:val="24"/>
         </w:rPr>
         <w:tab/>
-      </w:r>
-      <w:r>
-        <w:rPr>
-          <w:rFonts w:ascii="宋体" w:eastAsia="宋体" w:hAnsi="宋体"/>
-          <w:sz w:val="24"/>
-          <w:szCs w:val="24"/>
-        </w:rPr>
-        <w:t>系统应记录详细的操作日志，涵盖用户的每次登录、登出、数据访问、数据修改、系统配置变更等操作。日志应包括时间戳、用户ID、IP地址、操作类型及操作对象等信息，以便于后期审计和问题追踪。所有日志数据应安全存储，防止未授权访问、篡改或删除，并定期备份以防丢失。日志应采用加密存储，确保敏感信息的安全性。系统应支持日志自动化分析，实时监控可疑行为并触发警报，帮助管理员及时发现潜在的安全风险。日志数据应保留一定期限，以便进行审计和历史追溯，同时不占用过多存储空间。日志管理应符合</w:t>
-      </w:r>
-      <w:proofErr w:type="gramStart"/>
-      <w:r>
-        <w:rPr>
-          <w:rFonts w:ascii="宋体" w:eastAsia="宋体" w:hAnsi="宋体"/>
-          <w:sz w:val="24"/>
-          <w:szCs w:val="24"/>
-        </w:rPr>
-        <w:t>合规</w:t>
-      </w:r>
-      <w:proofErr w:type="gramEnd"/>
-      <w:r>
-        <w:rPr>
-          <w:rFonts w:ascii="宋体" w:eastAsia="宋体" w:hAnsi="宋体"/>
-          <w:sz w:val="24"/>
-          <w:szCs w:val="24"/>
-        </w:rPr>
-        <w:t>要求，确保数据的完整性和</w:t>
-      </w:r>
-      <w:proofErr w:type="gramStart"/>
-      <w:r>
-        <w:rPr>
-          <w:rFonts w:ascii="宋体" w:eastAsia="宋体" w:hAnsi="宋体"/>
-          <w:sz w:val="24"/>
-          <w:szCs w:val="24"/>
-        </w:rPr>
-        <w:t>可</w:t>
-      </w:r>
-      <w:proofErr w:type="gramEnd"/>
-      <w:r>
-        <w:rPr>
-          <w:rFonts w:ascii="宋体" w:eastAsia="宋体" w:hAnsi="宋体"/>
-          <w:sz w:val="24"/>
-          <w:szCs w:val="24"/>
-        </w:rPr>
-        <w:t>访问性。</w:t>
+        <w:t>系统应具备完善的备份与恢复机制，确保在发生故障或数据丢失时能够迅速恢复正常运行。所有关键数据（如用户健康数据、配置文件、操作日志等）应定期进行备份，备份应采取加密存储，确保数据的安全性。备份策略应包括全量备份和增量备份，并设置自动化的备份计划，以便在系统发生故障时能快速恢复。备份文件应存储在异地或云端，以防止本地灾难导致数据丢失。系统应支持故障检测和自动恢复功能，一旦出现系统崩溃或数据异常，能够通过自动化流程恢复到最近的有效状态，最大限度减少服务中断和数据损失。同时，系统应定期进行备份恢复演练，确保在实际灾难情况下，恢复过程高效且无误。</w:t>
       </w:r>
     </w:p>
     <w:p>
@@ -17695,8 +16747,9 @@
     </w:p>
     <w:p>
       <w:pPr>
-        <w:pStyle w:val="3"/>
+        <w:pStyle w:val="2"/>
         <w:spacing w:before="0" w:after="0" w:line="360" w:lineRule="auto"/>
+        <w:jc w:val="left"/>
         <w:rPr>
           <w:rFonts w:ascii="宋体" w:eastAsia="宋体" w:hAnsi="宋体" w:cs="宋体" w:hint="eastAsia"/>
           <w:bCs w:val="0"/>
@@ -17704,7 +16757,7 @@
           <w:szCs w:val="28"/>
         </w:rPr>
       </w:pPr>
-      <w:bookmarkStart w:id="96" w:name="_Toc182400594"/>
+      <w:bookmarkStart w:id="95" w:name="_Toc182400593"/>
       <w:r>
         <w:rPr>
           <w:rFonts w:ascii="宋体" w:eastAsia="宋体" w:hAnsi="宋体" w:cs="宋体" w:hint="eastAsia"/>
@@ -17712,24 +16765,69 @@
           <w:sz w:val="28"/>
           <w:szCs w:val="28"/>
         </w:rPr>
-        <w:t>4.6初始状态和特殊状态</w:t>
-      </w:r>
-      <w:bookmarkEnd w:id="96"/>
+        <w:t>4.5系统日志需求</w:t>
+      </w:r>
+      <w:bookmarkEnd w:id="95"/>
+    </w:p>
+    <w:p>
+      <w:pPr>
+        <w:rPr>
+          <w:rFonts w:ascii="宋体" w:eastAsia="宋体" w:hAnsi="宋体" w:hint="eastAsia"/>
+          <w:sz w:val="24"/>
+          <w:szCs w:val="24"/>
+        </w:rPr>
+      </w:pPr>
+      <w:r>
+        <w:rPr>
+          <w:rFonts w:ascii="宋体" w:eastAsia="宋体" w:hAnsi="宋体"/>
+          <w:sz w:val="24"/>
+          <w:szCs w:val="24"/>
+        </w:rPr>
+        <w:tab/>
+      </w:r>
+      <w:r>
+        <w:rPr>
+          <w:rFonts w:ascii="宋体" w:eastAsia="宋体" w:hAnsi="宋体"/>
+          <w:sz w:val="24"/>
+          <w:szCs w:val="24"/>
+        </w:rPr>
+        <w:t>系统应记录详细的操作日志，涵盖用户的每次登录、登出、数据访问、数据修改、系统配置变更等操作。日志应包括时间戳、用户ID、IP地址、操作类型及操作对象等信息，以便于后期审计和问题追踪。所有日志数据应安全存储，防止未授权访问、篡改或删除，并定期备份以防丢失。日志应采用加密存储，确保敏感信息的安全性。系统应支持日志自动化分析，实时监控可疑行为并触发警报，帮助管理员及时发现潜在的安全风险。日志数据应保留一定期限，以便进行审计和历史追溯，同时不占用过多存储空间。日志管理应符合合规要求，确保数据的完整性和可访问性。</w:t>
+      </w:r>
+    </w:p>
+    <w:p>
+      <w:pPr>
+        <w:rPr>
+          <w:rFonts w:hint="eastAsia"/>
+        </w:rPr>
+      </w:pPr>
     </w:p>
     <w:p>
       <w:pPr>
         <w:pStyle w:val="3"/>
         <w:spacing w:before="0" w:after="0" w:line="360" w:lineRule="auto"/>
         <w:rPr>
-          <w:rFonts w:ascii="楷体" w:eastAsia="楷体" w:hAnsi="楷体" w:cs="宋体"/>
-          <w:b w:val="0"/>
+          <w:rFonts w:ascii="宋体" w:eastAsia="宋体" w:hAnsi="宋体" w:cs="宋体" w:hint="eastAsia"/>
           <w:bCs w:val="0"/>
-          <w:sz w:val="24"/>
-          <w:szCs w:val="24"/>
-        </w:rPr>
-      </w:pPr>
-      <w:bookmarkStart w:id="97" w:name="_Toc182400595"/>
-      <w:r>
+          <w:sz w:val="28"/>
+          <w:szCs w:val="28"/>
+        </w:rPr>
+      </w:pPr>
+      <w:bookmarkStart w:id="96" w:name="_Toc182400594"/>
+      <w:r>
+        <w:rPr>
+          <w:rFonts w:ascii="宋体" w:eastAsia="宋体" w:hAnsi="宋体" w:cs="宋体" w:hint="eastAsia"/>
+          <w:bCs w:val="0"/>
+          <w:sz w:val="28"/>
+          <w:szCs w:val="28"/>
+        </w:rPr>
+        <w:t>4.6初始状态和特殊状态</w:t>
+      </w:r>
+      <w:bookmarkEnd w:id="96"/>
+    </w:p>
+    <w:p>
+      <w:pPr>
+        <w:pStyle w:val="3"/>
+        <w:spacing w:before="0" w:after="0" w:line="360" w:lineRule="auto"/>
         <w:rPr>
           <w:rFonts w:ascii="楷体" w:eastAsia="楷体" w:hAnsi="楷体" w:cs="宋体" w:hint="eastAsia"/>
           <w:b w:val="0"/>
@@ -17737,6 +16835,16 @@
           <w:sz w:val="24"/>
           <w:szCs w:val="24"/>
         </w:rPr>
+      </w:pPr>
+      <w:bookmarkStart w:id="97" w:name="_Toc182400595"/>
+      <w:r>
+        <w:rPr>
+          <w:rFonts w:ascii="楷体" w:eastAsia="楷体" w:hAnsi="楷体" w:cs="宋体" w:hint="eastAsia"/>
+          <w:b w:val="0"/>
+          <w:bCs w:val="0"/>
+          <w:sz w:val="24"/>
+          <w:szCs w:val="24"/>
+        </w:rPr>
         <w:t>4.6.1冷启动</w:t>
       </w:r>
       <w:bookmarkEnd w:id="97"/>
@@ -17764,7 +16872,7 @@
         <w:pStyle w:val="3"/>
         <w:spacing w:before="0" w:after="0" w:line="360" w:lineRule="auto"/>
         <w:rPr>
-          <w:rFonts w:ascii="楷体" w:eastAsia="楷体" w:hAnsi="楷体" w:cs="宋体"/>
+          <w:rFonts w:ascii="楷体" w:eastAsia="楷体" w:hAnsi="楷体" w:cs="宋体" w:hint="eastAsia"/>
           <w:b w:val="0"/>
           <w:bCs w:val="0"/>
           <w:sz w:val="24"/>
@@ -18272,23 +17380,7 @@
           <w:rFonts w:ascii="宋体" w:eastAsia="宋体" w:hAnsi="宋体"/>
           <w:sz w:val="24"/>
         </w:rPr>
-        <w:t>提供了丰富的生态系统，包括路由、状态管理等插件，使得复杂应用的开发更加高效和</w:t>
-      </w:r>
-      <w:proofErr w:type="gramStart"/>
-      <w:r>
-        <w:rPr>
-          <w:rFonts w:ascii="宋体" w:eastAsia="宋体" w:hAnsi="宋体"/>
-          <w:sz w:val="24"/>
-        </w:rPr>
-        <w:t>可</w:t>
-      </w:r>
-      <w:proofErr w:type="gramEnd"/>
-      <w:r>
-        <w:rPr>
-          <w:rFonts w:ascii="宋体" w:eastAsia="宋体" w:hAnsi="宋体"/>
-          <w:sz w:val="24"/>
-        </w:rPr>
-        <w:t>维护。</w:t>
+        <w:t>提供了丰富的生态系统，包括路由、状态管理等插件，使得复杂应用的开发更加高效和可维护。</w:t>
       </w:r>
     </w:p>
     <w:p>
@@ -18483,27 +17575,7 @@
           <w:szCs w:val="24"/>
           <w:shd w:val="clear" w:color="auto" w:fill="FFFFFF"/>
         </w:rPr>
-        <w:t>ERNIE Speed是百度2024年最新发布的自</w:t>
-      </w:r>
-      <w:proofErr w:type="gramStart"/>
-      <w:r>
-        <w:rPr>
-          <w:rFonts w:eastAsia="宋体" w:hAnsi="宋体"/>
-          <w:sz w:val="24"/>
-          <w:szCs w:val="24"/>
-          <w:shd w:val="clear" w:color="auto" w:fill="FFFFFF"/>
-        </w:rPr>
-        <w:t>研</w:t>
-      </w:r>
-      <w:proofErr w:type="gramEnd"/>
-      <w:r>
-        <w:rPr>
-          <w:rFonts w:eastAsia="宋体" w:hAnsi="宋体"/>
-          <w:sz w:val="24"/>
-          <w:szCs w:val="24"/>
-          <w:shd w:val="clear" w:color="auto" w:fill="FFFFFF"/>
-        </w:rPr>
-        <w:t>高性能大语言模型，通用能力优异，适合作为基座模型进行精调，更好地处理特定场景问题，同时具备极佳的推理性能。ERNIE-Speed-8K是模型的一个版本</w:t>
+        <w:t>ERNIE Speed是百度2024年最新发布的自研高性能大语言模型，通用能力优异，适合作为基座模型进行精调，更好地处理特定场景问题，同时具备极佳的推理性能。ERNIE-Speed-8K是模型的一个版本</w:t>
       </w:r>
       <w:r>
         <w:rPr>
@@ -18751,22 +17823,22 @@
         <w:pStyle w:val="3"/>
         <w:spacing w:before="0" w:after="0" w:line="360" w:lineRule="auto"/>
         <w:rPr>
-          <w:rFonts w:ascii="楷体" w:eastAsia="楷体" w:hAnsi="楷体" w:cs="宋体"/>
-          <w:b w:val="0"/>
-          <w:bCs w:val="0"/>
-          <w:sz w:val="24"/>
-          <w:szCs w:val="24"/>
-        </w:rPr>
-      </w:pPr>
-      <w:bookmarkStart w:id="117" w:name="_Toc182400610"/>
-      <w:r>
-        <w:rPr>
           <w:rFonts w:ascii="楷体" w:eastAsia="楷体" w:hAnsi="楷体" w:cs="宋体" w:hint="eastAsia"/>
           <w:b w:val="0"/>
           <w:bCs w:val="0"/>
           <w:sz w:val="24"/>
           <w:szCs w:val="24"/>
         </w:rPr>
+      </w:pPr>
+      <w:bookmarkStart w:id="117" w:name="_Toc182400610"/>
+      <w:r>
+        <w:rPr>
+          <w:rFonts w:ascii="楷体" w:eastAsia="楷体" w:hAnsi="楷体" w:cs="宋体" w:hint="eastAsia"/>
+          <w:b w:val="0"/>
+          <w:bCs w:val="0"/>
+          <w:sz w:val="24"/>
+          <w:szCs w:val="24"/>
+        </w:rPr>
         <w:t>5.3.1接口描述</w:t>
       </w:r>
       <w:bookmarkEnd w:id="117"/>
@@ -18801,69 +17873,23 @@
           <w:sz w:val="24"/>
           <w:szCs w:val="24"/>
         </w:rPr>
-        <w:t>是一种无线通信协议，由</w:t>
-      </w:r>
-      <w:proofErr w:type="gramStart"/>
+        <w:t>是一种无线通信协议，由蓝牙技术联盟在</w:t>
+      </w:r>
+      <w:r>
+        <w:rPr>
+          <w:rFonts w:ascii="宋体" w:eastAsia="宋体" w:hAnsi="宋体" w:hint="eastAsia"/>
+          <w:sz w:val="24"/>
+          <w:szCs w:val="24"/>
+        </w:rPr>
+        <w:t>蓝牙</w:t>
+      </w:r>
       <w:r>
         <w:rPr>
           <w:rFonts w:ascii="宋体" w:eastAsia="宋体" w:hAnsi="宋体"/>
           <w:sz w:val="24"/>
           <w:szCs w:val="24"/>
         </w:rPr>
-        <w:t>蓝牙技术</w:t>
-      </w:r>
-      <w:proofErr w:type="gramEnd"/>
-      <w:r>
-        <w:rPr>
-          <w:rFonts w:ascii="宋体" w:eastAsia="宋体" w:hAnsi="宋体"/>
-          <w:sz w:val="24"/>
-          <w:szCs w:val="24"/>
-        </w:rPr>
-        <w:t>联盟</w:t>
-      </w:r>
-      <w:proofErr w:type="gramStart"/>
-      <w:r>
-        <w:rPr>
-          <w:rFonts w:ascii="宋体" w:eastAsia="宋体" w:hAnsi="宋体"/>
-          <w:sz w:val="24"/>
-          <w:szCs w:val="24"/>
-        </w:rPr>
-        <w:t>在</w:t>
-      </w:r>
-      <w:r>
-        <w:rPr>
-          <w:rFonts w:ascii="宋体" w:eastAsia="宋体" w:hAnsi="宋体" w:hint="eastAsia"/>
-          <w:sz w:val="24"/>
-          <w:szCs w:val="24"/>
-        </w:rPr>
-        <w:t>蓝牙</w:t>
-      </w:r>
-      <w:proofErr w:type="gramEnd"/>
-      <w:r>
-        <w:rPr>
-          <w:rFonts w:ascii="宋体" w:eastAsia="宋体" w:hAnsi="宋体"/>
-          <w:sz w:val="24"/>
-          <w:szCs w:val="24"/>
-        </w:rPr>
-        <w:t xml:space="preserve"> 4.0版本中引入，主要用于低功耗、高效数据传输。它具有快速连接、低延迟和长续航的特点，广泛应用于穿戴设备、传感器和</w:t>
-      </w:r>
-      <w:proofErr w:type="gramStart"/>
-      <w:r>
-        <w:rPr>
-          <w:rFonts w:ascii="宋体" w:eastAsia="宋体" w:hAnsi="宋体"/>
-          <w:sz w:val="24"/>
-          <w:szCs w:val="24"/>
-        </w:rPr>
-        <w:t>物联网</w:t>
-      </w:r>
-      <w:proofErr w:type="gramEnd"/>
-      <w:r>
-        <w:rPr>
-          <w:rFonts w:ascii="宋体" w:eastAsia="宋体" w:hAnsi="宋体"/>
-          <w:sz w:val="24"/>
-          <w:szCs w:val="24"/>
-        </w:rPr>
-        <w:t>设备。</w:t>
+        <w:t xml:space="preserve"> 4.0版本中引入，主要用于低功耗、高效数据传输。它具有快速连接、低延迟和长续航的特点，广泛应用于穿戴设备、传感器和物联网设备。</w:t>
       </w:r>
     </w:p>
     <w:p>
@@ -18871,7 +17897,7 @@
         <w:pStyle w:val="3"/>
         <w:spacing w:before="0" w:after="0" w:line="360" w:lineRule="auto"/>
         <w:rPr>
-          <w:rFonts w:ascii="楷体" w:eastAsia="楷体" w:hAnsi="楷体" w:cs="宋体"/>
+          <w:rFonts w:ascii="楷体" w:eastAsia="楷体" w:hAnsi="楷体" w:cs="宋体" w:hint="eastAsia"/>
           <w:b w:val="0"/>
           <w:bCs w:val="0"/>
           <w:sz w:val="24"/>
@@ -18994,8 +18020,8 @@
           <w:szCs w:val="28"/>
         </w:rPr>
       </w:pPr>
-      <w:bookmarkStart w:id="120" w:name="_Toc114522801"/>
-      <w:bookmarkStart w:id="121" w:name="_Toc182400613"/>
+      <w:bookmarkStart w:id="120" w:name="_Toc182400613"/>
+      <w:bookmarkStart w:id="121" w:name="_Toc114522801"/>
       <w:r>
         <w:rPr>
           <w:rFonts w:ascii="黑体" w:eastAsia="黑体" w:hAnsi="黑体" w:cs="宋体" w:hint="eastAsia"/>
@@ -19006,7 +18032,7 @@
         <w:lastRenderedPageBreak/>
         <w:t>系统测试方案及测试用例</w:t>
       </w:r>
-      <w:bookmarkEnd w:id="121"/>
+      <w:bookmarkEnd w:id="120"/>
     </w:p>
     <w:p>
       <w:pPr>
@@ -19030,7 +18056,7 @@
         </w:rPr>
         <w:t>6.1 测试</w:t>
       </w:r>
-      <w:bookmarkEnd w:id="120"/>
+      <w:bookmarkEnd w:id="121"/>
       <w:r>
         <w:rPr>
           <w:rFonts w:ascii="宋体" w:eastAsia="宋体" w:hAnsi="宋体" w:cs="宋体" w:hint="eastAsia"/>
@@ -19548,7 +18574,6 @@
               <w:t xml:space="preserve">public void </w:t>
             </w:r>
             <w:proofErr w:type="spellStart"/>
-            <w:proofErr w:type="gramStart"/>
             <w:r>
               <w:rPr>
                 <w:rFonts w:ascii="Times New Roman" w:eastAsia="黑体" w:hAnsi="Times New Roman" w:cs="Times New Roman"/>
@@ -19564,16 +18589,7 @@
                 <w:sz w:val="24"/>
                 <w:szCs w:val="24"/>
               </w:rPr>
-              <w:t>(</w:t>
-            </w:r>
-            <w:proofErr w:type="gramEnd"/>
-            <w:r>
-              <w:rPr>
-                <w:rFonts w:ascii="Times New Roman" w:eastAsia="黑体" w:hAnsi="Times New Roman" w:cs="Times New Roman"/>
-                <w:sz w:val="24"/>
-                <w:szCs w:val="24"/>
-              </w:rPr>
-              <w:t>String message)</w:t>
+              <w:t>(String message)</w:t>
             </w:r>
           </w:p>
         </w:tc>
@@ -19647,7 +18663,7 @@
                           <pic:cNvPicPr/>
                         </pic:nvPicPr>
                         <pic:blipFill>
-                          <a:blip r:embed="rId15"/>
+                          <a:blip r:embed="rId19"/>
                           <a:stretch>
                             <a:fillRect/>
                           </a:stretch>
@@ -19694,7 +18710,6 @@
               <w:t xml:space="preserve">public int </w:t>
             </w:r>
             <w:proofErr w:type="spellStart"/>
-            <w:proofErr w:type="gramStart"/>
             <w:r>
               <w:rPr>
                 <w:rFonts w:ascii="Times New Roman" w:eastAsia="黑体" w:hAnsi="Times New Roman" w:cs="Times New Roman"/>
@@ -19710,16 +18725,7 @@
                 <w:sz w:val="24"/>
                 <w:szCs w:val="24"/>
               </w:rPr>
-              <w:t>(</w:t>
-            </w:r>
-            <w:proofErr w:type="gramEnd"/>
-            <w:r>
-              <w:rPr>
-                <w:rFonts w:ascii="Times New Roman" w:eastAsia="黑体" w:hAnsi="Times New Roman" w:cs="Times New Roman"/>
-                <w:sz w:val="24"/>
-                <w:szCs w:val="24"/>
-              </w:rPr>
-              <w:t>int a, int b)</w:t>
+              <w:t>(int a, int b)</w:t>
             </w:r>
           </w:p>
         </w:tc>
@@ -19793,7 +18799,7 @@
                           <pic:cNvPicPr/>
                         </pic:nvPicPr>
                         <pic:blipFill>
-                          <a:blip r:embed="rId16"/>
+                          <a:blip r:embed="rId20"/>
                           <a:stretch>
                             <a:fillRect/>
                           </a:stretch>
@@ -19858,7 +18864,6 @@
               <w:t xml:space="preserve"> </w:t>
             </w:r>
             <w:proofErr w:type="spellStart"/>
-            <w:proofErr w:type="gramStart"/>
             <w:r>
               <w:rPr>
                 <w:rFonts w:ascii="黑体" w:eastAsia="黑体" w:hAnsi="黑体" w:cs="宋体"/>
@@ -19874,16 +18879,7 @@
                 <w:sz w:val="24"/>
                 <w:szCs w:val="24"/>
               </w:rPr>
-              <w:t>(</w:t>
-            </w:r>
-            <w:proofErr w:type="gramEnd"/>
-            <w:r>
-              <w:rPr>
-                <w:rFonts w:ascii="黑体" w:eastAsia="黑体" w:hAnsi="黑体" w:cs="宋体"/>
-                <w:sz w:val="24"/>
-                <w:szCs w:val="24"/>
-              </w:rPr>
-              <w:t>int number)</w:t>
+              <w:t>(int number)</w:t>
             </w:r>
           </w:p>
         </w:tc>
@@ -19955,7 +18951,7 @@
                           <pic:cNvPicPr/>
                         </pic:nvPicPr>
                         <pic:blipFill>
-                          <a:blip r:embed="rId17"/>
+                          <a:blip r:embed="rId21"/>
                           <a:stretch>
                             <a:fillRect/>
                           </a:stretch>
@@ -20003,7 +18999,6 @@
               <w:t xml:space="preserve">public String </w:t>
             </w:r>
             <w:proofErr w:type="spellStart"/>
-            <w:proofErr w:type="gramStart"/>
             <w:r>
               <w:rPr>
                 <w:rFonts w:ascii="黑体" w:eastAsia="黑体" w:hAnsi="黑体" w:cs="宋体"/>
@@ -20019,16 +19014,7 @@
                 <w:sz w:val="24"/>
                 <w:szCs w:val="24"/>
               </w:rPr>
-              <w:t>(</w:t>
-            </w:r>
-            <w:proofErr w:type="gramEnd"/>
-            <w:r>
-              <w:rPr>
-                <w:rFonts w:ascii="黑体" w:eastAsia="黑体" w:hAnsi="黑体" w:cs="宋体"/>
-                <w:sz w:val="24"/>
-                <w:szCs w:val="24"/>
-              </w:rPr>
-              <w:t>String str)</w:t>
+              <w:t>(String str)</w:t>
             </w:r>
           </w:p>
         </w:tc>
@@ -20102,7 +19088,7 @@
                           <pic:cNvPicPr/>
                         </pic:nvPicPr>
                         <pic:blipFill>
-                          <a:blip r:embed="rId18"/>
+                          <a:blip r:embed="rId22"/>
                           <a:stretch>
                             <a:fillRect/>
                           </a:stretch>
@@ -20164,25 +19150,7 @@
                 <w:sz w:val="24"/>
                 <w:szCs w:val="24"/>
               </w:rPr>
-              <w:t>(</w:t>
-            </w:r>
-            <w:proofErr w:type="gramStart"/>
-            <w:r>
-              <w:rPr>
-                <w:rFonts w:ascii="黑体" w:eastAsia="黑体" w:hAnsi="黑体" w:cs="宋体"/>
-                <w:sz w:val="24"/>
-                <w:szCs w:val="24"/>
-              </w:rPr>
-              <w:t>int[</w:t>
-            </w:r>
-            <w:proofErr w:type="gramEnd"/>
-            <w:r>
-              <w:rPr>
-                <w:rFonts w:ascii="黑体" w:eastAsia="黑体" w:hAnsi="黑体" w:cs="宋体"/>
-                <w:sz w:val="24"/>
-                <w:szCs w:val="24"/>
-              </w:rPr>
-              <w:t>] array)</w:t>
+              <w:t>(int[] array)</w:t>
             </w:r>
           </w:p>
         </w:tc>
@@ -20256,7 +19224,7 @@
                           <pic:cNvPicPr/>
                         </pic:nvPicPr>
                         <pic:blipFill>
-                          <a:blip r:embed="rId19"/>
+                          <a:blip r:embed="rId23"/>
                           <a:stretch>
                             <a:fillRect/>
                           </a:stretch>
@@ -20463,7 +19431,6 @@
               <w:t xml:space="preserve">public void </w:t>
             </w:r>
             <w:proofErr w:type="spellStart"/>
-            <w:proofErr w:type="gramStart"/>
             <w:r>
               <w:rPr>
                 <w:rFonts w:ascii="Times New Roman" w:eastAsia="黑体" w:hAnsi="Times New Roman" w:cs="Times New Roman"/>
@@ -20479,16 +19446,7 @@
                 <w:sz w:val="24"/>
                 <w:szCs w:val="24"/>
               </w:rPr>
-              <w:t>(</w:t>
-            </w:r>
-            <w:proofErr w:type="gramEnd"/>
-            <w:r>
-              <w:rPr>
-                <w:rFonts w:ascii="Times New Roman" w:eastAsia="黑体" w:hAnsi="Times New Roman" w:cs="Times New Roman"/>
-                <w:sz w:val="24"/>
-                <w:szCs w:val="24"/>
-              </w:rPr>
-              <w:t>String message)</w:t>
+              <w:t>(String message)</w:t>
             </w:r>
           </w:p>
         </w:tc>
@@ -20579,7 +19537,6 @@
               <w:t xml:space="preserve">public int </w:t>
             </w:r>
             <w:proofErr w:type="spellStart"/>
-            <w:proofErr w:type="gramStart"/>
             <w:r>
               <w:rPr>
                 <w:rFonts w:ascii="Times New Roman" w:eastAsia="黑体" w:hAnsi="Times New Roman" w:cs="Times New Roman"/>
@@ -20595,16 +19552,7 @@
                 <w:sz w:val="24"/>
                 <w:szCs w:val="24"/>
               </w:rPr>
-              <w:t>(</w:t>
-            </w:r>
-            <w:proofErr w:type="gramEnd"/>
-            <w:r>
-              <w:rPr>
-                <w:rFonts w:ascii="Times New Roman" w:eastAsia="黑体" w:hAnsi="Times New Roman" w:cs="Times New Roman"/>
-                <w:sz w:val="24"/>
-                <w:szCs w:val="24"/>
-              </w:rPr>
-              <w:t>int a, int b)</w:t>
+              <w:t>(int a, int b)</w:t>
             </w:r>
           </w:p>
         </w:tc>
@@ -20659,25 +19607,7 @@
                 <w:sz w:val="24"/>
                 <w:szCs w:val="24"/>
               </w:rPr>
-              <w:t>方法正确地计算了两个整数的</w:t>
-            </w:r>
-            <w:proofErr w:type="gramStart"/>
-            <w:r>
-              <w:rPr>
-                <w:rFonts w:ascii="宋体" w:eastAsia="宋体" w:hAnsi="宋体"/>
-                <w:sz w:val="24"/>
-                <w:szCs w:val="24"/>
-              </w:rPr>
-              <w:t>和</w:t>
-            </w:r>
-            <w:proofErr w:type="gramEnd"/>
-            <w:r>
-              <w:rPr>
-                <w:rFonts w:ascii="宋体" w:eastAsia="宋体" w:hAnsi="宋体"/>
-                <w:sz w:val="24"/>
-                <w:szCs w:val="24"/>
-              </w:rPr>
-              <w:t>。测试用例验证了输入为5和7时，返回结果为12，符合预期。</w:t>
+              <w:t>方法正确地计算了两个整数的和。测试用例验证了输入为5和7时，返回结果为12，符合预期。</w:t>
             </w:r>
           </w:p>
         </w:tc>
@@ -20723,7 +19653,6 @@
               <w:t xml:space="preserve"> </w:t>
             </w:r>
             <w:proofErr w:type="spellStart"/>
-            <w:proofErr w:type="gramStart"/>
             <w:r>
               <w:rPr>
                 <w:rFonts w:ascii="Times New Roman" w:eastAsia="黑体" w:hAnsi="Times New Roman" w:cs="Times New Roman"/>
@@ -20739,16 +19668,7 @@
                 <w:sz w:val="24"/>
                 <w:szCs w:val="24"/>
               </w:rPr>
-              <w:t>(</w:t>
-            </w:r>
-            <w:proofErr w:type="gramEnd"/>
-            <w:r>
-              <w:rPr>
-                <w:rFonts w:ascii="Times New Roman" w:eastAsia="黑体" w:hAnsi="Times New Roman" w:cs="Times New Roman"/>
-                <w:sz w:val="24"/>
-                <w:szCs w:val="24"/>
-              </w:rPr>
-              <w:t>int number)</w:t>
+              <w:t>(int number)</w:t>
             </w:r>
           </w:p>
         </w:tc>
@@ -20861,7 +19781,6 @@
               <w:t xml:space="preserve">public String </w:t>
             </w:r>
             <w:proofErr w:type="spellStart"/>
-            <w:proofErr w:type="gramStart"/>
             <w:r>
               <w:rPr>
                 <w:rFonts w:ascii="Times New Roman" w:eastAsia="黑体" w:hAnsi="Times New Roman" w:cs="Times New Roman"/>
@@ -20877,16 +19796,7 @@
                 <w:sz w:val="24"/>
                 <w:szCs w:val="24"/>
               </w:rPr>
-              <w:t>(</w:t>
-            </w:r>
-            <w:proofErr w:type="gramEnd"/>
-            <w:r>
-              <w:rPr>
-                <w:rFonts w:ascii="Times New Roman" w:eastAsia="黑体" w:hAnsi="Times New Roman" w:cs="Times New Roman"/>
-                <w:sz w:val="24"/>
-                <w:szCs w:val="24"/>
-              </w:rPr>
-              <w:t>String str)</w:t>
+              <w:t>(String str)</w:t>
             </w:r>
           </w:p>
         </w:tc>
@@ -21018,25 +19928,7 @@
                 <w:sz w:val="24"/>
                 <w:szCs w:val="24"/>
               </w:rPr>
-              <w:t>(</w:t>
-            </w:r>
-            <w:proofErr w:type="gramStart"/>
-            <w:r>
-              <w:rPr>
-                <w:rFonts w:ascii="Times New Roman" w:eastAsia="黑体" w:hAnsi="Times New Roman" w:cs="Times New Roman"/>
-                <w:sz w:val="24"/>
-                <w:szCs w:val="24"/>
-              </w:rPr>
-              <w:t>int[</w:t>
-            </w:r>
-            <w:proofErr w:type="gramEnd"/>
-            <w:r>
-              <w:rPr>
-                <w:rFonts w:ascii="Times New Roman" w:eastAsia="黑体" w:hAnsi="Times New Roman" w:cs="Times New Roman"/>
-                <w:sz w:val="24"/>
-                <w:szCs w:val="24"/>
-              </w:rPr>
-              <w:t>] array)</w:t>
+              <w:t>(int[] array)</w:t>
             </w:r>
           </w:p>
         </w:tc>
@@ -21253,20 +20145,20 @@
         </w:numPr>
         <w:spacing w:before="0" w:after="0" w:line="360" w:lineRule="auto"/>
         <w:rPr>
-          <w:rFonts w:ascii="宋体" w:eastAsia="宋体" w:hAnsi="宋体" w:cs="宋体"/>
-          <w:bCs w:val="0"/>
-          <w:sz w:val="28"/>
-          <w:szCs w:val="28"/>
-        </w:rPr>
-      </w:pPr>
-      <w:bookmarkStart w:id="150" w:name="_Toc182400629"/>
-      <w:r>
-        <w:rPr>
           <w:rFonts w:ascii="宋体" w:eastAsia="宋体" w:hAnsi="宋体" w:cs="宋体" w:hint="eastAsia"/>
           <w:bCs w:val="0"/>
           <w:sz w:val="28"/>
           <w:szCs w:val="28"/>
         </w:rPr>
+      </w:pPr>
+      <w:bookmarkStart w:id="150" w:name="_Toc182400629"/>
+      <w:r>
+        <w:rPr>
+          <w:rFonts w:ascii="宋体" w:eastAsia="宋体" w:hAnsi="宋体" w:cs="宋体" w:hint="eastAsia"/>
+          <w:bCs w:val="0"/>
+          <w:sz w:val="28"/>
+          <w:szCs w:val="28"/>
+        </w:rPr>
         <w:t>数据库需求</w:t>
       </w:r>
       <w:bookmarkEnd w:id="150"/>
@@ -21311,7 +20203,7 @@
       <w:pPr>
         <w:ind w:firstLine="420"/>
         <w:rPr>
-          <w:rFonts w:ascii="宋体" w:eastAsia="宋体" w:hAnsi="宋体"/>
+          <w:rFonts w:ascii="宋体" w:eastAsia="宋体" w:hAnsi="宋体" w:hint="eastAsia"/>
           <w:sz w:val="24"/>
           <w:szCs w:val="24"/>
         </w:rPr>
@@ -21344,20 +20236,20 @@
         </w:numPr>
         <w:spacing w:before="0" w:after="0" w:line="360" w:lineRule="auto"/>
         <w:rPr>
-          <w:rFonts w:ascii="宋体" w:eastAsia="宋体" w:hAnsi="宋体" w:cs="宋体"/>
-          <w:bCs w:val="0"/>
-          <w:sz w:val="28"/>
-          <w:szCs w:val="28"/>
-        </w:rPr>
-      </w:pPr>
-      <w:bookmarkStart w:id="151" w:name="_Toc182400630"/>
-      <w:r>
-        <w:rPr>
           <w:rFonts w:ascii="宋体" w:eastAsia="宋体" w:hAnsi="宋体" w:cs="宋体" w:hint="eastAsia"/>
           <w:bCs w:val="0"/>
           <w:sz w:val="28"/>
           <w:szCs w:val="28"/>
         </w:rPr>
+      </w:pPr>
+      <w:bookmarkStart w:id="151" w:name="_Toc182400630"/>
+      <w:r>
+        <w:rPr>
+          <w:rFonts w:ascii="宋体" w:eastAsia="宋体" w:hAnsi="宋体" w:cs="宋体" w:hint="eastAsia"/>
+          <w:bCs w:val="0"/>
+          <w:sz w:val="28"/>
+          <w:szCs w:val="28"/>
+        </w:rPr>
         <w:t>法律需求</w:t>
       </w:r>
       <w:bookmarkEnd w:id="151"/>
@@ -21395,32 +20287,14 @@
           <w:sz w:val="24"/>
           <w:szCs w:val="24"/>
         </w:rPr>
-        <w:t>在第三方合作方面，若系统涉及第三</w:t>
-      </w:r>
-      <w:proofErr w:type="gramStart"/>
-      <w:r>
+        <w:t>在第三方合作方面，若系统涉及第三方服务或数据共享，必须确保与第三方签署合法的合作协议，并确保第三方也遵守相应的数据保护规定。在跨境数据传输的情况下，必须遵守国际和地区的法律要求，确保数据传输的合法性。系统还应确保所有收集和使用的健康数据仅用于明确的、合法的目的，并采取适当的安全措施防止数据泄露或滥用。</w:t>
+      </w:r>
+    </w:p>
+    <w:p>
+      <w:pPr>
+        <w:ind w:firstLine="420"/>
         <w:rPr>
           <w:rFonts w:ascii="宋体" w:eastAsia="宋体" w:hAnsi="宋体" w:hint="eastAsia"/>
-          <w:sz w:val="24"/>
-          <w:szCs w:val="24"/>
-        </w:rPr>
-        <w:t>方服务</w:t>
-      </w:r>
-      <w:proofErr w:type="gramEnd"/>
-      <w:r>
-        <w:rPr>
-          <w:rFonts w:ascii="宋体" w:eastAsia="宋体" w:hAnsi="宋体" w:hint="eastAsia"/>
-          <w:sz w:val="24"/>
-          <w:szCs w:val="24"/>
-        </w:rPr>
-        <w:t>或数据共享，必须确保与第三方签署合法的合作协议，并确保第三方也遵守相应的数据保护规定。在跨境数据传输的情况下，必须遵守国际和地区的法律要求，确保数据传输的合法性。系统还应确保所有收集和使用的健康数据仅用于明确的、合法的目的，并采取适当的安全措施防止数据泄露或滥用。</w:t>
-      </w:r>
-    </w:p>
-    <w:p>
-      <w:pPr>
-        <w:ind w:firstLine="420"/>
-        <w:rPr>
-          <w:rFonts w:ascii="宋体" w:eastAsia="宋体" w:hAnsi="宋体"/>
           <w:sz w:val="24"/>
           <w:szCs w:val="24"/>
         </w:rPr>
@@ -21453,20 +20327,20 @@
         </w:numPr>
         <w:spacing w:before="0" w:after="0" w:line="360" w:lineRule="auto"/>
         <w:rPr>
-          <w:rFonts w:ascii="宋体" w:eastAsia="宋体" w:hAnsi="宋体" w:cs="宋体"/>
-          <w:bCs w:val="0"/>
-          <w:sz w:val="28"/>
-          <w:szCs w:val="28"/>
-        </w:rPr>
-      </w:pPr>
-      <w:bookmarkStart w:id="152" w:name="_Toc182400631"/>
-      <w:r>
-        <w:rPr>
           <w:rFonts w:ascii="宋体" w:eastAsia="宋体" w:hAnsi="宋体" w:cs="宋体" w:hint="eastAsia"/>
           <w:bCs w:val="0"/>
           <w:sz w:val="28"/>
           <w:szCs w:val="28"/>
         </w:rPr>
+      </w:pPr>
+      <w:bookmarkStart w:id="152" w:name="_Toc182400631"/>
+      <w:r>
+        <w:rPr>
+          <w:rFonts w:ascii="宋体" w:eastAsia="宋体" w:hAnsi="宋体" w:cs="宋体" w:hint="eastAsia"/>
+          <w:bCs w:val="0"/>
+          <w:sz w:val="28"/>
+          <w:szCs w:val="28"/>
+        </w:rPr>
         <w:t>国际准则</w:t>
       </w:r>
       <w:bookmarkEnd w:id="152"/>
@@ -21486,32 +20360,14 @@
           <w:sz w:val="24"/>
           <w:szCs w:val="24"/>
         </w:rPr>
-        <w:t>在遵循国际安全和隐私标准方面，项目将遵循《通用数据保护条例》（GDPR），这是欧盟对数据保护和隐私的严格要求，确保用户的个人数据得到充分保护。对于医疗数据的保护，还将遵循《健康保险流通与问责法案》（HIPAA），该协议确保在美国境内处理健康信息时，必须采取严格的隐私保护和安全措施。此外，为了满足不同国家的数据存储和传输要求，系统将支持区域化的数据存储架构，确保敏感数据不违反各国的合</w:t>
-      </w:r>
-      <w:proofErr w:type="gramStart"/>
-      <w:r>
+        <w:t>在遵循国际安全和隐私标准方面，项目将遵循《通用数据保护条例》（GDPR），这是欧盟对数据保护和隐私的严格要求，确保用户的个人数据得到充分保护。对于医疗数据的保护，还将遵循《健康保险流通与问责法案》（HIPAA），该协议确保在美国境内处理健康信息时，必须采取严格的隐私保护和安全措施。此外，为了满足不同国家的数据存储和传输要求，系统将支持区域化的数据存储架构，确保敏感数据不违反各国的合规要求。</w:t>
+      </w:r>
+    </w:p>
+    <w:p>
+      <w:pPr>
+        <w:ind w:firstLine="420"/>
         <w:rPr>
           <w:rFonts w:ascii="宋体" w:eastAsia="宋体" w:hAnsi="宋体" w:hint="eastAsia"/>
-          <w:sz w:val="24"/>
-          <w:szCs w:val="24"/>
-        </w:rPr>
-        <w:t>规</w:t>
-      </w:r>
-      <w:proofErr w:type="gramEnd"/>
-      <w:r>
-        <w:rPr>
-          <w:rFonts w:ascii="宋体" w:eastAsia="宋体" w:hAnsi="宋体" w:hint="eastAsia"/>
-          <w:sz w:val="24"/>
-          <w:szCs w:val="24"/>
-        </w:rPr>
-        <w:t>要求。</w:t>
-      </w:r>
-    </w:p>
-    <w:p>
-      <w:pPr>
-        <w:ind w:firstLine="420"/>
-        <w:rPr>
-          <w:rFonts w:ascii="宋体" w:eastAsia="宋体" w:hAnsi="宋体"/>
           <w:sz w:val="24"/>
           <w:szCs w:val="24"/>
         </w:rPr>
@@ -21580,25 +20436,7 @@
           <w:sz w:val="24"/>
           <w:szCs w:val="24"/>
         </w:rPr>
-        <w:t>系统应采用高度模块化的设计，各功能模块之间应具备良好的独立性，且在功能上具备通用性。核心逻辑、数据处理、用户</w:t>
-      </w:r>
-      <w:proofErr w:type="gramStart"/>
-      <w:r>
-        <w:rPr>
-          <w:rFonts w:ascii="宋体" w:eastAsia="宋体" w:hAnsi="宋体" w:cs="Times New Roman" w:hint="eastAsia"/>
-          <w:sz w:val="24"/>
-          <w:szCs w:val="24"/>
-        </w:rPr>
-        <w:t>交互等</w:t>
-      </w:r>
-      <w:proofErr w:type="gramEnd"/>
-      <w:r>
-        <w:rPr>
-          <w:rFonts w:ascii="宋体" w:eastAsia="宋体" w:hAnsi="宋体" w:cs="Times New Roman" w:hint="eastAsia"/>
-          <w:sz w:val="24"/>
-          <w:szCs w:val="24"/>
-        </w:rPr>
-        <w:t>部分应尽可能抽象化，避免硬编码，增强模块的复用性。系统应采用标准化的接口，确保不同模块可以方便地进行集成和替换，支持不同项目或场景下的灵活应用。同时，系统应提供详细的文档和接口说明，帮助开发人员理解如何重用各个模块和功能组件。在未来的版本升级或其他项目中，能够轻松地迁移和应用现有功能，减少开发时间和成本。</w:t>
+        <w:t>系统应采用高度模块化的设计，各功能模块之间应具备良好的独立性，且在功能上具备通用性。核心逻辑、数据处理、用户交互等部分应尽可能抽象化，避免硬编码，增强模块的复用性。系统应采用标准化的接口，确保不同模块可以方便地进行集成和替换，支持不同项目或场景下的灵活应用。同时，系统应提供详细的文档和接口说明，帮助开发人员理解如何重用各个模块和功能组件。在未来的版本升级或其他项目中，能够轻松地迁移和应用现有功能，减少开发时间和成本。</w:t>
       </w:r>
     </w:p>
     <w:p>
@@ -21888,7 +20726,7 @@
               <w:widowControl/>
               <w:jc w:val="left"/>
               <w:rPr>
-                <w:rFonts w:ascii="等线" w:eastAsia="等线" w:hAnsi="等线" w:cs="宋体"/>
+                <w:rFonts w:ascii="等线" w:eastAsia="等线" w:hAnsi="等线" w:cs="宋体" w:hint="eastAsia"/>
                 <w:color w:val="000000"/>
                 <w:kern w:val="0"/>
                 <w:sz w:val="22"/>
@@ -23642,7 +22480,6 @@
                 <w:sz w:val="22"/>
               </w:rPr>
             </w:pPr>
-            <w:proofErr w:type="gramStart"/>
             <w:r>
               <w:rPr>
                 <w:rFonts w:ascii="等线" w:eastAsia="等线" w:hAnsi="等线" w:cs="宋体" w:hint="eastAsia"/>
@@ -23650,17 +22487,7 @@
                 <w:kern w:val="0"/>
                 <w:sz w:val="22"/>
               </w:rPr>
-              <w:t>蓝牙连接</w:t>
-            </w:r>
-            <w:proofErr w:type="gramEnd"/>
-            <w:r>
-              <w:rPr>
-                <w:rFonts w:ascii="等线" w:eastAsia="等线" w:hAnsi="等线" w:cs="宋体" w:hint="eastAsia"/>
-                <w:color w:val="000000"/>
-                <w:kern w:val="0"/>
-                <w:sz w:val="22"/>
-              </w:rPr>
-              <w:t>状态监测</w:t>
+              <w:t>蓝牙连接状态监测</w:t>
             </w:r>
           </w:p>
         </w:tc>
@@ -23800,27 +22627,7 @@
                 <w:kern w:val="0"/>
                 <w:szCs w:val="21"/>
               </w:rPr>
-              <w:t>系统监控设备与用户健康监测硬件</w:t>
-            </w:r>
-            <w:proofErr w:type="gramStart"/>
-            <w:r>
-              <w:rPr>
-                <w:rFonts w:ascii="等线" w:eastAsia="等线" w:hAnsi="等线" w:cs="宋体" w:hint="eastAsia"/>
-                <w:color w:val="000000"/>
-                <w:kern w:val="0"/>
-                <w:szCs w:val="21"/>
-              </w:rPr>
-              <w:t>的蓝牙连接</w:t>
-            </w:r>
-            <w:proofErr w:type="gramEnd"/>
-            <w:r>
-              <w:rPr>
-                <w:rFonts w:ascii="等线" w:eastAsia="等线" w:hAnsi="等线" w:cs="宋体" w:hint="eastAsia"/>
-                <w:color w:val="000000"/>
-                <w:kern w:val="0"/>
-                <w:szCs w:val="21"/>
-              </w:rPr>
-              <w:t>状态，当连接中断时，系统提示用户检查设备连接，以确保数据采集的连续性。</w:t>
+              <w:t>系统监控设备与用户健康监测硬件的蓝牙连接状态，当连接中断时，系统提示用户检查设备连接，以确保数据采集的连续性。</w:t>
             </w:r>
           </w:p>
         </w:tc>
@@ -24108,19 +22915,8 @@
                 <w:kern w:val="0"/>
                 <w:szCs w:val="21"/>
               </w:rPr>
-              <w:t>疾病</w:t>
-            </w:r>
-            <w:proofErr w:type="gramStart"/>
-            <w:r>
-              <w:rPr>
-                <w:rFonts w:ascii="等线" w:eastAsia="等线" w:hAnsi="等线" w:cs="宋体" w:hint="eastAsia"/>
-                <w:color w:val="000000"/>
-                <w:kern w:val="0"/>
-                <w:szCs w:val="21"/>
-              </w:rPr>
-              <w:t>史分析</w:t>
-            </w:r>
-            <w:proofErr w:type="gramEnd"/>
+              <w:t>疾病史分析</w:t>
+            </w:r>
           </w:p>
         </w:tc>
         <w:tc>
@@ -24705,19 +23501,7 @@
         <w:rPr>
           <w:rFonts w:ascii="黑体" w:eastAsia="黑体" w:hAnsi="黑体" w:hint="eastAsia"/>
         </w:rPr>
-        <w:t>表8</w:t>
-      </w:r>
-      <w:r>
-        <w:rPr>
-          <w:rFonts w:ascii="黑体" w:eastAsia="黑体" w:hAnsi="黑体" w:hint="eastAsia"/>
-        </w:rPr>
-        <w:t xml:space="preserve">.1 </w:t>
-      </w:r>
-      <w:r>
-        <w:rPr>
-          <w:rFonts w:ascii="黑体" w:eastAsia="黑体" w:hAnsi="黑体" w:hint="eastAsia"/>
-        </w:rPr>
-        <w:t>功能模块列表</w:t>
+        <w:t>表8.1 功能模块列表</w:t>
       </w:r>
     </w:p>
     <w:p>
@@ -24777,26 +23561,26 @@
         <w:spacing w:before="0" w:after="0" w:line="360" w:lineRule="auto"/>
         <w:jc w:val="left"/>
         <w:rPr>
-          <w:rFonts w:ascii="宋体" w:eastAsia="宋体" w:hAnsi="宋体" w:cs="宋体"/>
-          <w:sz w:val="28"/>
-          <w:szCs w:val="28"/>
-        </w:rPr>
-      </w:pPr>
-      <w:bookmarkStart w:id="175" w:name="_Toc182400642"/>
-      <w:r>
-        <w:rPr>
           <w:rFonts w:ascii="宋体" w:eastAsia="宋体" w:hAnsi="宋体" w:cs="宋体" w:hint="eastAsia"/>
           <w:sz w:val="28"/>
           <w:szCs w:val="28"/>
         </w:rPr>
-        <w:t xml:space="preserve">9.1 </w:t>
-      </w:r>
+      </w:pPr>
+      <w:bookmarkStart w:id="175" w:name="_Toc182400642"/>
       <w:r>
         <w:rPr>
           <w:rFonts w:ascii="宋体" w:eastAsia="宋体" w:hAnsi="宋体" w:cs="宋体" w:hint="eastAsia"/>
           <w:sz w:val="28"/>
           <w:szCs w:val="28"/>
         </w:rPr>
+        <w:t xml:space="preserve">9.1 </w:t>
+      </w:r>
+      <w:r>
+        <w:rPr>
+          <w:rFonts w:ascii="宋体" w:eastAsia="宋体" w:hAnsi="宋体" w:cs="宋体" w:hint="eastAsia"/>
+          <w:sz w:val="28"/>
+          <w:szCs w:val="28"/>
+        </w:rPr>
         <w:t>需求追踪</w:t>
       </w:r>
       <w:bookmarkEnd w:id="175"/>
@@ -24805,10 +23589,28 @@
       <w:pPr>
         <w:ind w:firstLine="420"/>
         <w:rPr>
+          <w:rFonts w:ascii="宋体" w:eastAsia="宋体" w:hAnsi="宋体" w:hint="eastAsia"/>
+          <w:sz w:val="24"/>
+          <w:szCs w:val="24"/>
+        </w:rPr>
+      </w:pPr>
+      <w:r>
+        <w:rPr>
           <w:rFonts w:ascii="宋体" w:eastAsia="宋体" w:hAnsi="宋体"/>
           <w:sz w:val="24"/>
           <w:szCs w:val="24"/>
         </w:rPr>
+        <w:t>本项目的需求追踪矩阵应包括系统功能需求、性能需求、安全与保密需求、质量属性需求等各类需求与相应的实现和验证方法。每项需求都应与其对应的设计文档、开发任务、测试用例和验收标准进行关联。</w:t>
+      </w:r>
+    </w:p>
+    <w:p>
+      <w:pPr>
+        <w:ind w:firstLine="420"/>
+        <w:rPr>
+          <w:rFonts w:ascii="宋体" w:eastAsia="宋体" w:hAnsi="宋体" w:hint="eastAsia"/>
+          <w:sz w:val="24"/>
+          <w:szCs w:val="24"/>
+        </w:rPr>
       </w:pPr>
       <w:r>
         <w:rPr>
@@ -24816,17 +23618,35 @@
           <w:sz w:val="24"/>
           <w:szCs w:val="24"/>
         </w:rPr>
-        <w:t>本项目的需求追踪矩阵应包括系统功能需求、性能需求、安全与保密需求、质量属性需求等各类需求与相应的实现和验证方法。每项需求都应与其对应的设计文档、开发任务、测试用例和验收标准进行关联。</w:t>
+        <w:t>例如，系统的功能需求（如健康数据采集、实时数据显示、健康建议生成等）应有明确的开发任务指派给相应的开发人员，测试用例也应根据这些功能需求设计，测试时需要验证系统是否按预期执行。每项功能需求还需跟踪其对应的设计文档，确保开发与设计一致。</w:t>
       </w:r>
     </w:p>
     <w:p>
       <w:pPr>
         <w:ind w:firstLine="420"/>
         <w:rPr>
+          <w:rFonts w:ascii="宋体" w:eastAsia="宋体" w:hAnsi="宋体" w:hint="eastAsia"/>
+          <w:sz w:val="24"/>
+          <w:szCs w:val="24"/>
+        </w:rPr>
+      </w:pPr>
+      <w:r>
+        <w:rPr>
           <w:rFonts w:ascii="宋体" w:eastAsia="宋体" w:hAnsi="宋体"/>
           <w:sz w:val="24"/>
           <w:szCs w:val="24"/>
         </w:rPr>
+        <w:t>性能需求中的响应时间、处理时间和吞吐量要求，需要在系统开发和测试阶段进行性能验证。性能测试用例应依据这些需求进行设计，确保系统能够处理高并发、实时数据等场景，达到预期的性能指标。</w:t>
+      </w:r>
+    </w:p>
+    <w:p>
+      <w:pPr>
+        <w:ind w:firstLine="420"/>
+        <w:rPr>
+          <w:rFonts w:ascii="宋体" w:eastAsia="宋体" w:hAnsi="宋体" w:hint="eastAsia"/>
+          <w:sz w:val="24"/>
+          <w:szCs w:val="24"/>
+        </w:rPr>
       </w:pPr>
       <w:r>
         <w:rPr>
@@ -24834,68 +23654,32 @@
           <w:sz w:val="24"/>
           <w:szCs w:val="24"/>
         </w:rPr>
-        <w:t>例如，系统的功能需求（如健康数据采集、实时数据显示、健康建议生成等）应有明确的开发任务指派给相应的开发人员，测试用例也应根据这些功能需求设计，测试时需要验证系统是否按预期执行。每项功能需求还需跟踪其对应的设计文档，确保开发与设计一致。</w:t>
+        <w:t>安全与保密需求则涉及到系统的认证、授权、数据加密等方面，开发和测试人员需要确保这些措施在实际系统中得到有效实现。比如数据加密算法的实现应有加密和解密的单元测试，确保数据传输和存储安全。日志管理、访问控制和异常处理机制的需求，需确保系统能够有效地记录和响应潜在的安全事件。</w:t>
       </w:r>
     </w:p>
     <w:p>
       <w:pPr>
         <w:ind w:firstLine="420"/>
         <w:rPr>
+          <w:rFonts w:ascii="宋体" w:eastAsia="宋体" w:hAnsi="宋体" w:hint="eastAsia"/>
+          <w:sz w:val="24"/>
+          <w:szCs w:val="24"/>
+        </w:rPr>
+      </w:pPr>
+      <w:r>
+        <w:rPr>
           <w:rFonts w:ascii="宋体" w:eastAsia="宋体" w:hAnsi="宋体"/>
           <w:sz w:val="24"/>
           <w:szCs w:val="24"/>
         </w:rPr>
-      </w:pPr>
-      <w:r>
-        <w:rPr>
-          <w:rFonts w:ascii="宋体" w:eastAsia="宋体" w:hAnsi="宋体"/>
-          <w:sz w:val="24"/>
-          <w:szCs w:val="24"/>
-        </w:rPr>
-        <w:t>性能需求中的响应时间、处理时间和吞吐量要求，需要在系统开发和测试阶段进行性能验证。性能测试用例应依据这些需求进行设计，确保系统能够处理高并发、实时数据等场景，达到预期的性能指标。</w:t>
+        <w:t>质量属性需求（如可维护性、可移植性、可用性等）应与开发过程中的设计和编码规范紧密关联，系统应具备良好的模块化设计、跨平台兼容性及高可用性。相应的测试用例将验证系统在不同平台下的运行表现以及系统在高负载、故障恢复等情况下的可用性。</w:t>
       </w:r>
     </w:p>
     <w:p>
       <w:pPr>
         <w:ind w:firstLine="420"/>
         <w:rPr>
-          <w:rFonts w:ascii="宋体" w:eastAsia="宋体" w:hAnsi="宋体"/>
-          <w:sz w:val="24"/>
-          <w:szCs w:val="24"/>
-        </w:rPr>
-      </w:pPr>
-      <w:r>
-        <w:rPr>
-          <w:rFonts w:ascii="宋体" w:eastAsia="宋体" w:hAnsi="宋体"/>
-          <w:sz w:val="24"/>
-          <w:szCs w:val="24"/>
-        </w:rPr>
-        <w:t>安全与保密需求则涉及到系统的认证、授权、数据加密等方面，开发和测试人员需要确保这些措施在实际系统中得到有效实现。比如数据加密算法的实现应有加密和解密的单元测试，确保数据传输和存储安全。日志管理、访问控制和异常处理机制的需求，需确保系统能够有效地记录和响应潜在的安全事件。</w:t>
-      </w:r>
-    </w:p>
-    <w:p>
-      <w:pPr>
-        <w:ind w:firstLine="420"/>
-        <w:rPr>
-          <w:rFonts w:ascii="宋体" w:eastAsia="宋体" w:hAnsi="宋体"/>
-          <w:sz w:val="24"/>
-          <w:szCs w:val="24"/>
-        </w:rPr>
-      </w:pPr>
-      <w:r>
-        <w:rPr>
-          <w:rFonts w:ascii="宋体" w:eastAsia="宋体" w:hAnsi="宋体"/>
-          <w:sz w:val="24"/>
-          <w:szCs w:val="24"/>
-        </w:rPr>
-        <w:t>质量属性需求（如可维护性、可移植性、可用性等）应与开发过程中的设计和编码规范紧密关联，系统应具备良好的模块化设计、跨平台兼容性及高可用性。相应的测试用例将验证系统在不同平台下的运行表现以及系统在高负载、故障恢复等情况下的可用性。</w:t>
-      </w:r>
-    </w:p>
-    <w:p>
-      <w:pPr>
-        <w:ind w:firstLine="420"/>
-        <w:rPr>
-          <w:rFonts w:ascii="宋体" w:eastAsia="宋体" w:hAnsi="宋体"/>
+          <w:rFonts w:ascii="宋体" w:eastAsia="宋体" w:hAnsi="宋体" w:hint="eastAsia"/>
           <w:sz w:val="24"/>
           <w:szCs w:val="24"/>
         </w:rPr>
@@ -24922,18 +23706,18 @@
         <w:spacing w:before="0" w:after="0" w:line="360" w:lineRule="auto"/>
         <w:jc w:val="left"/>
         <w:rPr>
-          <w:rFonts w:ascii="宋体" w:eastAsia="宋体" w:hAnsi="宋体" w:cs="宋体"/>
-          <w:sz w:val="28"/>
-          <w:szCs w:val="28"/>
-        </w:rPr>
-      </w:pPr>
-      <w:bookmarkStart w:id="176" w:name="_Toc182400643"/>
-      <w:r>
-        <w:rPr>
           <w:rFonts w:ascii="宋体" w:eastAsia="宋体" w:hAnsi="宋体" w:cs="宋体" w:hint="eastAsia"/>
           <w:sz w:val="28"/>
           <w:szCs w:val="28"/>
         </w:rPr>
+      </w:pPr>
+      <w:bookmarkStart w:id="176" w:name="_Toc182400643"/>
+      <w:r>
+        <w:rPr>
+          <w:rFonts w:ascii="宋体" w:eastAsia="宋体" w:hAnsi="宋体" w:cs="宋体" w:hint="eastAsia"/>
+          <w:sz w:val="28"/>
+          <w:szCs w:val="28"/>
+        </w:rPr>
         <w:t>9.2 系统词汇表</w:t>
       </w:r>
       <w:bookmarkEnd w:id="176"/>
@@ -24951,26 +23735,26 @@
         <w:spacing w:before="0" w:after="0" w:line="360" w:lineRule="auto"/>
         <w:jc w:val="left"/>
         <w:rPr>
-          <w:rFonts w:ascii="宋体" w:eastAsia="宋体" w:hAnsi="宋体" w:cs="宋体"/>
-          <w:sz w:val="28"/>
-          <w:szCs w:val="28"/>
-        </w:rPr>
-      </w:pPr>
-      <w:bookmarkStart w:id="177" w:name="_Toc182400644"/>
-      <w:r>
-        <w:rPr>
           <w:rFonts w:ascii="宋体" w:eastAsia="宋体" w:hAnsi="宋体" w:cs="宋体" w:hint="eastAsia"/>
           <w:sz w:val="28"/>
           <w:szCs w:val="28"/>
         </w:rPr>
-        <w:t xml:space="preserve">9.3 </w:t>
-      </w:r>
+      </w:pPr>
+      <w:bookmarkStart w:id="177" w:name="_Toc182400644"/>
       <w:r>
         <w:rPr>
           <w:rFonts w:ascii="宋体" w:eastAsia="宋体" w:hAnsi="宋体" w:cs="宋体" w:hint="eastAsia"/>
           <w:sz w:val="28"/>
           <w:szCs w:val="28"/>
         </w:rPr>
+        <w:t xml:space="preserve">9.3 </w:t>
+      </w:r>
+      <w:r>
+        <w:rPr>
+          <w:rFonts w:ascii="宋体" w:eastAsia="宋体" w:hAnsi="宋体" w:cs="宋体" w:hint="eastAsia"/>
+          <w:sz w:val="28"/>
+          <w:szCs w:val="28"/>
+        </w:rPr>
         <w:t>未决问题列表</w:t>
       </w:r>
       <w:bookmarkEnd w:id="177"/>
@@ -25011,25 +23795,6 @@
         <w:t>其他相关文档</w:t>
       </w:r>
       <w:bookmarkEnd w:id="178"/>
-    </w:p>
-    <w:p>
-      <w:pPr>
-        <w:ind w:firstLine="420"/>
-        <w:rPr>
-          <w:rFonts w:ascii="宋体" w:eastAsia="宋体" w:hAnsi="宋体" w:cs="宋体" w:hint="eastAsia"/>
-          <w:kern w:val="0"/>
-          <w:sz w:val="24"/>
-          <w:szCs w:val="24"/>
-        </w:rPr>
-      </w:pPr>
-      <w:r>
-        <w:rPr>
-          <w:rFonts w:ascii="宋体" w:eastAsia="宋体" w:hAnsi="宋体"/>
-          <w:sz w:val="24"/>
-          <w:szCs w:val="24"/>
-        </w:rPr>
-        <w:t>学生选课系统旨在为高校学生、教师和管理员提供一个高效、便捷的选课平</w:t>
-      </w:r>
     </w:p>
     <w:p>
       <w:pPr>
@@ -25054,7 +23819,7 @@
 </file>
 
 <file path=word/endnotes.xml><?xml version="1.0" encoding="utf-8"?>
-<w:endnotes xmlns:wpc="http://schemas.microsoft.com/office/word/2010/wordprocessingCanvas" xmlns:cx="http://schemas.microsoft.com/office/drawing/2014/chartex" xmlns:cx1="http://schemas.microsoft.com/office/drawing/2015/9/8/chartex" xmlns:cx2="http://schemas.microsoft.com/office/drawing/2015/10/21/chartex" xmlns:cx3="http://schemas.microsoft.com/office/drawing/2016/5/9/chartex" xmlns:cx4="http://schemas.microsoft.com/office/drawing/2016/5/10/chartex" xmlns:cx5="http://schemas.microsoft.com/office/drawing/2016/5/11/chartex" xmlns:cx6="http://schemas.microsoft.com/office/drawing/2016/5/12/chartex" xmlns:cx7="http://schemas.microsoft.com/office/drawing/2016/5/13/chartex" xmlns:cx8="http://schemas.microsoft.com/office/drawing/2016/5/14/chartex" xmlns:mc="http://schemas.openxmlformats.org/markup-compatibility/2006" xmlns:aink="http://schemas.microsoft.com/office/drawing/2016/ink" xmlns:am3d="http://schemas.microsoft.com/office/drawing/2017/model3d" xmlns:o="urn:schemas-microsoft-com:office:office" xmlns:oel="http://schemas.microsoft.com/office/2019/extlst" xmlns:r="http://schemas.openxmlformats.org/officeDocument/2006/relationships" xmlns:m="http://schemas.openxmlformats.org/officeDocument/2006/math" xmlns:v="urn:schemas-microsoft-com:vml" xmlns:wp14="http://schemas.microsoft.com/office/word/2010/wordprocessingDrawing" xmlns:wp="http://schemas.openxmlformats.org/drawingml/2006/wordprocessingDrawing" xmlns:w10="urn:schemas-microsoft-com:office:word" xmlns:w="http://schemas.openxmlformats.org/wordprocessingml/2006/main" xmlns:w14="http://schemas.microsoft.com/office/word/2010/wordml" xmlns:w15="http://schemas.microsoft.com/office/word/2012/wordml" xmlns:w16cex="http://schemas.microsoft.com/office/word/2018/wordml/cex" xmlns:w16cid="http://schemas.microsoft.com/office/word/2016/wordml/cid" xmlns:w16="http://schemas.microsoft.com/office/word/2018/wordml" xmlns:w16du="http://schemas.microsoft.com/office/word/2023/wordml/word16du" xmlns:w16sdtdh="http://schemas.microsoft.com/office/word/2020/wordml/sdtdatahash" xmlns:w16se="http://schemas.microsoft.com/office/word/2015/wordml/symex" xmlns:wpg="http://schemas.microsoft.com/office/word/2010/wordprocessingGroup" xmlns:wpi="http://schemas.microsoft.com/office/word/2010/wordprocessingInk" xmlns:wne="http://schemas.microsoft.com/office/word/2006/wordml" xmlns:wps="http://schemas.microsoft.com/office/word/2010/wordprocessingShape" mc:Ignorable="w14 w15 w16se w16cid w16 w16cex w16sdtdh w16du wp14">
+<w:endnotes xmlns:wpc="http://schemas.microsoft.com/office/word/2010/wordprocessingCanvas" xmlns:cx="http://schemas.microsoft.com/office/drawing/2014/chartex" xmlns:cx1="http://schemas.microsoft.com/office/drawing/2015/9/8/chartex" xmlns:cx2="http://schemas.microsoft.com/office/drawing/2015/10/21/chartex" xmlns:cx3="http://schemas.microsoft.com/office/drawing/2016/5/9/chartex" xmlns:cx4="http://schemas.microsoft.com/office/drawing/2016/5/10/chartex" xmlns:cx5="http://schemas.microsoft.com/office/drawing/2016/5/11/chartex" xmlns:cx6="http://schemas.microsoft.com/office/drawing/2016/5/12/chartex" xmlns:cx7="http://schemas.microsoft.com/office/drawing/2016/5/13/chartex" xmlns:cx8="http://schemas.microsoft.com/office/drawing/2016/5/14/chartex" xmlns:mc="http://schemas.openxmlformats.org/markup-compatibility/2006" xmlns:aink="http://schemas.microsoft.com/office/drawing/2016/ink" xmlns:am3d="http://schemas.microsoft.com/office/drawing/2017/model3d" xmlns:o="urn:schemas-microsoft-com:office:office" xmlns:oel="http://schemas.microsoft.com/office/2019/extlst" xmlns:r="http://schemas.openxmlformats.org/officeDocument/2006/relationships" xmlns:m="http://schemas.openxmlformats.org/officeDocument/2006/math" xmlns:v="urn:schemas-microsoft-com:vml" xmlns:wp14="http://schemas.microsoft.com/office/word/2010/wordprocessingDrawing" xmlns:wp="http://schemas.openxmlformats.org/drawingml/2006/wordprocessingDrawing" xmlns:w10="urn:schemas-microsoft-com:office:word" xmlns:w="http://schemas.openxmlformats.org/wordprocessingml/2006/main" xmlns:w14="http://schemas.microsoft.com/office/word/2010/wordml" xmlns:w15="http://schemas.microsoft.com/office/word/2012/wordml" xmlns:w16cex="http://schemas.microsoft.com/office/word/2018/wordml/cex" xmlns:w16cid="http://schemas.microsoft.com/office/word/2016/wordml/cid" xmlns:w16="http://schemas.microsoft.com/office/word/2018/wordml" xmlns:w16du="http://schemas.microsoft.com/office/word/2023/wordml/word16du" xmlns:w16sdtdh="http://schemas.microsoft.com/office/word/2020/wordml/sdtdatahash" xmlns:w16sdtfl="http://schemas.microsoft.com/office/word/2024/wordml/sdtformatlock" xmlns:w16se="http://schemas.microsoft.com/office/word/2015/wordml/symex" xmlns:wpg="http://schemas.microsoft.com/office/word/2010/wordprocessingGroup" xmlns:wpi="http://schemas.microsoft.com/office/word/2010/wordprocessingInk" xmlns:wne="http://schemas.microsoft.com/office/word/2006/wordml" xmlns:wps="http://schemas.microsoft.com/office/word/2010/wordprocessingShape" mc:Ignorable="w14 w15 w16se w16cid w16 w16cex w16sdtdh w16sdtfl w16du wp14">
   <w:endnote w:type="separator" w:id="-1">
     <w:p>
       <w:pPr>
@@ -25083,7 +23848,20 @@
 </file>
 
 <file path=word/footer1.xml><?xml version="1.0" encoding="utf-8"?>
-<w:ftr xmlns:wpc="http://schemas.microsoft.com/office/word/2010/wordprocessingCanvas" xmlns:cx="http://schemas.microsoft.com/office/drawing/2014/chartex" xmlns:cx1="http://schemas.microsoft.com/office/drawing/2015/9/8/chartex" xmlns:cx2="http://schemas.microsoft.com/office/drawing/2015/10/21/chartex" xmlns:cx3="http://schemas.microsoft.com/office/drawing/2016/5/9/chartex" xmlns:cx4="http://schemas.microsoft.com/office/drawing/2016/5/10/chartex" xmlns:cx5="http://schemas.microsoft.com/office/drawing/2016/5/11/chartex" xmlns:cx6="http://schemas.microsoft.com/office/drawing/2016/5/12/chartex" xmlns:cx7="http://schemas.microsoft.com/office/drawing/2016/5/13/chartex" xmlns:cx8="http://schemas.microsoft.com/office/drawing/2016/5/14/chartex" xmlns:mc="http://schemas.openxmlformats.org/markup-compatibility/2006" xmlns:aink="http://schemas.microsoft.com/office/drawing/2016/ink" xmlns:am3d="http://schemas.microsoft.com/office/drawing/2017/model3d" xmlns:o="urn:schemas-microsoft-com:office:office" xmlns:oel="http://schemas.microsoft.com/office/2019/extlst" xmlns:r="http://schemas.openxmlformats.org/officeDocument/2006/relationships" xmlns:m="http://schemas.openxmlformats.org/officeDocument/2006/math" xmlns:v="urn:schemas-microsoft-com:vml" xmlns:wp14="http://schemas.microsoft.com/office/word/2010/wordprocessingDrawing" xmlns:wp="http://schemas.openxmlformats.org/drawingml/2006/wordprocessingDrawing" xmlns:w10="urn:schemas-microsoft-com:office:word" xmlns:w="http://schemas.openxmlformats.org/wordprocessingml/2006/main" xmlns:w14="http://schemas.microsoft.com/office/word/2010/wordml" xmlns:w15="http://schemas.microsoft.com/office/word/2012/wordml" xmlns:w16cex="http://schemas.microsoft.com/office/word/2018/wordml/cex" xmlns:w16cid="http://schemas.microsoft.com/office/word/2016/wordml/cid" xmlns:w16="http://schemas.microsoft.com/office/word/2018/wordml" xmlns:w16du="http://schemas.microsoft.com/office/word/2023/wordml/word16du" xmlns:w16sdtdh="http://schemas.microsoft.com/office/word/2020/wordml/sdtdatahash" xmlns:w16se="http://schemas.microsoft.com/office/word/2015/wordml/symex" xmlns:wpg="http://schemas.microsoft.com/office/word/2010/wordprocessingGroup" xmlns:wpi="http://schemas.microsoft.com/office/word/2010/wordprocessingInk" xmlns:wne="http://schemas.microsoft.com/office/word/2006/wordml" xmlns:wps="http://schemas.microsoft.com/office/word/2010/wordprocessingShape" mc:Ignorable="w14 w15 w16se w16cid w16 w16cex w16sdtdh w16du wp14">
+<w:ftr xmlns:wpc="http://schemas.microsoft.com/office/word/2010/wordprocessingCanvas" xmlns:cx="http://schemas.microsoft.com/office/drawing/2014/chartex" xmlns:cx1="http://schemas.microsoft.com/office/drawing/2015/9/8/chartex" xmlns:cx2="http://schemas.microsoft.com/office/drawing/2015/10/21/chartex" xmlns:cx3="http://schemas.microsoft.com/office/drawing/2016/5/9/chartex" xmlns:cx4="http://schemas.microsoft.com/office/drawing/2016/5/10/chartex" xmlns:cx5="http://schemas.microsoft.com/office/drawing/2016/5/11/chartex" xmlns:cx6="http://schemas.microsoft.com/office/drawing/2016/5/12/chartex" xmlns:cx7="http://schemas.microsoft.com/office/drawing/2016/5/13/chartex" xmlns:cx8="http://schemas.microsoft.com/office/drawing/2016/5/14/chartex" xmlns:mc="http://schemas.openxmlformats.org/markup-compatibility/2006" xmlns:aink="http://schemas.microsoft.com/office/drawing/2016/ink" xmlns:am3d="http://schemas.microsoft.com/office/drawing/2017/model3d" xmlns:o="urn:schemas-microsoft-com:office:office" xmlns:oel="http://schemas.microsoft.com/office/2019/extlst" xmlns:r="http://schemas.openxmlformats.org/officeDocument/2006/relationships" xmlns:m="http://schemas.openxmlformats.org/officeDocument/2006/math" xmlns:v="urn:schemas-microsoft-com:vml" xmlns:wp14="http://schemas.microsoft.com/office/word/2010/wordprocessingDrawing" xmlns:wp="http://schemas.openxmlformats.org/drawingml/2006/wordprocessingDrawing" xmlns:w10="urn:schemas-microsoft-com:office:word" xmlns:w="http://schemas.openxmlformats.org/wordprocessingml/2006/main" xmlns:w14="http://schemas.microsoft.com/office/word/2010/wordml" xmlns:w15="http://schemas.microsoft.com/office/word/2012/wordml" xmlns:w16cex="http://schemas.microsoft.com/office/word/2018/wordml/cex" xmlns:w16cid="http://schemas.microsoft.com/office/word/2016/wordml/cid" xmlns:w16="http://schemas.microsoft.com/office/word/2018/wordml" xmlns:w16du="http://schemas.microsoft.com/office/word/2023/wordml/word16du" xmlns:w16sdtdh="http://schemas.microsoft.com/office/word/2020/wordml/sdtdatahash" xmlns:w16sdtfl="http://schemas.microsoft.com/office/word/2024/wordml/sdtformatlock" xmlns:w16se="http://schemas.microsoft.com/office/word/2015/wordml/symex" xmlns:wpg="http://schemas.microsoft.com/office/word/2010/wordprocessingGroup" xmlns:wpi="http://schemas.microsoft.com/office/word/2010/wordprocessingInk" xmlns:wne="http://schemas.microsoft.com/office/word/2006/wordml" xmlns:wps="http://schemas.microsoft.com/office/word/2010/wordprocessingShape" mc:Ignorable="w14 w15 w16se w16cid w16 w16cex w16sdtdh w16sdtfl w16du wp14">
+  <w:p>
+    <w:pPr>
+      <w:pStyle w:val="a5"/>
+      <w:rPr>
+        <w:rFonts w:hint="eastAsia"/>
+      </w:rPr>
+    </w:pPr>
+  </w:p>
+</w:ftr>
+</file>
+
+<file path=word/footer2.xml><?xml version="1.0" encoding="utf-8"?>
+<w:ftr xmlns:wpc="http://schemas.microsoft.com/office/word/2010/wordprocessingCanvas" xmlns:cx="http://schemas.microsoft.com/office/drawing/2014/chartex" xmlns:cx1="http://schemas.microsoft.com/office/drawing/2015/9/8/chartex" xmlns:cx2="http://schemas.microsoft.com/office/drawing/2015/10/21/chartex" xmlns:cx3="http://schemas.microsoft.com/office/drawing/2016/5/9/chartex" xmlns:cx4="http://schemas.microsoft.com/office/drawing/2016/5/10/chartex" xmlns:cx5="http://schemas.microsoft.com/office/drawing/2016/5/11/chartex" xmlns:cx6="http://schemas.microsoft.com/office/drawing/2016/5/12/chartex" xmlns:cx7="http://schemas.microsoft.com/office/drawing/2016/5/13/chartex" xmlns:cx8="http://schemas.microsoft.com/office/drawing/2016/5/14/chartex" xmlns:mc="http://schemas.openxmlformats.org/markup-compatibility/2006" xmlns:aink="http://schemas.microsoft.com/office/drawing/2016/ink" xmlns:am3d="http://schemas.microsoft.com/office/drawing/2017/model3d" xmlns:o="urn:schemas-microsoft-com:office:office" xmlns:oel="http://schemas.microsoft.com/office/2019/extlst" xmlns:r="http://schemas.openxmlformats.org/officeDocument/2006/relationships" xmlns:m="http://schemas.openxmlformats.org/officeDocument/2006/math" xmlns:v="urn:schemas-microsoft-com:vml" xmlns:wp14="http://schemas.microsoft.com/office/word/2010/wordprocessingDrawing" xmlns:wp="http://schemas.openxmlformats.org/drawingml/2006/wordprocessingDrawing" xmlns:w10="urn:schemas-microsoft-com:office:word" xmlns:w="http://schemas.openxmlformats.org/wordprocessingml/2006/main" xmlns:w14="http://schemas.microsoft.com/office/word/2010/wordml" xmlns:w15="http://schemas.microsoft.com/office/word/2012/wordml" xmlns:w16cex="http://schemas.microsoft.com/office/word/2018/wordml/cex" xmlns:w16cid="http://schemas.microsoft.com/office/word/2016/wordml/cid" xmlns:w16="http://schemas.microsoft.com/office/word/2018/wordml" xmlns:w16du="http://schemas.microsoft.com/office/word/2023/wordml/word16du" xmlns:w16sdtdh="http://schemas.microsoft.com/office/word/2020/wordml/sdtdatahash" xmlns:w16sdtfl="http://schemas.microsoft.com/office/word/2024/wordml/sdtformatlock" xmlns:w16se="http://schemas.microsoft.com/office/word/2015/wordml/symex" xmlns:wpg="http://schemas.microsoft.com/office/word/2010/wordprocessingGroup" xmlns:wpi="http://schemas.microsoft.com/office/word/2010/wordprocessingInk" xmlns:wne="http://schemas.microsoft.com/office/word/2006/wordml" xmlns:wps="http://schemas.microsoft.com/office/word/2010/wordprocessingShape" mc:Ignorable="w14 w15 w16se w16cid w16 w16cex w16sdtdh w16sdtfl w16du wp14">
   <w:p>
     <w:pPr>
       <w:pStyle w:val="a5"/>
@@ -25152,8 +23930,21 @@
 </w:ftr>
 </file>
 
+<file path=word/footer3.xml><?xml version="1.0" encoding="utf-8"?>
+<w:ftr xmlns:wpc="http://schemas.microsoft.com/office/word/2010/wordprocessingCanvas" xmlns:cx="http://schemas.microsoft.com/office/drawing/2014/chartex" xmlns:cx1="http://schemas.microsoft.com/office/drawing/2015/9/8/chartex" xmlns:cx2="http://schemas.microsoft.com/office/drawing/2015/10/21/chartex" xmlns:cx3="http://schemas.microsoft.com/office/drawing/2016/5/9/chartex" xmlns:cx4="http://schemas.microsoft.com/office/drawing/2016/5/10/chartex" xmlns:cx5="http://schemas.microsoft.com/office/drawing/2016/5/11/chartex" xmlns:cx6="http://schemas.microsoft.com/office/drawing/2016/5/12/chartex" xmlns:cx7="http://schemas.microsoft.com/office/drawing/2016/5/13/chartex" xmlns:cx8="http://schemas.microsoft.com/office/drawing/2016/5/14/chartex" xmlns:mc="http://schemas.openxmlformats.org/markup-compatibility/2006" xmlns:aink="http://schemas.microsoft.com/office/drawing/2016/ink" xmlns:am3d="http://schemas.microsoft.com/office/drawing/2017/model3d" xmlns:o="urn:schemas-microsoft-com:office:office" xmlns:oel="http://schemas.microsoft.com/office/2019/extlst" xmlns:r="http://schemas.openxmlformats.org/officeDocument/2006/relationships" xmlns:m="http://schemas.openxmlformats.org/officeDocument/2006/math" xmlns:v="urn:schemas-microsoft-com:vml" xmlns:wp14="http://schemas.microsoft.com/office/word/2010/wordprocessingDrawing" xmlns:wp="http://schemas.openxmlformats.org/drawingml/2006/wordprocessingDrawing" xmlns:w10="urn:schemas-microsoft-com:office:word" xmlns:w="http://schemas.openxmlformats.org/wordprocessingml/2006/main" xmlns:w14="http://schemas.microsoft.com/office/word/2010/wordml" xmlns:w15="http://schemas.microsoft.com/office/word/2012/wordml" xmlns:w16cex="http://schemas.microsoft.com/office/word/2018/wordml/cex" xmlns:w16cid="http://schemas.microsoft.com/office/word/2016/wordml/cid" xmlns:w16="http://schemas.microsoft.com/office/word/2018/wordml" xmlns:w16du="http://schemas.microsoft.com/office/word/2023/wordml/word16du" xmlns:w16sdtdh="http://schemas.microsoft.com/office/word/2020/wordml/sdtdatahash" xmlns:w16sdtfl="http://schemas.microsoft.com/office/word/2024/wordml/sdtformatlock" xmlns:w16se="http://schemas.microsoft.com/office/word/2015/wordml/symex" xmlns:wpg="http://schemas.microsoft.com/office/word/2010/wordprocessingGroup" xmlns:wpi="http://schemas.microsoft.com/office/word/2010/wordprocessingInk" xmlns:wne="http://schemas.microsoft.com/office/word/2006/wordml" xmlns:wps="http://schemas.microsoft.com/office/word/2010/wordprocessingShape" mc:Ignorable="w14 w15 w16se w16cid w16 w16cex w16sdtdh w16sdtfl w16du wp14">
+  <w:p>
+    <w:pPr>
+      <w:pStyle w:val="a5"/>
+      <w:rPr>
+        <w:rFonts w:hint="eastAsia"/>
+      </w:rPr>
+    </w:pPr>
+  </w:p>
+</w:ftr>
+</file>
+
 <file path=word/footnotes.xml><?xml version="1.0" encoding="utf-8"?>
-<w:footnotes xmlns:wpc="http://schemas.microsoft.com/office/word/2010/wordprocessingCanvas" xmlns:cx="http://schemas.microsoft.com/office/drawing/2014/chartex" xmlns:cx1="http://schemas.microsoft.com/office/drawing/2015/9/8/chartex" xmlns:cx2="http://schemas.microsoft.com/office/drawing/2015/10/21/chartex" xmlns:cx3="http://schemas.microsoft.com/office/drawing/2016/5/9/chartex" xmlns:cx4="http://schemas.microsoft.com/office/drawing/2016/5/10/chartex" xmlns:cx5="http://schemas.microsoft.com/office/drawing/2016/5/11/chartex" xmlns:cx6="http://schemas.microsoft.com/office/drawing/2016/5/12/chartex" xmlns:cx7="http://schemas.microsoft.com/office/drawing/2016/5/13/chartex" xmlns:cx8="http://schemas.microsoft.com/office/drawing/2016/5/14/chartex" xmlns:mc="http://schemas.openxmlformats.org/markup-compatibility/2006" xmlns:aink="http://schemas.microsoft.com/office/drawing/2016/ink" xmlns:am3d="http://schemas.microsoft.com/office/drawing/2017/model3d" xmlns:o="urn:schemas-microsoft-com:office:office" xmlns:oel="http://schemas.microsoft.com/office/2019/extlst" xmlns:r="http://schemas.openxmlformats.org/officeDocument/2006/relationships" xmlns:m="http://schemas.openxmlformats.org/officeDocument/2006/math" xmlns:v="urn:schemas-microsoft-com:vml" xmlns:wp14="http://schemas.microsoft.com/office/word/2010/wordprocessingDrawing" xmlns:wp="http://schemas.openxmlformats.org/drawingml/2006/wordprocessingDrawing" xmlns:w10="urn:schemas-microsoft-com:office:word" xmlns:w="http://schemas.openxmlformats.org/wordprocessingml/2006/main" xmlns:w14="http://schemas.microsoft.com/office/word/2010/wordml" xmlns:w15="http://schemas.microsoft.com/office/word/2012/wordml" xmlns:w16cex="http://schemas.microsoft.com/office/word/2018/wordml/cex" xmlns:w16cid="http://schemas.microsoft.com/office/word/2016/wordml/cid" xmlns:w16="http://schemas.microsoft.com/office/word/2018/wordml" xmlns:w16du="http://schemas.microsoft.com/office/word/2023/wordml/word16du" xmlns:w16sdtdh="http://schemas.microsoft.com/office/word/2020/wordml/sdtdatahash" xmlns:w16se="http://schemas.microsoft.com/office/word/2015/wordml/symex" xmlns:wpg="http://schemas.microsoft.com/office/word/2010/wordprocessingGroup" xmlns:wpi="http://schemas.microsoft.com/office/word/2010/wordprocessingInk" xmlns:wne="http://schemas.microsoft.com/office/word/2006/wordml" xmlns:wps="http://schemas.microsoft.com/office/word/2010/wordprocessingShape" mc:Ignorable="w14 w15 w16se w16cid w16 w16cex w16sdtdh w16du wp14">
+<w:footnotes xmlns:wpc="http://schemas.microsoft.com/office/word/2010/wordprocessingCanvas" xmlns:cx="http://schemas.microsoft.com/office/drawing/2014/chartex" xmlns:cx1="http://schemas.microsoft.com/office/drawing/2015/9/8/chartex" xmlns:cx2="http://schemas.microsoft.com/office/drawing/2015/10/21/chartex" xmlns:cx3="http://schemas.microsoft.com/office/drawing/2016/5/9/chartex" xmlns:cx4="http://schemas.microsoft.com/office/drawing/2016/5/10/chartex" xmlns:cx5="http://schemas.microsoft.com/office/drawing/2016/5/11/chartex" xmlns:cx6="http://schemas.microsoft.com/office/drawing/2016/5/12/chartex" xmlns:cx7="http://schemas.microsoft.com/office/drawing/2016/5/13/chartex" xmlns:cx8="http://schemas.microsoft.com/office/drawing/2016/5/14/chartex" xmlns:mc="http://schemas.openxmlformats.org/markup-compatibility/2006" xmlns:aink="http://schemas.microsoft.com/office/drawing/2016/ink" xmlns:am3d="http://schemas.microsoft.com/office/drawing/2017/model3d" xmlns:o="urn:schemas-microsoft-com:office:office" xmlns:oel="http://schemas.microsoft.com/office/2019/extlst" xmlns:r="http://schemas.openxmlformats.org/officeDocument/2006/relationships" xmlns:m="http://schemas.openxmlformats.org/officeDocument/2006/math" xmlns:v="urn:schemas-microsoft-com:vml" xmlns:wp14="http://schemas.microsoft.com/office/word/2010/wordprocessingDrawing" xmlns:wp="http://schemas.openxmlformats.org/drawingml/2006/wordprocessingDrawing" xmlns:w10="urn:schemas-microsoft-com:office:word" xmlns:w="http://schemas.openxmlformats.org/wordprocessingml/2006/main" xmlns:w14="http://schemas.microsoft.com/office/word/2010/wordml" xmlns:w15="http://schemas.microsoft.com/office/word/2012/wordml" xmlns:w16cex="http://schemas.microsoft.com/office/word/2018/wordml/cex" xmlns:w16cid="http://schemas.microsoft.com/office/word/2016/wordml/cid" xmlns:w16="http://schemas.microsoft.com/office/word/2018/wordml" xmlns:w16du="http://schemas.microsoft.com/office/word/2023/wordml/word16du" xmlns:w16sdtdh="http://schemas.microsoft.com/office/word/2020/wordml/sdtdatahash" xmlns:w16sdtfl="http://schemas.microsoft.com/office/word/2024/wordml/sdtformatlock" xmlns:w16se="http://schemas.microsoft.com/office/word/2015/wordml/symex" xmlns:wpg="http://schemas.microsoft.com/office/word/2010/wordprocessingGroup" xmlns:wpi="http://schemas.microsoft.com/office/word/2010/wordprocessingInk" xmlns:wne="http://schemas.microsoft.com/office/word/2006/wordml" xmlns:wps="http://schemas.microsoft.com/office/word/2010/wordprocessingShape" mc:Ignorable="w14 w15 w16se w16cid w16 w16cex w16sdtdh w16sdtfl w16du wp14">
   <w:footnote w:type="separator" w:id="-1">
     <w:p>
       <w:pPr>
@@ -25182,7 +23973,20 @@
 </file>
 
 <file path=word/header1.xml><?xml version="1.0" encoding="utf-8"?>
-<w:hdr xmlns:wpc="http://schemas.microsoft.com/office/word/2010/wordprocessingCanvas" xmlns:cx="http://schemas.microsoft.com/office/drawing/2014/chartex" xmlns:cx1="http://schemas.microsoft.com/office/drawing/2015/9/8/chartex" xmlns:cx2="http://schemas.microsoft.com/office/drawing/2015/10/21/chartex" xmlns:cx3="http://schemas.microsoft.com/office/drawing/2016/5/9/chartex" xmlns:cx4="http://schemas.microsoft.com/office/drawing/2016/5/10/chartex" xmlns:cx5="http://schemas.microsoft.com/office/drawing/2016/5/11/chartex" xmlns:cx6="http://schemas.microsoft.com/office/drawing/2016/5/12/chartex" xmlns:cx7="http://schemas.microsoft.com/office/drawing/2016/5/13/chartex" xmlns:cx8="http://schemas.microsoft.com/office/drawing/2016/5/14/chartex" xmlns:mc="http://schemas.openxmlformats.org/markup-compatibility/2006" xmlns:aink="http://schemas.microsoft.com/office/drawing/2016/ink" xmlns:am3d="http://schemas.microsoft.com/office/drawing/2017/model3d" xmlns:o="urn:schemas-microsoft-com:office:office" xmlns:oel="http://schemas.microsoft.com/office/2019/extlst" xmlns:r="http://schemas.openxmlformats.org/officeDocument/2006/relationships" xmlns:m="http://schemas.openxmlformats.org/officeDocument/2006/math" xmlns:v="urn:schemas-microsoft-com:vml" xmlns:wp14="http://schemas.microsoft.com/office/word/2010/wordprocessingDrawing" xmlns:wp="http://schemas.openxmlformats.org/drawingml/2006/wordprocessingDrawing" xmlns:w10="urn:schemas-microsoft-com:office:word" xmlns:w="http://schemas.openxmlformats.org/wordprocessingml/2006/main" xmlns:w14="http://schemas.microsoft.com/office/word/2010/wordml" xmlns:w15="http://schemas.microsoft.com/office/word/2012/wordml" xmlns:w16cex="http://schemas.microsoft.com/office/word/2018/wordml/cex" xmlns:w16cid="http://schemas.microsoft.com/office/word/2016/wordml/cid" xmlns:w16="http://schemas.microsoft.com/office/word/2018/wordml" xmlns:w16du="http://schemas.microsoft.com/office/word/2023/wordml/word16du" xmlns:w16sdtdh="http://schemas.microsoft.com/office/word/2020/wordml/sdtdatahash" xmlns:w16se="http://schemas.microsoft.com/office/word/2015/wordml/symex" xmlns:wpg="http://schemas.microsoft.com/office/word/2010/wordprocessingGroup" xmlns:wpi="http://schemas.microsoft.com/office/word/2010/wordprocessingInk" xmlns:wne="http://schemas.microsoft.com/office/word/2006/wordml" xmlns:wps="http://schemas.microsoft.com/office/word/2010/wordprocessingShape" mc:Ignorable="w14 w15 w16se w16cid w16 w16cex w16sdtdh w16du wp14">
+<w:hdr xmlns:wpc="http://schemas.microsoft.com/office/word/2010/wordprocessingCanvas" xmlns:cx="http://schemas.microsoft.com/office/drawing/2014/chartex" xmlns:cx1="http://schemas.microsoft.com/office/drawing/2015/9/8/chartex" xmlns:cx2="http://schemas.microsoft.com/office/drawing/2015/10/21/chartex" xmlns:cx3="http://schemas.microsoft.com/office/drawing/2016/5/9/chartex" xmlns:cx4="http://schemas.microsoft.com/office/drawing/2016/5/10/chartex" xmlns:cx5="http://schemas.microsoft.com/office/drawing/2016/5/11/chartex" xmlns:cx6="http://schemas.microsoft.com/office/drawing/2016/5/12/chartex" xmlns:cx7="http://schemas.microsoft.com/office/drawing/2016/5/13/chartex" xmlns:cx8="http://schemas.microsoft.com/office/drawing/2016/5/14/chartex" xmlns:mc="http://schemas.openxmlformats.org/markup-compatibility/2006" xmlns:aink="http://schemas.microsoft.com/office/drawing/2016/ink" xmlns:am3d="http://schemas.microsoft.com/office/drawing/2017/model3d" xmlns:o="urn:schemas-microsoft-com:office:office" xmlns:oel="http://schemas.microsoft.com/office/2019/extlst" xmlns:r="http://schemas.openxmlformats.org/officeDocument/2006/relationships" xmlns:m="http://schemas.openxmlformats.org/officeDocument/2006/math" xmlns:v="urn:schemas-microsoft-com:vml" xmlns:wp14="http://schemas.microsoft.com/office/word/2010/wordprocessingDrawing" xmlns:wp="http://schemas.openxmlformats.org/drawingml/2006/wordprocessingDrawing" xmlns:w10="urn:schemas-microsoft-com:office:word" xmlns:w="http://schemas.openxmlformats.org/wordprocessingml/2006/main" xmlns:w14="http://schemas.microsoft.com/office/word/2010/wordml" xmlns:w15="http://schemas.microsoft.com/office/word/2012/wordml" xmlns:w16cex="http://schemas.microsoft.com/office/word/2018/wordml/cex" xmlns:w16cid="http://schemas.microsoft.com/office/word/2016/wordml/cid" xmlns:w16="http://schemas.microsoft.com/office/word/2018/wordml" xmlns:w16du="http://schemas.microsoft.com/office/word/2023/wordml/word16du" xmlns:w16sdtdh="http://schemas.microsoft.com/office/word/2020/wordml/sdtdatahash" xmlns:w16sdtfl="http://schemas.microsoft.com/office/word/2024/wordml/sdtformatlock" xmlns:w16se="http://schemas.microsoft.com/office/word/2015/wordml/symex" xmlns:wpg="http://schemas.microsoft.com/office/word/2010/wordprocessingGroup" xmlns:wpi="http://schemas.microsoft.com/office/word/2010/wordprocessingInk" xmlns:wne="http://schemas.microsoft.com/office/word/2006/wordml" xmlns:wps="http://schemas.microsoft.com/office/word/2010/wordprocessingShape" mc:Ignorable="w14 w15 w16se w16cid w16 w16cex w16sdtdh w16sdtfl w16du wp14">
+  <w:p>
+    <w:pPr>
+      <w:pStyle w:val="a6"/>
+      <w:rPr>
+        <w:rFonts w:hint="eastAsia"/>
+      </w:rPr>
+    </w:pPr>
+  </w:p>
+</w:hdr>
+</file>
+
+<file path=word/header2.xml><?xml version="1.0" encoding="utf-8"?>
+<w:hdr xmlns:wpc="http://schemas.microsoft.com/office/word/2010/wordprocessingCanvas" xmlns:cx="http://schemas.microsoft.com/office/drawing/2014/chartex" xmlns:cx1="http://schemas.microsoft.com/office/drawing/2015/9/8/chartex" xmlns:cx2="http://schemas.microsoft.com/office/drawing/2015/10/21/chartex" xmlns:cx3="http://schemas.microsoft.com/office/drawing/2016/5/9/chartex" xmlns:cx4="http://schemas.microsoft.com/office/drawing/2016/5/10/chartex" xmlns:cx5="http://schemas.microsoft.com/office/drawing/2016/5/11/chartex" xmlns:cx6="http://schemas.microsoft.com/office/drawing/2016/5/12/chartex" xmlns:cx7="http://schemas.microsoft.com/office/drawing/2016/5/13/chartex" xmlns:cx8="http://schemas.microsoft.com/office/drawing/2016/5/14/chartex" xmlns:mc="http://schemas.openxmlformats.org/markup-compatibility/2006" xmlns:aink="http://schemas.microsoft.com/office/drawing/2016/ink" xmlns:am3d="http://schemas.microsoft.com/office/drawing/2017/model3d" xmlns:o="urn:schemas-microsoft-com:office:office" xmlns:oel="http://schemas.microsoft.com/office/2019/extlst" xmlns:r="http://schemas.openxmlformats.org/officeDocument/2006/relationships" xmlns:m="http://schemas.openxmlformats.org/officeDocument/2006/math" xmlns:v="urn:schemas-microsoft-com:vml" xmlns:wp14="http://schemas.microsoft.com/office/word/2010/wordprocessingDrawing" xmlns:wp="http://schemas.openxmlformats.org/drawingml/2006/wordprocessingDrawing" xmlns:w10="urn:schemas-microsoft-com:office:word" xmlns:w="http://schemas.openxmlformats.org/wordprocessingml/2006/main" xmlns:w14="http://schemas.microsoft.com/office/word/2010/wordml" xmlns:w15="http://schemas.microsoft.com/office/word/2012/wordml" xmlns:w16cex="http://schemas.microsoft.com/office/word/2018/wordml/cex" xmlns:w16cid="http://schemas.microsoft.com/office/word/2016/wordml/cid" xmlns:w16="http://schemas.microsoft.com/office/word/2018/wordml" xmlns:w16du="http://schemas.microsoft.com/office/word/2023/wordml/word16du" xmlns:w16sdtdh="http://schemas.microsoft.com/office/word/2020/wordml/sdtdatahash" xmlns:w16sdtfl="http://schemas.microsoft.com/office/word/2024/wordml/sdtformatlock" xmlns:w16se="http://schemas.microsoft.com/office/word/2015/wordml/symex" xmlns:wpg="http://schemas.microsoft.com/office/word/2010/wordprocessingGroup" xmlns:wpi="http://schemas.microsoft.com/office/word/2010/wordprocessingInk" xmlns:wne="http://schemas.microsoft.com/office/word/2006/wordml" xmlns:wps="http://schemas.microsoft.com/office/word/2010/wordprocessingShape" mc:Ignorable="w14 w15 w16se w16cid w16 w16cex w16sdtdh w16sdtfl w16du wp14">
   <w:p>
     <w:pPr>
       <w:pStyle w:val="a6"/>
@@ -25195,7 +23999,21 @@
         <w:rFonts w:hint="eastAsia"/>
         <w:u w:val="single"/>
       </w:rPr>
-      <w:t xml:space="preserve">《软件开发环境与工具》课程项目报告                                              </w:t>
+      <w:t>《软件</w:t>
+    </w:r>
+    <w:r>
+      <w:rPr>
+        <w:rFonts w:hint="eastAsia"/>
+        <w:u w:val="single"/>
+      </w:rPr>
+      <w:t>项目管理</w:t>
+    </w:r>
+    <w:r>
+      <w:rPr>
+        <w:rFonts w:hint="eastAsia"/>
+        <w:u w:val="single"/>
+      </w:rPr>
+      <w:t xml:space="preserve">》课程项目报告                                              </w:t>
     </w:r>
     <w:r>
       <w:rPr>
@@ -25215,8 +24033,21 @@
 </w:hdr>
 </file>
 
+<file path=word/header3.xml><?xml version="1.0" encoding="utf-8"?>
+<w:hdr xmlns:wpc="http://schemas.microsoft.com/office/word/2010/wordprocessingCanvas" xmlns:cx="http://schemas.microsoft.com/office/drawing/2014/chartex" xmlns:cx1="http://schemas.microsoft.com/office/drawing/2015/9/8/chartex" xmlns:cx2="http://schemas.microsoft.com/office/drawing/2015/10/21/chartex" xmlns:cx3="http://schemas.microsoft.com/office/drawing/2016/5/9/chartex" xmlns:cx4="http://schemas.microsoft.com/office/drawing/2016/5/10/chartex" xmlns:cx5="http://schemas.microsoft.com/office/drawing/2016/5/11/chartex" xmlns:cx6="http://schemas.microsoft.com/office/drawing/2016/5/12/chartex" xmlns:cx7="http://schemas.microsoft.com/office/drawing/2016/5/13/chartex" xmlns:cx8="http://schemas.microsoft.com/office/drawing/2016/5/14/chartex" xmlns:mc="http://schemas.openxmlformats.org/markup-compatibility/2006" xmlns:aink="http://schemas.microsoft.com/office/drawing/2016/ink" xmlns:am3d="http://schemas.microsoft.com/office/drawing/2017/model3d" xmlns:o="urn:schemas-microsoft-com:office:office" xmlns:oel="http://schemas.microsoft.com/office/2019/extlst" xmlns:r="http://schemas.openxmlformats.org/officeDocument/2006/relationships" xmlns:m="http://schemas.openxmlformats.org/officeDocument/2006/math" xmlns:v="urn:schemas-microsoft-com:vml" xmlns:wp14="http://schemas.microsoft.com/office/word/2010/wordprocessingDrawing" xmlns:wp="http://schemas.openxmlformats.org/drawingml/2006/wordprocessingDrawing" xmlns:w10="urn:schemas-microsoft-com:office:word" xmlns:w="http://schemas.openxmlformats.org/wordprocessingml/2006/main" xmlns:w14="http://schemas.microsoft.com/office/word/2010/wordml" xmlns:w15="http://schemas.microsoft.com/office/word/2012/wordml" xmlns:w16cex="http://schemas.microsoft.com/office/word/2018/wordml/cex" xmlns:w16cid="http://schemas.microsoft.com/office/word/2016/wordml/cid" xmlns:w16="http://schemas.microsoft.com/office/word/2018/wordml" xmlns:w16du="http://schemas.microsoft.com/office/word/2023/wordml/word16du" xmlns:w16sdtdh="http://schemas.microsoft.com/office/word/2020/wordml/sdtdatahash" xmlns:w16sdtfl="http://schemas.microsoft.com/office/word/2024/wordml/sdtformatlock" xmlns:w16se="http://schemas.microsoft.com/office/word/2015/wordml/symex" xmlns:wpg="http://schemas.microsoft.com/office/word/2010/wordprocessingGroup" xmlns:wpi="http://schemas.microsoft.com/office/word/2010/wordprocessingInk" xmlns:wne="http://schemas.microsoft.com/office/word/2006/wordml" xmlns:wps="http://schemas.microsoft.com/office/word/2010/wordprocessingShape" mc:Ignorable="w14 w15 w16se w16cid w16 w16cex w16sdtdh w16sdtfl w16du wp14">
+  <w:p>
+    <w:pPr>
+      <w:pStyle w:val="a6"/>
+      <w:rPr>
+        <w:rFonts w:hint="eastAsia"/>
+      </w:rPr>
+    </w:pPr>
+  </w:p>
+</w:hdr>
+</file>
+
 <file path=word/numbering.xml><?xml version="1.0" encoding="utf-8"?>
-<w:numbering xmlns:wpc="http://schemas.microsoft.com/office/word/2010/wordprocessingCanvas" xmlns:cx="http://schemas.microsoft.com/office/drawing/2014/chartex" xmlns:cx1="http://schemas.microsoft.com/office/drawing/2015/9/8/chartex" xmlns:cx2="http://schemas.microsoft.com/office/drawing/2015/10/21/chartex" xmlns:cx3="http://schemas.microsoft.com/office/drawing/2016/5/9/chartex" xmlns:cx4="http://schemas.microsoft.com/office/drawing/2016/5/10/chartex" xmlns:cx5="http://schemas.microsoft.com/office/drawing/2016/5/11/chartex" xmlns:cx6="http://schemas.microsoft.com/office/drawing/2016/5/12/chartex" xmlns:cx7="http://schemas.microsoft.com/office/drawing/2016/5/13/chartex" xmlns:cx8="http://schemas.microsoft.com/office/drawing/2016/5/14/chartex" xmlns:mc="http://schemas.openxmlformats.org/markup-compatibility/2006" xmlns:aink="http://schemas.microsoft.com/office/drawing/2016/ink" xmlns:am3d="http://schemas.microsoft.com/office/drawing/2017/model3d" xmlns:o="urn:schemas-microsoft-com:office:office" xmlns:oel="http://schemas.microsoft.com/office/2019/extlst" xmlns:r="http://schemas.openxmlformats.org/officeDocument/2006/relationships" xmlns:m="http://schemas.openxmlformats.org/officeDocument/2006/math" xmlns:v="urn:schemas-microsoft-com:vml" xmlns:wp14="http://schemas.microsoft.com/office/word/2010/wordprocessingDrawing" xmlns:wp="http://schemas.openxmlformats.org/drawingml/2006/wordprocessingDrawing" xmlns:w10="urn:schemas-microsoft-com:office:word" xmlns:w="http://schemas.openxmlformats.org/wordprocessingml/2006/main" xmlns:w14="http://schemas.microsoft.com/office/word/2010/wordml" xmlns:w15="http://schemas.microsoft.com/office/word/2012/wordml" xmlns:w16cex="http://schemas.microsoft.com/office/word/2018/wordml/cex" xmlns:w16cid="http://schemas.microsoft.com/office/word/2016/wordml/cid" xmlns:w16="http://schemas.microsoft.com/office/word/2018/wordml" xmlns:w16du="http://schemas.microsoft.com/office/word/2023/wordml/word16du" xmlns:w16sdtdh="http://schemas.microsoft.com/office/word/2020/wordml/sdtdatahash" xmlns:w16se="http://schemas.microsoft.com/office/word/2015/wordml/symex" xmlns:wpg="http://schemas.microsoft.com/office/word/2010/wordprocessingGroup" xmlns:wpi="http://schemas.microsoft.com/office/word/2010/wordprocessingInk" xmlns:wne="http://schemas.microsoft.com/office/word/2006/wordml" xmlns:wps="http://schemas.microsoft.com/office/word/2010/wordprocessingShape" mc:Ignorable="w14 w15 w16se w16cid w16 w16cex w16sdtdh w16du wp14">
+<w:numbering xmlns:wpc="http://schemas.microsoft.com/office/word/2010/wordprocessingCanvas" xmlns:cx="http://schemas.microsoft.com/office/drawing/2014/chartex" xmlns:cx1="http://schemas.microsoft.com/office/drawing/2015/9/8/chartex" xmlns:cx2="http://schemas.microsoft.com/office/drawing/2015/10/21/chartex" xmlns:cx3="http://schemas.microsoft.com/office/drawing/2016/5/9/chartex" xmlns:cx4="http://schemas.microsoft.com/office/drawing/2016/5/10/chartex" xmlns:cx5="http://schemas.microsoft.com/office/drawing/2016/5/11/chartex" xmlns:cx6="http://schemas.microsoft.com/office/drawing/2016/5/12/chartex" xmlns:cx7="http://schemas.microsoft.com/office/drawing/2016/5/13/chartex" xmlns:cx8="http://schemas.microsoft.com/office/drawing/2016/5/14/chartex" xmlns:mc="http://schemas.openxmlformats.org/markup-compatibility/2006" xmlns:aink="http://schemas.microsoft.com/office/drawing/2016/ink" xmlns:am3d="http://schemas.microsoft.com/office/drawing/2017/model3d" xmlns:o="urn:schemas-microsoft-com:office:office" xmlns:oel="http://schemas.microsoft.com/office/2019/extlst" xmlns:r="http://schemas.openxmlformats.org/officeDocument/2006/relationships" xmlns:m="http://schemas.openxmlformats.org/officeDocument/2006/math" xmlns:v="urn:schemas-microsoft-com:vml" xmlns:wp14="http://schemas.microsoft.com/office/word/2010/wordprocessingDrawing" xmlns:wp="http://schemas.openxmlformats.org/drawingml/2006/wordprocessingDrawing" xmlns:w10="urn:schemas-microsoft-com:office:word" xmlns:w="http://schemas.openxmlformats.org/wordprocessingml/2006/main" xmlns:w14="http://schemas.microsoft.com/office/word/2010/wordml" xmlns:w15="http://schemas.microsoft.com/office/word/2012/wordml" xmlns:w16cex="http://schemas.microsoft.com/office/word/2018/wordml/cex" xmlns:w16cid="http://schemas.microsoft.com/office/word/2016/wordml/cid" xmlns:w16="http://schemas.microsoft.com/office/word/2018/wordml" xmlns:w16du="http://schemas.microsoft.com/office/word/2023/wordml/word16du" xmlns:w16sdtdh="http://schemas.microsoft.com/office/word/2020/wordml/sdtdatahash" xmlns:w16sdtfl="http://schemas.microsoft.com/office/word/2024/wordml/sdtformatlock" xmlns:w16se="http://schemas.microsoft.com/office/word/2015/wordml/symex" xmlns:wpg="http://schemas.microsoft.com/office/word/2010/wordprocessingGroup" xmlns:wpi="http://schemas.microsoft.com/office/word/2010/wordprocessingInk" xmlns:wne="http://schemas.microsoft.com/office/word/2006/wordml" xmlns:wps="http://schemas.microsoft.com/office/word/2010/wordprocessingShape" mc:Ignorable="w14 w15 w16se w16cid w16 w16cex w16sdtdh w16sdtfl w16du wp14">
   <w:abstractNum w:abstractNumId="0" w15:restartNumberingAfterBreak="0">
     <w:nsid w:val="DE12EC6B"/>
     <w:multiLevelType w:val="multilevel"/>
@@ -27654,7 +26485,7 @@
 </file>
 
 <file path=word/styles.xml><?xml version="1.0" encoding="utf-8"?>
-<w:styles xmlns:mc="http://schemas.openxmlformats.org/markup-compatibility/2006" xmlns:r="http://schemas.openxmlformats.org/officeDocument/2006/relationships" xmlns:w="http://schemas.openxmlformats.org/wordprocessingml/2006/main" xmlns:w14="http://schemas.microsoft.com/office/word/2010/wordml" xmlns:w15="http://schemas.microsoft.com/office/word/2012/wordml" xmlns:w16cex="http://schemas.microsoft.com/office/word/2018/wordml/cex" xmlns:w16cid="http://schemas.microsoft.com/office/word/2016/wordml/cid" xmlns:w16="http://schemas.microsoft.com/office/word/2018/wordml" xmlns:w16du="http://schemas.microsoft.com/office/word/2023/wordml/word16du" xmlns:w16sdtdh="http://schemas.microsoft.com/office/word/2020/wordml/sdtdatahash" xmlns:w16se="http://schemas.microsoft.com/office/word/2015/wordml/symex" mc:Ignorable="w14 w15 w16se w16cid w16 w16cex w16sdtdh w16du">
+<w:styles xmlns:mc="http://schemas.openxmlformats.org/markup-compatibility/2006" xmlns:r="http://schemas.openxmlformats.org/officeDocument/2006/relationships" xmlns:w="http://schemas.openxmlformats.org/wordprocessingml/2006/main" xmlns:w14="http://schemas.microsoft.com/office/word/2010/wordml" xmlns:w15="http://schemas.microsoft.com/office/word/2012/wordml" xmlns:w16cex="http://schemas.microsoft.com/office/word/2018/wordml/cex" xmlns:w16cid="http://schemas.microsoft.com/office/word/2016/wordml/cid" xmlns:w16="http://schemas.microsoft.com/office/word/2018/wordml" xmlns:w16du="http://schemas.microsoft.com/office/word/2023/wordml/word16du" xmlns:w16sdtdh="http://schemas.microsoft.com/office/word/2020/wordml/sdtdatahash" xmlns:w16sdtfl="http://schemas.microsoft.com/office/word/2024/wordml/sdtformatlock" xmlns:w16se="http://schemas.microsoft.com/office/word/2015/wordml/symex" mc:Ignorable="w14 w15 w16se w16cid w16 w16cex w16sdtdh w16sdtfl w16du">
   <w:docDefaults>
     <w:rPrDefault>
       <w:rPr>
@@ -28139,6 +26970,7 @@
   <w:style w:type="character" w:default="1" w:styleId="a0">
     <w:name w:val="Default Paragraph Font"/>
     <w:uiPriority w:val="1"/>
+    <w:semiHidden/>
     <w:unhideWhenUsed/>
   </w:style>
   <w:style w:type="table" w:default="1" w:styleId="a1">
